--- a/documents/Benutzerhandbuch_Developer_fr.docx
+++ b/documents/Benutzerhandbuch_Developer_fr.docx
@@ -8,12 +8,14 @@
         <w:rPr>
           <w:rFonts w:ascii="Cadastra" w:hAnsi="Cadastra"/>
           <w:sz w:val="48"/>
+          <w:lang w:val="fr-CH"/>
         </w:rPr>
       </w:pPr>
       <w:r>
         <w:rPr>
           <w:rFonts w:ascii="Cadastra" w:hAnsi="Cadastra"/>
           <w:sz w:val="48"/>
+          <w:lang w:val="fr-CH"/>
         </w:rPr>
         <w:t xml:space="preserve">Manuel </w:t>
       </w:r>
@@ -22,6 +24,7 @@
         <w:rPr>
           <w:rFonts w:ascii="Cadastra" w:hAnsi="Cadastra"/>
           <w:sz w:val="48"/>
+          <w:lang w:val="fr-CH"/>
         </w:rPr>
         <w:t>d’utilisateur</w:t>
       </w:r>
@@ -29,6 +32,7 @@
         <w:rPr>
           <w:rFonts w:ascii="Cadastra" w:hAnsi="Cadastra"/>
           <w:sz w:val="48"/>
+          <w:lang w:val="fr-CH"/>
         </w:rPr>
         <w:t>:</w:t>
       </w:r>
@@ -37,6 +41,7 @@
         <w:rPr>
           <w:rFonts w:ascii="Cadastra" w:hAnsi="Cadastra"/>
           <w:sz w:val="48"/>
+          <w:lang w:val="fr-CH"/>
         </w:rPr>
         <w:t xml:space="preserve"> </w:t>
       </w:r>
@@ -44,6 +49,7 @@
         <w:rPr>
           <w:rFonts w:ascii="Cadastra" w:hAnsi="Cadastra"/>
           <w:sz w:val="48"/>
+          <w:lang w:val="fr-CH"/>
         </w:rPr>
         <w:t xml:space="preserve">ÖREB </w:t>
       </w:r>
@@ -51,6 +57,7 @@
         <w:rPr>
           <w:rFonts w:ascii="Cadastra" w:hAnsi="Cadastra"/>
           <w:sz w:val="48"/>
+          <w:lang w:val="fr-CH"/>
         </w:rPr>
         <w:t>Checker</w:t>
       </w:r>
@@ -60,12 +67,14 @@
         <w:rPr>
           <w:rFonts w:ascii="Cadastra" w:hAnsi="Cadastra"/>
           <w:sz w:val="18"/>
-        </w:rPr>
-      </w:pPr>
-      <w:r>
-        <w:rPr>
-          <w:rFonts w:ascii="Cadastra" w:hAnsi="Cadastra"/>
-          <w:sz w:val="18"/>
+          <w:lang w:val="fr-CH"/>
+        </w:rPr>
+      </w:pPr>
+      <w:r>
+        <w:rPr>
+          <w:rFonts w:ascii="Cadastra" w:hAnsi="Cadastra"/>
+          <w:sz w:val="18"/>
+          <w:lang w:val="fr-CH"/>
         </w:rPr>
         <w:t>ÖREB Checker est un outil de ligne de commande basé sur Java qui permet de valider les services web RDPPF (Restriction de droit public à la propriété foncière) conformément aux instructions RDPPF</w:t>
       </w:r>
@@ -73,6 +82,7 @@
         <w:rPr>
           <w:rFonts w:ascii="Cadastra" w:hAnsi="Cadastra"/>
           <w:sz w:val="18"/>
+          <w:lang w:val="fr-CH"/>
         </w:rPr>
         <w:t xml:space="preserve">. </w:t>
       </w:r>
@@ -80,70 +90,15 @@
         <w:rPr>
           <w:rFonts w:ascii="Cadastra" w:hAnsi="Cadastra"/>
           <w:sz w:val="18"/>
-        </w:rPr>
-        <w:t xml:space="preserve">Il effectue des vérifications automatisées pour différentes opérations de service telles que </w:t>
-      </w:r>
-      <w:proofErr w:type="spellStart"/>
-      <w:r>
-        <w:rPr>
-          <w:rFonts w:ascii="Cadastra" w:hAnsi="Cadastra"/>
-          <w:sz w:val="18"/>
-        </w:rPr>
-        <w:t>GetVersions</w:t>
-      </w:r>
-      <w:proofErr w:type="spellEnd"/>
-      <w:r>
-        <w:rPr>
-          <w:rFonts w:ascii="Cadastra" w:hAnsi="Cadastra"/>
-          <w:sz w:val="18"/>
-        </w:rPr>
-        <w:t xml:space="preserve">, </w:t>
-      </w:r>
-      <w:proofErr w:type="spellStart"/>
-      <w:r>
-        <w:rPr>
-          <w:rFonts w:ascii="Cadastra" w:hAnsi="Cadastra"/>
-          <w:sz w:val="18"/>
-        </w:rPr>
-        <w:t>GetCapabilities</w:t>
-      </w:r>
-      <w:proofErr w:type="spellEnd"/>
-      <w:r>
-        <w:rPr>
-          <w:rFonts w:ascii="Cadastra" w:hAnsi="Cadastra"/>
-          <w:sz w:val="18"/>
-        </w:rPr>
-        <w:t xml:space="preserve">, </w:t>
-      </w:r>
-      <w:proofErr w:type="spellStart"/>
-      <w:r>
-        <w:rPr>
-          <w:rFonts w:ascii="Cadastra" w:hAnsi="Cadastra"/>
-          <w:sz w:val="18"/>
-        </w:rPr>
-        <w:t>GetEGRID</w:t>
-      </w:r>
-      <w:proofErr w:type="spellEnd"/>
-      <w:r>
-        <w:rPr>
-          <w:rFonts w:ascii="Cadastra" w:hAnsi="Cadastra"/>
-          <w:sz w:val="18"/>
-        </w:rPr>
-        <w:t xml:space="preserve"> et </w:t>
-      </w:r>
-      <w:proofErr w:type="spellStart"/>
-      <w:r>
-        <w:rPr>
-          <w:rFonts w:ascii="Cadastra" w:hAnsi="Cadastra"/>
-          <w:sz w:val="18"/>
-        </w:rPr>
-        <w:t>GetExtractById</w:t>
-      </w:r>
-      <w:proofErr w:type="spellEnd"/>
-      <w:r>
-        <w:rPr>
-          <w:rFonts w:ascii="Cadastra" w:hAnsi="Cadastra"/>
-          <w:sz w:val="18"/>
+          <w:lang w:val="fr-CH"/>
+        </w:rPr>
+        <w:t>Il effectue des vérifications automatisées pour différentes opérations de service telles que GetVersions, GetCapabilities, GetEGRID et GetExtractById</w:t>
+      </w:r>
+      <w:r>
+        <w:rPr>
+          <w:rFonts w:ascii="Cadastra" w:hAnsi="Cadastra"/>
+          <w:sz w:val="18"/>
+          <w:lang w:val="fr-CH"/>
         </w:rPr>
         <w:t>.</w:t>
       </w:r>
@@ -178,36 +133,23 @@
         <w:rPr>
           <w:rFonts w:ascii="Cadastra" w:hAnsi="Cadastra"/>
           <w:sz w:val="18"/>
-        </w:rPr>
-      </w:pPr>
-      <w:r>
-        <w:rPr>
-          <w:rFonts w:ascii="Cadastra" w:hAnsi="Cadastra"/>
-          <w:sz w:val="18"/>
-        </w:rPr>
-        <w:t xml:space="preserve">Java Runtime </w:t>
-      </w:r>
-      <w:proofErr w:type="spellStart"/>
-      <w:r>
-        <w:rPr>
-          <w:rFonts w:ascii="Cadastra" w:hAnsi="Cadastra"/>
-          <w:sz w:val="18"/>
-        </w:rPr>
-        <w:t>Environment</w:t>
-      </w:r>
-      <w:proofErr w:type="spellEnd"/>
-      <w:r>
-        <w:rPr>
-          <w:rFonts w:ascii="Cadastra" w:hAnsi="Cadastra"/>
-          <w:sz w:val="18"/>
-        </w:rPr>
-        <w:t xml:space="preserve"> (JRE</w:t>
+          <w:lang w:val="fr-CH"/>
+        </w:rPr>
+      </w:pPr>
+      <w:r>
+        <w:rPr>
+          <w:rFonts w:ascii="Cadastra" w:hAnsi="Cadastra"/>
+          <w:sz w:val="18"/>
+          <w:lang w:val="fr-CH"/>
+        </w:rPr>
+        <w:t>Java Runtime Environment (JRE</w:t>
       </w:r>
       <w:proofErr w:type="gramStart"/>
       <w:r>
         <w:rPr>
           <w:rFonts w:ascii="Cadastra" w:hAnsi="Cadastra"/>
           <w:sz w:val="18"/>
+          <w:lang w:val="fr-CH"/>
         </w:rPr>
         <w:t>):</w:t>
       </w:r>
@@ -216,6 +158,7 @@
         <w:rPr>
           <w:rFonts w:ascii="Cadastra" w:hAnsi="Cadastra"/>
           <w:sz w:val="18"/>
+          <w:lang w:val="fr-CH"/>
         </w:rPr>
         <w:t xml:space="preserve"> </w:t>
       </w:r>
@@ -223,6 +166,7 @@
         <w:rPr>
           <w:rFonts w:ascii="Cadastra" w:hAnsi="Cadastra"/>
           <w:sz w:val="18"/>
+          <w:lang w:val="fr-CH"/>
         </w:rPr>
         <w:t>version 21 ou supérieure</w:t>
       </w:r>
@@ -230,6 +174,7 @@
         <w:rPr>
           <w:rFonts w:ascii="Cadastra" w:hAnsi="Cadastra"/>
           <w:sz w:val="18"/>
+          <w:lang w:val="fr-CH"/>
         </w:rPr>
         <w:t>.</w:t>
       </w:r>
@@ -244,6 +189,7 @@
         <w:rPr>
           <w:rFonts w:ascii="Cadastra" w:hAnsi="Cadastra"/>
           <w:sz w:val="18"/>
+          <w:lang w:val="fr-CH"/>
         </w:rPr>
       </w:pPr>
       <w:proofErr w:type="gramStart"/>
@@ -251,6 +197,7 @@
         <w:rPr>
           <w:rFonts w:ascii="Cadastra" w:hAnsi="Cadastra"/>
           <w:sz w:val="18"/>
+          <w:lang w:val="fr-CH"/>
         </w:rPr>
         <w:t>Maven:</w:t>
       </w:r>
@@ -259,6 +206,7 @@
         <w:rPr>
           <w:rFonts w:ascii="Cadastra" w:hAnsi="Cadastra"/>
           <w:sz w:val="18"/>
+          <w:lang w:val="fr-CH"/>
         </w:rPr>
         <w:t xml:space="preserve"> (</w:t>
       </w:r>
@@ -266,6 +214,7 @@
         <w:rPr>
           <w:rFonts w:ascii="Cadastra" w:hAnsi="Cadastra"/>
           <w:sz w:val="18"/>
+          <w:lang w:val="fr-CH"/>
         </w:rPr>
         <w:t>facultatif</w:t>
       </w:r>
@@ -273,6 +222,7 @@
         <w:rPr>
           <w:rFonts w:ascii="Cadastra" w:hAnsi="Cadastra"/>
           <w:sz w:val="18"/>
+          <w:lang w:val="fr-CH"/>
         </w:rPr>
         <w:t xml:space="preserve">) </w:t>
       </w:r>
@@ -280,6 +230,7 @@
         <w:rPr>
           <w:rFonts w:ascii="Cadastra" w:hAnsi="Cadastra"/>
           <w:sz w:val="18"/>
+          <w:lang w:val="fr-CH"/>
         </w:rPr>
         <w:t>uniquement nécessaire si vous souhaitez créer vous-même l’application à partir du code source</w:t>
       </w:r>
@@ -287,6 +238,7 @@
         <w:rPr>
           <w:rFonts w:ascii="Cadastra" w:hAnsi="Cadastra"/>
           <w:sz w:val="18"/>
+          <w:lang w:val="fr-CH"/>
         </w:rPr>
         <w:t>.</w:t>
       </w:r>
@@ -365,69 +317,22 @@
         <w:rPr>
           <w:rFonts w:ascii="Cadastra" w:hAnsi="Cadastra"/>
           <w:sz w:val="18"/>
-        </w:rPr>
-      </w:pPr>
-      <w:proofErr w:type="spellStart"/>
-      <w:r>
-        <w:rPr>
-          <w:rFonts w:ascii="Cadastra" w:hAnsi="Cadastra"/>
-          <w:sz w:val="18"/>
-        </w:rPr>
-        <w:t>Ouvrez</w:t>
-      </w:r>
-      <w:proofErr w:type="spellEnd"/>
-      <w:r>
-        <w:rPr>
-          <w:rFonts w:ascii="Cadastra" w:hAnsi="Cadastra"/>
-          <w:sz w:val="18"/>
-        </w:rPr>
-        <w:t xml:space="preserve"> </w:t>
-      </w:r>
-      <w:proofErr w:type="spellStart"/>
-      <w:r>
-        <w:rPr>
-          <w:rFonts w:ascii="Cadastra" w:hAnsi="Cadastra"/>
-          <w:sz w:val="18"/>
-        </w:rPr>
-        <w:t>votre</w:t>
-      </w:r>
-      <w:proofErr w:type="spellEnd"/>
-      <w:r>
-        <w:rPr>
-          <w:rFonts w:ascii="Cadastra" w:hAnsi="Cadastra"/>
-          <w:sz w:val="18"/>
-        </w:rPr>
-        <w:t xml:space="preserve"> terminal/</w:t>
-      </w:r>
-      <w:proofErr w:type="spellStart"/>
-      <w:r>
-        <w:rPr>
-          <w:rFonts w:ascii="Cadastra" w:hAnsi="Cadastra"/>
-          <w:sz w:val="18"/>
-        </w:rPr>
-        <w:t>ligne</w:t>
-      </w:r>
-      <w:proofErr w:type="spellEnd"/>
-      <w:r>
-        <w:rPr>
-          <w:rFonts w:ascii="Cadastra" w:hAnsi="Cadastra"/>
-          <w:sz w:val="18"/>
-        </w:rPr>
-        <w:t xml:space="preserve"> de </w:t>
-      </w:r>
-      <w:proofErr w:type="spellStart"/>
-      <w:r>
-        <w:rPr>
-          <w:rFonts w:ascii="Cadastra" w:hAnsi="Cadastra"/>
-          <w:sz w:val="18"/>
-        </w:rPr>
-        <w:t>commande</w:t>
-      </w:r>
-      <w:proofErr w:type="spellEnd"/>
-      <w:r>
-        <w:rPr>
-          <w:rFonts w:ascii="Cadastra" w:hAnsi="Cadastra"/>
-          <w:sz w:val="18"/>
+          <w:lang w:val="fr-CH"/>
+        </w:rPr>
+      </w:pPr>
+      <w:r>
+        <w:rPr>
+          <w:rFonts w:ascii="Cadastra" w:hAnsi="Cadastra"/>
+          <w:sz w:val="18"/>
+          <w:lang w:val="fr-CH"/>
+        </w:rPr>
+        <w:t>Ouvrez votre terminal/ligne de commande</w:t>
+      </w:r>
+      <w:r>
+        <w:rPr>
+          <w:rFonts w:ascii="Cadastra" w:hAnsi="Cadastra"/>
+          <w:sz w:val="18"/>
+          <w:lang w:val="fr-CH"/>
         </w:rPr>
         <w:t>.</w:t>
       </w:r>
@@ -442,12 +347,14 @@
         <w:rPr>
           <w:rFonts w:ascii="Cadastra" w:hAnsi="Cadastra"/>
           <w:sz w:val="18"/>
-        </w:rPr>
-      </w:pPr>
-      <w:r>
-        <w:rPr>
-          <w:rFonts w:ascii="Cadastra" w:hAnsi="Cadastra"/>
-          <w:sz w:val="18"/>
+          <w:lang w:val="fr-CH"/>
+        </w:rPr>
+      </w:pPr>
+      <w:r>
+        <w:rPr>
+          <w:rFonts w:ascii="Cadastra" w:hAnsi="Cadastra"/>
+          <w:sz w:val="18"/>
+          <w:lang w:val="fr-CH"/>
         </w:rPr>
         <w:t>Naviguez jusqu’au répertoire principal du projet</w:t>
       </w:r>
@@ -455,6 +362,7 @@
         <w:rPr>
           <w:rFonts w:ascii="Cadastra" w:hAnsi="Cadastra"/>
           <w:sz w:val="18"/>
+          <w:lang w:val="fr-CH"/>
         </w:rPr>
         <w:t>.</w:t>
       </w:r>
@@ -545,20 +453,21 @@
               <w:pStyle w:val="Paragraphedeliste"/>
               <w:ind w:left="0"/>
               <w:rPr>
-                <w:sz w:val="18"/>
-                <w:szCs w:val="18"/>
+                <w:rFonts w:ascii="Courier New" w:hAnsi="Courier New" w:cs="Courier New"/>
+                <w:sz w:val="14"/>
+                <w:szCs w:val="14"/>
               </w:rPr>
             </w:pPr>
             <w:proofErr w:type="spellStart"/>
             <w:r>
               <w:rPr>
                 <w:rStyle w:val="Accentuationintense"/>
-                <w:rFonts w:ascii="Bahnschrift Light SemiCondensed" w:hAnsi="Bahnschrift Light SemiCondensed"/>
+                <w:rFonts w:ascii="Courier New" w:hAnsi="Courier New" w:cs="Courier New"/>
                 <w:i w:val="0"/>
                 <w:iCs w:val="0"/>
                 <w:color w:val="196B24" w:themeColor="accent3"/>
-                <w:sz w:val="18"/>
-                <w:szCs w:val="18"/>
+                <w:sz w:val="14"/>
+                <w:szCs w:val="14"/>
               </w:rPr>
               <w:t>mvn</w:t>
             </w:r>
@@ -566,12 +475,12 @@
             <w:r>
               <w:rPr>
                 <w:rStyle w:val="Accentuationintense"/>
-                <w:rFonts w:ascii="Bahnschrift Light SemiCondensed" w:hAnsi="Bahnschrift Light SemiCondensed"/>
+                <w:rFonts w:ascii="Courier New" w:hAnsi="Courier New" w:cs="Courier New"/>
                 <w:i w:val="0"/>
                 <w:iCs w:val="0"/>
                 <w:color w:val="196B24" w:themeColor="accent3"/>
-                <w:sz w:val="18"/>
-                <w:szCs w:val="18"/>
+                <w:sz w:val="14"/>
+                <w:szCs w:val="14"/>
               </w:rPr>
               <w:t xml:space="preserve"> clean </w:t>
             </w:r>
@@ -579,12 +488,12 @@
             <w:r>
               <w:rPr>
                 <w:rStyle w:val="Accentuationintense"/>
-                <w:rFonts w:ascii="Bahnschrift Light SemiCondensed" w:hAnsi="Bahnschrift Light SemiCondensed"/>
+                <w:rFonts w:ascii="Courier New" w:hAnsi="Courier New" w:cs="Courier New"/>
                 <w:i w:val="0"/>
                 <w:iCs w:val="0"/>
                 <w:color w:val="196B24" w:themeColor="accent3"/>
-                <w:sz w:val="18"/>
-                <w:szCs w:val="18"/>
+                <w:sz w:val="14"/>
+                <w:szCs w:val="14"/>
               </w:rPr>
               <w:t>package</w:t>
             </w:r>
@@ -592,12 +501,12 @@
             <w:r>
               <w:rPr>
                 <w:rStyle w:val="Accentuationintense"/>
-                <w:rFonts w:ascii="Bahnschrift Light SemiCondensed" w:hAnsi="Bahnschrift Light SemiCondensed"/>
+                <w:rFonts w:ascii="Courier New" w:hAnsi="Courier New" w:cs="Courier New"/>
                 <w:i w:val="0"/>
                 <w:iCs w:val="0"/>
                 <w:color w:val="196B24" w:themeColor="accent3"/>
-                <w:sz w:val="18"/>
-                <w:szCs w:val="18"/>
+                <w:sz w:val="14"/>
+                <w:szCs w:val="14"/>
               </w:rPr>
               <w:t xml:space="preserve"> -</w:t>
             </w:r>
@@ -605,12 +514,12 @@
             <w:r>
               <w:rPr>
                 <w:rStyle w:val="Accentuationintense"/>
-                <w:rFonts w:ascii="Bahnschrift Light SemiCondensed" w:hAnsi="Bahnschrift Light SemiCondensed"/>
+                <w:rFonts w:ascii="Courier New" w:hAnsi="Courier New" w:cs="Courier New"/>
                 <w:i w:val="0"/>
                 <w:iCs w:val="0"/>
                 <w:color w:val="196B24" w:themeColor="accent3"/>
-                <w:sz w:val="18"/>
-                <w:szCs w:val="18"/>
+                <w:sz w:val="14"/>
+                <w:szCs w:val="14"/>
               </w:rPr>
               <w:t>DskipTests</w:t>
             </w:r>
@@ -634,12 +543,14 @@
         <w:rPr>
           <w:rFonts w:ascii="Cadastra" w:hAnsi="Cadastra"/>
           <w:sz w:val="18"/>
-        </w:rPr>
-      </w:pPr>
-      <w:r>
-        <w:rPr>
-          <w:rFonts w:ascii="Cadastra" w:hAnsi="Cadastra"/>
-          <w:sz w:val="18"/>
+          <w:lang w:val="fr-CH"/>
+        </w:rPr>
+      </w:pPr>
+      <w:r>
+        <w:rPr>
+          <w:rFonts w:ascii="Cadastra" w:hAnsi="Cadastra"/>
+          <w:sz w:val="18"/>
+          <w:lang w:val="fr-CH"/>
         </w:rPr>
         <w:t>Le fichier final</w:t>
       </w:r>
@@ -647,6 +558,7 @@
         <w:rPr>
           <w:rFonts w:ascii="Cadastra" w:hAnsi="Cadastra"/>
           <w:sz w:val="18"/>
+          <w:lang w:val="fr-CH"/>
         </w:rPr>
         <w:t xml:space="preserve"> (oereb-checker-1.0-jar-with-dependencies.jar) </w:t>
       </w:r>
@@ -654,6 +566,7 @@
         <w:rPr>
           <w:rFonts w:ascii="Cadastra" w:hAnsi="Cadastra"/>
           <w:sz w:val="18"/>
+          <w:lang w:val="fr-CH"/>
         </w:rPr>
         <w:t>se trouve ensuite dans le sous-dossier</w:t>
       </w:r>
@@ -661,24 +574,9 @@
         <w:rPr>
           <w:rFonts w:ascii="Cadastra" w:hAnsi="Cadastra"/>
           <w:sz w:val="18"/>
-        </w:rPr>
-        <w:t xml:space="preserve"> </w:t>
-      </w:r>
-      <w:proofErr w:type="spellStart"/>
-      <w:r>
-        <w:rPr>
-          <w:rFonts w:ascii="Cadastra" w:hAnsi="Cadastra"/>
-          <w:sz w:val="18"/>
-        </w:rPr>
-        <w:t>target</w:t>
-      </w:r>
-      <w:proofErr w:type="spellEnd"/>
-      <w:r>
-        <w:rPr>
-          <w:rFonts w:ascii="Cadastra" w:hAnsi="Cadastra"/>
-          <w:sz w:val="18"/>
-        </w:rPr>
-        <w:t>/.</w:t>
+          <w:lang w:val="fr-CH"/>
+        </w:rPr>
+        <w:t xml:space="preserve"> target/.</w:t>
       </w:r>
     </w:p>
     <w:p>
@@ -724,12 +622,14 @@
         <w:rPr>
           <w:rFonts w:ascii="Cadastra" w:hAnsi="Cadastra"/>
           <w:sz w:val="18"/>
-        </w:rPr>
-      </w:pPr>
-      <w:r>
-        <w:rPr>
-          <w:rFonts w:ascii="Cadastra" w:hAnsi="Cadastra"/>
-          <w:sz w:val="18"/>
+          <w:lang w:val="fr-CH"/>
+        </w:rPr>
+      </w:pPr>
+      <w:r>
+        <w:rPr>
+          <w:rFonts w:ascii="Cadastra" w:hAnsi="Cadastra"/>
+          <w:sz w:val="18"/>
+          <w:lang w:val="fr-CH"/>
         </w:rPr>
         <w:t xml:space="preserve">L’application est lancée via la console. Il existe deux types </w:t>
       </w:r>
@@ -738,6 +638,7 @@
         <w:rPr>
           <w:rFonts w:ascii="Cadastra" w:hAnsi="Cadastra"/>
           <w:sz w:val="18"/>
+          <w:lang w:val="fr-CH"/>
         </w:rPr>
         <w:t>d’utilisation</w:t>
       </w:r>
@@ -745,6 +646,7 @@
         <w:rPr>
           <w:rFonts w:ascii="Cadastra" w:hAnsi="Cadastra"/>
           <w:sz w:val="18"/>
+          <w:lang w:val="fr-CH"/>
         </w:rPr>
         <w:t>:</w:t>
       </w:r>
@@ -775,30 +677,34 @@
         <w:rPr>
           <w:rFonts w:ascii="Cadastra" w:hAnsi="Cadastra"/>
           <w:sz w:val="18"/>
-        </w:rPr>
-      </w:pPr>
-      <w:r>
-        <w:rPr>
-          <w:rFonts w:ascii="Cadastra" w:hAnsi="Cadastra"/>
-          <w:sz w:val="18"/>
-        </w:rPr>
-        <w:t xml:space="preserve">Exécution de plusieurs contrôles définis dans un fichier </w:t>
-      </w:r>
-      <w:proofErr w:type="spellStart"/>
-      <w:r>
-        <w:rPr>
-          <w:rFonts w:ascii="Cadastra" w:hAnsi="Cadastra"/>
-          <w:sz w:val="18"/>
-        </w:rPr>
-        <w:t>json</w:t>
-      </w:r>
-      <w:proofErr w:type="spellEnd"/>
-      <w:r>
-        <w:rPr>
-          <w:rFonts w:ascii="Cadastra" w:hAnsi="Cadastra"/>
-          <w:sz w:val="18"/>
-        </w:rPr>
-        <w:t xml:space="preserve"> ou xml: </w:t>
+          <w:lang w:val="fr-CH"/>
+        </w:rPr>
+      </w:pPr>
+      <w:r>
+        <w:rPr>
+          <w:rFonts w:ascii="Cadastra" w:hAnsi="Cadastra"/>
+          <w:sz w:val="18"/>
+          <w:lang w:val="fr-CH"/>
+        </w:rPr>
+        <w:t xml:space="preserve">Exécution de plusieurs contrôles définis dans un fichier json ou </w:t>
+      </w:r>
+      <w:proofErr w:type="gramStart"/>
+      <w:r>
+        <w:rPr>
+          <w:rFonts w:ascii="Cadastra" w:hAnsi="Cadastra"/>
+          <w:sz w:val="18"/>
+          <w:lang w:val="fr-CH"/>
+        </w:rPr>
+        <w:t>xml:</w:t>
+      </w:r>
+      <w:proofErr w:type="gramEnd"/>
+      <w:r>
+        <w:rPr>
+          <w:rFonts w:ascii="Cadastra" w:hAnsi="Cadastra"/>
+          <w:sz w:val="18"/>
+          <w:lang w:val="fr-CH"/>
+        </w:rPr>
+        <w:t xml:space="preserve"> </w:t>
       </w:r>
     </w:p>
     <w:tbl>
@@ -824,24 +730,24 @@
             <w:pPr>
               <w:pStyle w:val="Sansinterligne"/>
               <w:rPr>
-                <w:rFonts w:ascii="Bahnschrift Light SemiCondensed" w:hAnsi="Bahnschrift Light SemiCondensed"/>
+                <w:rFonts w:ascii="Courier New" w:hAnsi="Courier New" w:cs="Courier New"/>
                 <w:i/>
                 <w:iCs/>
                 <w:color w:val="0F4761" w:themeColor="accent1" w:themeShade="BF"/>
-                <w:sz w:val="18"/>
-                <w:szCs w:val="18"/>
+                <w:sz w:val="14"/>
+                <w:szCs w:val="14"/>
                 <w:lang w:val="en-US"/>
               </w:rPr>
             </w:pPr>
             <w:r>
               <w:rPr>
                 <w:rStyle w:val="Accentuationintense"/>
-                <w:rFonts w:ascii="Bahnschrift Light SemiCondensed" w:hAnsi="Bahnschrift Light SemiCondensed"/>
+                <w:rFonts w:ascii="Courier New" w:hAnsi="Courier New" w:cs="Courier New"/>
                 <w:i w:val="0"/>
                 <w:iCs w:val="0"/>
                 <w:color w:val="196B24" w:themeColor="accent3"/>
-                <w:sz w:val="18"/>
-                <w:szCs w:val="18"/>
+                <w:sz w:val="14"/>
+                <w:szCs w:val="14"/>
                 <w:lang w:val="en-US"/>
               </w:rPr>
               <w:t>java -jar oereb-checker.jar -</w:t>
@@ -850,12 +756,12 @@
             <w:r>
               <w:rPr>
                 <w:rStyle w:val="Accentuationintense"/>
-                <w:rFonts w:ascii="Bahnschrift Light SemiCondensed" w:hAnsi="Bahnschrift Light SemiCondensed"/>
+                <w:rFonts w:ascii="Courier New" w:hAnsi="Courier New" w:cs="Courier New"/>
                 <w:i w:val="0"/>
                 <w:iCs w:val="0"/>
                 <w:color w:val="196B24" w:themeColor="accent3"/>
-                <w:sz w:val="18"/>
-                <w:szCs w:val="18"/>
+                <w:sz w:val="14"/>
+                <w:szCs w:val="14"/>
                 <w:lang w:val="en-US"/>
               </w:rPr>
               <w:t>cFP</w:t>
@@ -864,12 +770,12 @@
             <w:r>
               <w:rPr>
                 <w:rStyle w:val="Accentuationintense"/>
-                <w:rFonts w:ascii="Bahnschrift Light SemiCondensed" w:hAnsi="Bahnschrift Light SemiCondensed"/>
+                <w:rFonts w:ascii="Courier New" w:hAnsi="Courier New" w:cs="Courier New"/>
                 <w:i w:val="0"/>
                 <w:iCs w:val="0"/>
                 <w:color w:val="196B24" w:themeColor="accent3"/>
-                <w:sz w:val="18"/>
-                <w:szCs w:val="18"/>
+                <w:sz w:val="14"/>
+                <w:szCs w:val="14"/>
                 <w:lang w:val="en-US"/>
               </w:rPr>
               <w:t xml:space="preserve"> ./configs/be/</w:t>
@@ -878,12 +784,12 @@
             <w:r>
               <w:rPr>
                 <w:rStyle w:val="Accentuationintense"/>
-                <w:rFonts w:ascii="Bahnschrift Light SemiCondensed" w:hAnsi="Bahnschrift Light SemiCondensed"/>
+                <w:rFonts w:ascii="Courier New" w:hAnsi="Courier New" w:cs="Courier New"/>
                 <w:i w:val="0"/>
                 <w:iCs w:val="0"/>
                 <w:color w:val="196B24" w:themeColor="accent3"/>
-                <w:sz w:val="18"/>
-                <w:szCs w:val="18"/>
+                <w:sz w:val="14"/>
+                <w:szCs w:val="14"/>
                 <w:lang w:val="en-US"/>
               </w:rPr>
               <w:t>meine_konfiguration.json</w:t>
@@ -918,36 +824,23 @@
         <w:rPr>
           <w:rFonts w:ascii="Cadastra" w:hAnsi="Cadastra"/>
           <w:sz w:val="18"/>
-        </w:rPr>
-      </w:pPr>
-      <w:r>
-        <w:rPr>
-          <w:rFonts w:ascii="Cadastra" w:hAnsi="Cadastra"/>
-          <w:sz w:val="18"/>
-        </w:rPr>
-        <w:t xml:space="preserve">Exécution d’un contrôle spécifique unique </w:t>
-      </w:r>
-      <w:proofErr w:type="spellStart"/>
-      <w:r>
-        <w:rPr>
-          <w:rFonts w:ascii="Cadastra" w:hAnsi="Cadastra"/>
-          <w:sz w:val="18"/>
-        </w:rPr>
-        <w:t>à</w:t>
-      </w:r>
-      <w:proofErr w:type="spellEnd"/>
-      <w:r>
-        <w:rPr>
-          <w:rFonts w:ascii="Cadastra" w:hAnsi="Cadastra"/>
-          <w:sz w:val="18"/>
-        </w:rPr>
-        <w:t xml:space="preserve"> l’aide de </w:t>
+          <w:lang w:val="fr-CH"/>
+        </w:rPr>
+      </w:pPr>
+      <w:r>
+        <w:rPr>
+          <w:rFonts w:ascii="Cadastra" w:hAnsi="Cadastra"/>
+          <w:sz w:val="18"/>
+          <w:lang w:val="fr-CH"/>
+        </w:rPr>
+        <w:t xml:space="preserve">Exécution d’un contrôle spécifique unique à l’aide de </w:t>
       </w:r>
       <w:proofErr w:type="gramStart"/>
       <w:r>
         <w:rPr>
           <w:rFonts w:ascii="Cadastra" w:hAnsi="Cadastra"/>
           <w:sz w:val="18"/>
+          <w:lang w:val="fr-CH"/>
         </w:rPr>
         <w:t>paramètres:</w:t>
       </w:r>
@@ -956,6 +849,7 @@
         <w:rPr>
           <w:rFonts w:ascii="Cadastra" w:hAnsi="Cadastra"/>
           <w:sz w:val="18"/>
+          <w:lang w:val="fr-CH"/>
         </w:rPr>
         <w:t xml:space="preserve"> </w:t>
       </w:r>
@@ -983,19 +877,19 @@
             <w:pPr>
               <w:pStyle w:val="Sansinterligne"/>
               <w:rPr>
-                <w:rFonts w:ascii="Bahnschrift Light SemiCondensed" w:hAnsi="Bahnschrift Light SemiCondensed"/>
-                <w:sz w:val="18"/>
-                <w:szCs w:val="18"/>
+                <w:rFonts w:ascii="Courier New" w:hAnsi="Courier New" w:cs="Courier New"/>
+                <w:sz w:val="13"/>
+                <w:szCs w:val="13"/>
                 <w:lang w:val="fr-CH"/>
               </w:rPr>
             </w:pPr>
             <w:proofErr w:type="gramStart"/>
             <w:r>
               <w:rPr>
-                <w:rFonts w:ascii="Bahnschrift Light SemiCondensed" w:hAnsi="Bahnschrift Light SemiCondensed"/>
+                <w:rFonts w:ascii="Courier New" w:hAnsi="Courier New" w:cs="Courier New"/>
                 <w:color w:val="196B24" w:themeColor="accent3"/>
-                <w:sz w:val="18"/>
-                <w:szCs w:val="18"/>
+                <w:sz w:val="13"/>
+                <w:szCs w:val="13"/>
                 <w:lang w:val="fr-CH"/>
               </w:rPr>
               <w:t>java</w:t>
@@ -1003,10 +897,10 @@
             <w:proofErr w:type="gramEnd"/>
             <w:r>
               <w:rPr>
-                <w:rFonts w:ascii="Bahnschrift Light SemiCondensed" w:hAnsi="Bahnschrift Light SemiCondensed"/>
+                <w:rFonts w:ascii="Courier New" w:hAnsi="Courier New" w:cs="Courier New"/>
                 <w:color w:val="196B24" w:themeColor="accent3"/>
-                <w:sz w:val="18"/>
-                <w:szCs w:val="18"/>
+                <w:sz w:val="13"/>
+                <w:szCs w:val="13"/>
                 <w:lang w:val="fr-CH"/>
               </w:rPr>
               <w:t xml:space="preserve"> -jar oereb-checker.jar -canton BE -</w:t>
@@ -1014,10 +908,10 @@
             <w:proofErr w:type="spellStart"/>
             <w:r>
               <w:rPr>
-                <w:rFonts w:ascii="Bahnschrift Light SemiCondensed" w:hAnsi="Bahnschrift Light SemiCondensed"/>
+                <w:rFonts w:ascii="Courier New" w:hAnsi="Courier New" w:cs="Courier New"/>
                 <w:color w:val="196B24" w:themeColor="accent3"/>
-                <w:sz w:val="18"/>
-                <w:szCs w:val="18"/>
+                <w:sz w:val="13"/>
+                <w:szCs w:val="13"/>
                 <w:lang w:val="fr-CH"/>
               </w:rPr>
               <w:t>baseurl</w:t>
@@ -1025,10 +919,10 @@
             <w:proofErr w:type="spellEnd"/>
             <w:r>
               <w:rPr>
-                <w:rFonts w:ascii="Bahnschrift Light SemiCondensed" w:hAnsi="Bahnschrift Light SemiCondensed"/>
+                <w:rFonts w:ascii="Courier New" w:hAnsi="Courier New" w:cs="Courier New"/>
                 <w:color w:val="196B24" w:themeColor="accent3"/>
-                <w:sz w:val="18"/>
-                <w:szCs w:val="18"/>
+                <w:sz w:val="13"/>
+                <w:szCs w:val="13"/>
                 <w:lang w:val="fr-CH"/>
               </w:rPr>
               <w:t xml:space="preserve"> https://www.oereb2.apps.be.ch -type </w:t>
@@ -1036,10 +930,10 @@
             <w:proofErr w:type="spellStart"/>
             <w:r>
               <w:rPr>
-                <w:rFonts w:ascii="Bahnschrift Light SemiCondensed" w:hAnsi="Bahnschrift Light SemiCondensed"/>
+                <w:rFonts w:ascii="Courier New" w:hAnsi="Courier New" w:cs="Courier New"/>
                 <w:color w:val="196B24" w:themeColor="accent3"/>
-                <w:sz w:val="18"/>
-                <w:szCs w:val="18"/>
+                <w:sz w:val="13"/>
+                <w:szCs w:val="13"/>
                 <w:lang w:val="fr-CH"/>
               </w:rPr>
               <w:t>GetCapabilities</w:t>
@@ -1047,10 +941,10 @@
             <w:proofErr w:type="spellEnd"/>
             <w:r>
               <w:rPr>
-                <w:rFonts w:ascii="Bahnschrift Light SemiCondensed" w:hAnsi="Bahnschrift Light SemiCondensed"/>
+                <w:rFonts w:ascii="Courier New" w:hAnsi="Courier New" w:cs="Courier New"/>
                 <w:color w:val="196B24" w:themeColor="accent3"/>
-                <w:sz w:val="18"/>
-                <w:szCs w:val="18"/>
+                <w:sz w:val="13"/>
+                <w:szCs w:val="13"/>
                 <w:lang w:val="fr-CH"/>
               </w:rPr>
               <w:t xml:space="preserve"> -format xml</w:t>
@@ -1062,19 +956,23 @@
     <w:p>
       <w:pPr>
         <w:pStyle w:val="Titre1"/>
+        <w:pageBreakBefore/>
         <w:numPr>
           <w:ilvl w:val="0"/>
           <w:numId w:val="23"/>
         </w:numPr>
+        <w:ind w:left="431" w:hanging="431"/>
         <w:rPr>
           <w:rFonts w:ascii="Cadastra" w:hAnsi="Cadastra"/>
           <w:sz w:val="32"/>
+          <w:lang w:val="fr-CH"/>
         </w:rPr>
       </w:pPr>
       <w:r>
         <w:rPr>
           <w:rFonts w:ascii="Cadastra" w:hAnsi="Cadastra"/>
           <w:sz w:val="32"/>
+          <w:lang w:val="fr-CH"/>
         </w:rPr>
         <w:t>Paramètres de la ligne de commande</w:t>
       </w:r>
@@ -1421,6 +1319,7 @@
           <w:ilvl w:val="1"/>
           <w:numId w:val="23"/>
         </w:numPr>
+        <w:ind w:left="578" w:hanging="578"/>
         <w:rPr>
           <w:rFonts w:ascii="Cadastra" w:hAnsi="Cadastra"/>
           <w:sz w:val="28"/>
@@ -1520,6 +1419,7 @@
                 <w:sz w:val="18"/>
                 <w:szCs w:val="18"/>
               </w:rPr>
+              <w:lastRenderedPageBreak/>
               <w:t>-</w:t>
             </w:r>
             <w:proofErr w:type="spellStart"/>
@@ -4113,6 +4013,7 @@
     <w:p>
       <w:pPr>
         <w:pStyle w:val="Titre3"/>
+        <w:pageBreakBefore/>
         <w:numPr>
           <w:ilvl w:val="2"/>
           <w:numId w:val="23"/>
@@ -4120,12 +4021,14 @@
         <w:rPr>
           <w:rFonts w:ascii="Cadastra" w:hAnsi="Cadastra" w:cs="Arial"/>
           <w:sz w:val="24"/>
+          <w:lang w:val="fr-CH"/>
         </w:rPr>
       </w:pPr>
       <w:r>
         <w:rPr>
           <w:rFonts w:ascii="Cadastra" w:hAnsi="Cadastra" w:cs="Arial"/>
           <w:sz w:val="24"/>
+          <w:lang w:val="fr-CH"/>
         </w:rPr>
         <w:t>Paramètres de vérification communs (pour toutes les check)</w:t>
       </w:r>
@@ -4136,7 +4039,6 @@
           <w:rFonts w:ascii="Cadastra" w:hAnsi="Cadastra"/>
           <w:sz w:val="18"/>
           <w:szCs w:val="18"/>
-          <w:lang w:val="fr-CH"/>
         </w:rPr>
       </w:pPr>
       <w:r>
@@ -4144,7 +4046,6 @@
           <w:rFonts w:ascii="Cadastra" w:hAnsi="Cadastra"/>
           <w:sz w:val="18"/>
           <w:szCs w:val="18"/>
-          <w:lang w:val="fr-CH"/>
         </w:rPr>
         <w:t>Jeder Eintrag in einer Check-Liste unterstützt:</w:t>
       </w:r>
@@ -4390,27 +4291,7 @@
                 <w:szCs w:val="18"/>
                 <w:lang w:val="fr-CH"/>
               </w:rPr>
-              <w:t xml:space="preserve">Type de réponse demandé. Doit être pris en charge par le </w:t>
-            </w:r>
-            <w:proofErr w:type="spellStart"/>
-            <w:r>
-              <w:rPr>
-                <w:rFonts w:ascii="Cadastra" w:hAnsi="Cadastra" w:cs="Arial"/>
-                <w:sz w:val="18"/>
-                <w:szCs w:val="18"/>
-                <w:lang w:val="fr-CH"/>
-              </w:rPr>
-              <w:t>check</w:t>
-            </w:r>
-            <w:proofErr w:type="spellEnd"/>
-            <w:r>
-              <w:rPr>
-                <w:rFonts w:ascii="Cadastra" w:hAnsi="Cadastra" w:cs="Arial"/>
-                <w:sz w:val="18"/>
-                <w:szCs w:val="18"/>
-                <w:lang w:val="fr-CH"/>
-              </w:rPr>
-              <w:t xml:space="preserve"> correspondant.</w:t>
+              <w:t>Type de réponse demandé. Doit être pris en charge par le check correspondant.</w:t>
             </w:r>
           </w:p>
         </w:tc>
@@ -4760,12 +4641,14 @@
         <w:rPr>
           <w:rFonts w:ascii="Cadastra" w:hAnsi="Cadastra" w:cs="Arial"/>
           <w:sz w:val="18"/>
+          <w:lang w:val="fr-CH"/>
         </w:rPr>
       </w:pPr>
       <w:r>
         <w:rPr>
           <w:rFonts w:ascii="Cadastra" w:hAnsi="Cadastra" w:cs="Arial"/>
           <w:sz w:val="18"/>
+          <w:lang w:val="fr-CH"/>
         </w:rPr>
         <w:t xml:space="preserve">Le type de contenu est vérifié par rapport au FORMAT (sauf en cas de redirection/Provoke500). </w:t>
       </w:r>
@@ -4780,12 +4663,14 @@
         <w:rPr>
           <w:rFonts w:ascii="Cadastra" w:hAnsi="Cadastra" w:cs="Arial"/>
           <w:sz w:val="18"/>
+          <w:lang w:val="fr-CH"/>
         </w:rPr>
       </w:pPr>
       <w:r>
         <w:rPr>
           <w:rFonts w:ascii="Cadastra" w:hAnsi="Cadastra" w:cs="Arial"/>
           <w:sz w:val="18"/>
+          <w:lang w:val="fr-CH"/>
         </w:rPr>
         <w:t>FORMAT="url" attend généralement HTTP 303 (redirection).</w:t>
       </w:r>
@@ -4800,12 +4685,14 @@
         <w:rPr>
           <w:rFonts w:ascii="Cadastra" w:hAnsi="Cadastra" w:cs="Arial"/>
           <w:sz w:val="18"/>
+          <w:lang w:val="fr-CH"/>
         </w:rPr>
       </w:pPr>
       <w:r>
         <w:rPr>
           <w:rFonts w:ascii="Cadastra" w:hAnsi="Cadastra" w:cs="Arial"/>
           <w:sz w:val="18"/>
+          <w:lang w:val="fr-CH"/>
         </w:rPr>
         <w:t>Avec HTTP 204 (No Content), il n'y a pas de vérification du contenu.</w:t>
       </w:r>
@@ -4822,21 +4709,12 @@
           <w:sz w:val="24"/>
         </w:rPr>
       </w:pPr>
-      <w:proofErr w:type="gramStart"/>
       <w:r>
         <w:rPr>
           <w:rFonts w:ascii="Cadastra" w:hAnsi="Cadastra" w:cs="Arial"/>
           <w:sz w:val="24"/>
         </w:rPr>
-        <w:t>Check:</w:t>
-      </w:r>
-      <w:proofErr w:type="gramEnd"/>
-      <w:r>
-        <w:rPr>
-          <w:rFonts w:ascii="Cadastra" w:hAnsi="Cadastra" w:cs="Arial"/>
-          <w:sz w:val="24"/>
-        </w:rPr>
-        <w:t xml:space="preserve"> </w:t>
+        <w:t xml:space="preserve">Check: </w:t>
       </w:r>
       <w:proofErr w:type="spellStart"/>
       <w:r>
@@ -4853,6 +4731,7 @@
         <w:rPr>
           <w:rFonts w:ascii="Cadastra" w:hAnsi="Cadastra"/>
           <w:sz w:val="18"/>
+          <w:lang w:val="fr-CH"/>
         </w:rPr>
       </w:pPr>
       <w:proofErr w:type="gramStart"/>
@@ -4860,6 +4739,7 @@
         <w:rPr>
           <w:rFonts w:ascii="Cadastra" w:hAnsi="Cadastra"/>
           <w:sz w:val="18"/>
+          <w:lang w:val="fr-CH"/>
         </w:rPr>
         <w:t>Objectif:</w:t>
       </w:r>
@@ -4868,6 +4748,7 @@
         <w:rPr>
           <w:rFonts w:ascii="Cadastra" w:hAnsi="Cadastra"/>
           <w:sz w:val="18"/>
+          <w:lang w:val="fr-CH"/>
         </w:rPr>
         <w:t xml:space="preserve"> appelle le point final de la version. Dans le cas du XML, il vérifie en outre si la version prise en charge est</w:t>
       </w:r>
@@ -4876,6 +4757,7 @@
         <w:rPr>
           <w:rFonts w:ascii="Cadastra" w:hAnsi="Cadastra"/>
           <w:sz w:val="18"/>
+          <w:lang w:val="fr-CH"/>
         </w:rPr>
         <w:t xml:space="preserve"> «extract</w:t>
       </w:r>
@@ -4884,6 +4766,7 @@
         <w:rPr>
           <w:rFonts w:ascii="Cadastra" w:hAnsi="Cadastra"/>
           <w:sz w:val="18"/>
+          <w:lang w:val="fr-CH"/>
         </w:rPr>
         <w:t>-2.</w:t>
       </w:r>
@@ -4892,6 +4775,7 @@
         <w:rPr>
           <w:rFonts w:ascii="Cadastra" w:hAnsi="Cadastra"/>
           <w:sz w:val="18"/>
+          <w:lang w:val="fr-CH"/>
         </w:rPr>
         <w:t>0»</w:t>
       </w:r>
@@ -4900,6 +4784,7 @@
         <w:rPr>
           <w:rFonts w:ascii="Cadastra" w:hAnsi="Cadastra"/>
           <w:sz w:val="18"/>
+          <w:lang w:val="fr-CH"/>
         </w:rPr>
         <w:t>.</w:t>
       </w:r>
@@ -4909,12 +4794,14 @@
         <w:rPr>
           <w:rFonts w:ascii="Cadastra" w:hAnsi="Cadastra"/>
           <w:sz w:val="18"/>
-        </w:rPr>
-      </w:pPr>
-      <w:r>
-        <w:rPr>
-          <w:rFonts w:ascii="Cadastra" w:hAnsi="Cadastra"/>
-          <w:sz w:val="18"/>
+          <w:lang w:val="fr-CH"/>
+        </w:rPr>
+      </w:pPr>
+      <w:r>
+        <w:rPr>
+          <w:rFonts w:ascii="Cadastra" w:hAnsi="Cadastra"/>
+          <w:sz w:val="18"/>
+          <w:lang w:val="fr-CH"/>
         </w:rPr>
         <w:t xml:space="preserve">Valeurs FORMAT prises en </w:t>
       </w:r>
@@ -4923,6 +4810,7 @@
         <w:rPr>
           <w:rFonts w:ascii="Cadastra" w:hAnsi="Cadastra"/>
           <w:sz w:val="18"/>
+          <w:lang w:val="fr-CH"/>
         </w:rPr>
         <w:t>charge:</w:t>
       </w:r>
@@ -4931,6 +4819,7 @@
         <w:rPr>
           <w:rFonts w:ascii="Cadastra" w:hAnsi="Cadastra"/>
           <w:sz w:val="18"/>
+          <w:lang w:val="fr-CH"/>
         </w:rPr>
         <w:tab/>
       </w:r>
@@ -4938,30 +4827,16 @@
         <w:rPr>
           <w:rFonts w:ascii="Cadastra" w:hAnsi="Cadastra"/>
           <w:sz w:val="18"/>
+          <w:lang w:val="fr-CH"/>
         </w:rPr>
         <w:tab/>
-        <w:t xml:space="preserve">xml, </w:t>
-      </w:r>
-      <w:proofErr w:type="spellStart"/>
-      <w:r>
-        <w:rPr>
-          <w:rFonts w:ascii="Cadastra" w:hAnsi="Cadastra"/>
-          <w:sz w:val="18"/>
-        </w:rPr>
-        <w:t>json</w:t>
-      </w:r>
-      <w:proofErr w:type="spellEnd"/>
-      <w:r>
-        <w:rPr>
-          <w:rFonts w:ascii="Cadastra" w:hAnsi="Cadastra"/>
-          <w:sz w:val="18"/>
-        </w:rPr>
-        <w:t xml:space="preserve"> </w:t>
-      </w:r>
-      <w:r>
-        <w:rPr>
-          <w:rFonts w:ascii="Cadastra" w:hAnsi="Cadastra"/>
-          <w:sz w:val="18"/>
+        <w:t xml:space="preserve">xml, json </w:t>
+      </w:r>
+      <w:r>
+        <w:rPr>
+          <w:rFonts w:ascii="Cadastra" w:hAnsi="Cadastra"/>
+          <w:sz w:val="18"/>
+          <w:lang w:val="fr-CH"/>
         </w:rPr>
         <w:br/>
         <w:t xml:space="preserve">Paramètres spécifiques au </w:t>
@@ -4971,6 +4846,7 @@
         <w:rPr>
           <w:rFonts w:ascii="Cadastra" w:hAnsi="Cadastra"/>
           <w:sz w:val="18"/>
+          <w:lang w:val="fr-CH"/>
         </w:rPr>
         <w:t>Check:</w:t>
       </w:r>
@@ -4979,6 +4855,7 @@
         <w:rPr>
           <w:rFonts w:ascii="Cadastra" w:hAnsi="Cadastra"/>
           <w:sz w:val="18"/>
+          <w:lang w:val="fr-CH"/>
         </w:rPr>
         <w:t xml:space="preserve"> </w:t>
       </w:r>
@@ -4986,6 +4863,7 @@
         <w:rPr>
           <w:rFonts w:ascii="Cadastra" w:hAnsi="Cadastra"/>
           <w:sz w:val="18"/>
+          <w:lang w:val="fr-CH"/>
         </w:rPr>
         <w:tab/>
       </w:r>
@@ -4993,6 +4871,7 @@
         <w:rPr>
           <w:rFonts w:ascii="Cadastra" w:hAnsi="Cadastra"/>
           <w:sz w:val="18"/>
+          <w:lang w:val="fr-CH"/>
         </w:rPr>
         <w:tab/>
         <w:t>aucun</w:t>
@@ -5040,19 +4919,19 @@
             <w:pPr>
               <w:pStyle w:val="Sansinterligne"/>
               <w:rPr>
-                <w:rFonts w:ascii="Bahnschrift Light SemiCondensed" w:hAnsi="Bahnschrift Light SemiCondensed" w:cs="Arial"/>
-                <w:color w:val="124F1A" w:themeColor="accent3" w:themeShade="BF"/>
-                <w:sz w:val="18"/>
-                <w:szCs w:val="18"/>
+                <w:rFonts w:ascii="Courier New" w:hAnsi="Courier New" w:cs="Courier New"/>
+                <w:color w:val="124F1A" w:themeColor="accent3" w:themeShade="BF"/>
+                <w:sz w:val="14"/>
+                <w:szCs w:val="14"/>
                 <w:lang w:val="fr-CH"/>
               </w:rPr>
             </w:pPr>
             <w:r>
               <w:rPr>
-                <w:rFonts w:ascii="Bahnschrift Light SemiCondensed" w:hAnsi="Bahnschrift Light SemiCondensed" w:cs="Arial"/>
-                <w:color w:val="124F1A" w:themeColor="accent3" w:themeShade="BF"/>
-                <w:sz w:val="18"/>
-                <w:szCs w:val="18"/>
+                <w:rFonts w:ascii="Courier New" w:hAnsi="Courier New" w:cs="Courier New"/>
+                <w:color w:val="124F1A" w:themeColor="accent3" w:themeShade="BF"/>
+                <w:sz w:val="14"/>
+                <w:szCs w:val="14"/>
                 <w:lang w:val="fr-CH"/>
               </w:rPr>
               <w:t>"</w:t>
@@ -5060,10 +4939,10 @@
             <w:proofErr w:type="spellStart"/>
             <w:r>
               <w:rPr>
-                <w:rFonts w:ascii="Bahnschrift Light SemiCondensed" w:hAnsi="Bahnschrift Light SemiCondensed" w:cs="Arial"/>
-                <w:color w:val="124F1A" w:themeColor="accent3" w:themeShade="BF"/>
-                <w:sz w:val="18"/>
-                <w:szCs w:val="18"/>
+                <w:rFonts w:ascii="Courier New" w:hAnsi="Courier New" w:cs="Courier New"/>
+                <w:color w:val="124F1A" w:themeColor="accent3" w:themeShade="BF"/>
+                <w:sz w:val="14"/>
+                <w:szCs w:val="14"/>
                 <w:lang w:val="fr-CH"/>
               </w:rPr>
               <w:t>GetVersions</w:t>
@@ -5072,10 +4951,10 @@
             <w:proofErr w:type="gramStart"/>
             <w:r>
               <w:rPr>
-                <w:rFonts w:ascii="Bahnschrift Light SemiCondensed" w:hAnsi="Bahnschrift Light SemiCondensed" w:cs="Arial"/>
-                <w:color w:val="124F1A" w:themeColor="accent3" w:themeShade="BF"/>
-                <w:sz w:val="18"/>
-                <w:szCs w:val="18"/>
+                <w:rFonts w:ascii="Courier New" w:hAnsi="Courier New" w:cs="Courier New"/>
+                <w:color w:val="124F1A" w:themeColor="accent3" w:themeShade="BF"/>
+                <w:sz w:val="14"/>
+                <w:szCs w:val="14"/>
                 <w:lang w:val="fr-CH"/>
               </w:rPr>
               <w:t>":</w:t>
@@ -5083,10 +4962,10 @@
             <w:proofErr w:type="gramEnd"/>
             <w:r>
               <w:rPr>
-                <w:rFonts w:ascii="Bahnschrift Light SemiCondensed" w:hAnsi="Bahnschrift Light SemiCondensed" w:cs="Arial"/>
-                <w:color w:val="124F1A" w:themeColor="accent3" w:themeShade="BF"/>
-                <w:sz w:val="18"/>
-                <w:szCs w:val="18"/>
+                <w:rFonts w:ascii="Courier New" w:hAnsi="Courier New" w:cs="Courier New"/>
+                <w:color w:val="124F1A" w:themeColor="accent3" w:themeShade="BF"/>
+                <w:sz w:val="14"/>
+                <w:szCs w:val="14"/>
                 <w:lang w:val="fr-CH"/>
               </w:rPr>
               <w:t xml:space="preserve"> [</w:t>
@@ -5097,19 +4976,19 @@
               <w:pStyle w:val="Sansinterligne"/>
               <w:ind w:left="58"/>
               <w:rPr>
-                <w:rFonts w:ascii="Bahnschrift Light SemiCondensed" w:hAnsi="Bahnschrift Light SemiCondensed" w:cs="Arial"/>
-                <w:color w:val="124F1A" w:themeColor="accent3" w:themeShade="BF"/>
-                <w:sz w:val="18"/>
-                <w:szCs w:val="18"/>
+                <w:rFonts w:ascii="Courier New" w:hAnsi="Courier New" w:cs="Courier New"/>
+                <w:color w:val="124F1A" w:themeColor="accent3" w:themeShade="BF"/>
+                <w:sz w:val="14"/>
+                <w:szCs w:val="14"/>
                 <w:lang w:val="fr-CH"/>
               </w:rPr>
             </w:pPr>
             <w:r>
               <w:rPr>
-                <w:rFonts w:ascii="Bahnschrift Light SemiCondensed" w:hAnsi="Bahnschrift Light SemiCondensed" w:cs="Arial"/>
-                <w:color w:val="124F1A" w:themeColor="accent3" w:themeShade="BF"/>
-                <w:sz w:val="18"/>
-                <w:szCs w:val="18"/>
+                <w:rFonts w:ascii="Courier New" w:hAnsi="Courier New" w:cs="Courier New"/>
+                <w:color w:val="124F1A" w:themeColor="accent3" w:themeShade="BF"/>
+                <w:sz w:val="14"/>
+                <w:szCs w:val="14"/>
                 <w:lang w:val="fr-CH"/>
               </w:rPr>
               <w:t xml:space="preserve">    {"FORMAT</w:t>
@@ -5117,10 +4996,10 @@
             <w:proofErr w:type="gramStart"/>
             <w:r>
               <w:rPr>
-                <w:rFonts w:ascii="Bahnschrift Light SemiCondensed" w:hAnsi="Bahnschrift Light SemiCondensed" w:cs="Arial"/>
-                <w:color w:val="124F1A" w:themeColor="accent3" w:themeShade="BF"/>
-                <w:sz w:val="18"/>
-                <w:szCs w:val="18"/>
+                <w:rFonts w:ascii="Courier New" w:hAnsi="Courier New" w:cs="Courier New"/>
+                <w:color w:val="124F1A" w:themeColor="accent3" w:themeShade="BF"/>
+                <w:sz w:val="14"/>
+                <w:szCs w:val="14"/>
                 <w:lang w:val="fr-CH"/>
               </w:rPr>
               <w:t>":</w:t>
@@ -5128,10 +5007,10 @@
             <w:proofErr w:type="gramEnd"/>
             <w:r>
               <w:rPr>
-                <w:rFonts w:ascii="Bahnschrift Light SemiCondensed" w:hAnsi="Bahnschrift Light SemiCondensed" w:cs="Arial"/>
-                <w:color w:val="124F1A" w:themeColor="accent3" w:themeShade="BF"/>
-                <w:sz w:val="18"/>
-                <w:szCs w:val="18"/>
+                <w:rFonts w:ascii="Courier New" w:hAnsi="Courier New" w:cs="Courier New"/>
+                <w:color w:val="124F1A" w:themeColor="accent3" w:themeShade="BF"/>
+                <w:sz w:val="14"/>
+                <w:szCs w:val="14"/>
                 <w:lang w:val="fr-CH"/>
               </w:rPr>
               <w:t xml:space="preserve"> "xml", "</w:t>
@@ -5139,10 +5018,10 @@
             <w:proofErr w:type="spellStart"/>
             <w:r>
               <w:rPr>
-                <w:rFonts w:ascii="Bahnschrift Light SemiCondensed" w:hAnsi="Bahnschrift Light SemiCondensed" w:cs="Arial"/>
-                <w:color w:val="124F1A" w:themeColor="accent3" w:themeShade="BF"/>
-                <w:sz w:val="18"/>
-                <w:szCs w:val="18"/>
+                <w:rFonts w:ascii="Courier New" w:hAnsi="Courier New" w:cs="Courier New"/>
+                <w:color w:val="124F1A" w:themeColor="accent3" w:themeShade="BF"/>
+                <w:sz w:val="14"/>
+                <w:szCs w:val="14"/>
                 <w:lang w:val="fr-CH"/>
               </w:rPr>
               <w:t>ExpectedStatusCode</w:t>
@@ -5151,10 +5030,10 @@
             <w:proofErr w:type="gramStart"/>
             <w:r>
               <w:rPr>
-                <w:rFonts w:ascii="Bahnschrift Light SemiCondensed" w:hAnsi="Bahnschrift Light SemiCondensed" w:cs="Arial"/>
-                <w:color w:val="124F1A" w:themeColor="accent3" w:themeShade="BF"/>
-                <w:sz w:val="18"/>
-                <w:szCs w:val="18"/>
+                <w:rFonts w:ascii="Courier New" w:hAnsi="Courier New" w:cs="Courier New"/>
+                <w:color w:val="124F1A" w:themeColor="accent3" w:themeShade="BF"/>
+                <w:sz w:val="14"/>
+                <w:szCs w:val="14"/>
                 <w:lang w:val="fr-CH"/>
               </w:rPr>
               <w:t>":</w:t>
@@ -5162,10 +5041,10 @@
             <w:proofErr w:type="gramEnd"/>
             <w:r>
               <w:rPr>
-                <w:rFonts w:ascii="Bahnschrift Light SemiCondensed" w:hAnsi="Bahnschrift Light SemiCondensed" w:cs="Arial"/>
-                <w:color w:val="124F1A" w:themeColor="accent3" w:themeShade="BF"/>
-                <w:sz w:val="18"/>
-                <w:szCs w:val="18"/>
+                <w:rFonts w:ascii="Courier New" w:hAnsi="Courier New" w:cs="Courier New"/>
+                <w:color w:val="124F1A" w:themeColor="accent3" w:themeShade="BF"/>
+                <w:sz w:val="14"/>
+                <w:szCs w:val="14"/>
                 <w:lang w:val="fr-CH"/>
               </w:rPr>
               <w:t xml:space="preserve"> </w:t>
@@ -5173,10 +5052,10 @@
             <w:proofErr w:type="gramStart"/>
             <w:r>
               <w:rPr>
-                <w:rFonts w:ascii="Bahnschrift Light SemiCondensed" w:hAnsi="Bahnschrift Light SemiCondensed" w:cs="Arial"/>
-                <w:color w:val="124F1A" w:themeColor="accent3" w:themeShade="BF"/>
-                <w:sz w:val="18"/>
-                <w:szCs w:val="18"/>
+                <w:rFonts w:ascii="Courier New" w:hAnsi="Courier New" w:cs="Courier New"/>
+                <w:color w:val="124F1A" w:themeColor="accent3" w:themeShade="BF"/>
+                <w:sz w:val="14"/>
+                <w:szCs w:val="14"/>
                 <w:lang w:val="fr-CH"/>
               </w:rPr>
               <w:t>200 }</w:t>
@@ -5184,10 +5063,10 @@
             <w:proofErr w:type="gramEnd"/>
             <w:r>
               <w:rPr>
-                <w:rFonts w:ascii="Bahnschrift Light SemiCondensed" w:hAnsi="Bahnschrift Light SemiCondensed" w:cs="Arial"/>
-                <w:color w:val="124F1A" w:themeColor="accent3" w:themeShade="BF"/>
-                <w:sz w:val="18"/>
-                <w:szCs w:val="18"/>
+                <w:rFonts w:ascii="Courier New" w:hAnsi="Courier New" w:cs="Courier New"/>
+                <w:color w:val="124F1A" w:themeColor="accent3" w:themeShade="BF"/>
+                <w:sz w:val="14"/>
+                <w:szCs w:val="14"/>
                 <w:lang w:val="fr-CH"/>
               </w:rPr>
               <w:t>,</w:t>
@@ -5198,19 +5077,19 @@
               <w:pStyle w:val="Sansinterligne"/>
               <w:ind w:left="58"/>
               <w:rPr>
-                <w:rFonts w:ascii="Bahnschrift Light SemiCondensed" w:hAnsi="Bahnschrift Light SemiCondensed" w:cs="Arial"/>
-                <w:color w:val="124F1A" w:themeColor="accent3" w:themeShade="BF"/>
-                <w:sz w:val="18"/>
-                <w:szCs w:val="18"/>
+                <w:rFonts w:ascii="Courier New" w:hAnsi="Courier New" w:cs="Courier New"/>
+                <w:color w:val="124F1A" w:themeColor="accent3" w:themeShade="BF"/>
+                <w:sz w:val="14"/>
+                <w:szCs w:val="14"/>
                 <w:lang w:val="fr-CH"/>
               </w:rPr>
             </w:pPr>
             <w:r>
               <w:rPr>
-                <w:rFonts w:ascii="Bahnschrift Light SemiCondensed" w:hAnsi="Bahnschrift Light SemiCondensed" w:cs="Arial"/>
-                <w:color w:val="124F1A" w:themeColor="accent3" w:themeShade="BF"/>
-                <w:sz w:val="18"/>
-                <w:szCs w:val="18"/>
+                <w:rFonts w:ascii="Courier New" w:hAnsi="Courier New" w:cs="Courier New"/>
+                <w:color w:val="124F1A" w:themeColor="accent3" w:themeShade="BF"/>
+                <w:sz w:val="14"/>
+                <w:szCs w:val="14"/>
                 <w:lang w:val="fr-CH"/>
               </w:rPr>
               <w:t xml:space="preserve">    {"FORMAT</w:t>
@@ -5218,10 +5097,10 @@
             <w:proofErr w:type="gramStart"/>
             <w:r>
               <w:rPr>
-                <w:rFonts w:ascii="Bahnschrift Light SemiCondensed" w:hAnsi="Bahnschrift Light SemiCondensed" w:cs="Arial"/>
-                <w:color w:val="124F1A" w:themeColor="accent3" w:themeShade="BF"/>
-                <w:sz w:val="18"/>
-                <w:szCs w:val="18"/>
+                <w:rFonts w:ascii="Courier New" w:hAnsi="Courier New" w:cs="Courier New"/>
+                <w:color w:val="124F1A" w:themeColor="accent3" w:themeShade="BF"/>
+                <w:sz w:val="14"/>
+                <w:szCs w:val="14"/>
                 <w:lang w:val="fr-CH"/>
               </w:rPr>
               <w:t>":</w:t>
@@ -5229,10 +5108,10 @@
             <w:proofErr w:type="gramEnd"/>
             <w:r>
               <w:rPr>
-                <w:rFonts w:ascii="Bahnschrift Light SemiCondensed" w:hAnsi="Bahnschrift Light SemiCondensed" w:cs="Arial"/>
-                <w:color w:val="124F1A" w:themeColor="accent3" w:themeShade="BF"/>
-                <w:sz w:val="18"/>
-                <w:szCs w:val="18"/>
+                <w:rFonts w:ascii="Courier New" w:hAnsi="Courier New" w:cs="Courier New"/>
+                <w:color w:val="124F1A" w:themeColor="accent3" w:themeShade="BF"/>
+                <w:sz w:val="14"/>
+                <w:szCs w:val="14"/>
                 <w:lang w:val="fr-CH"/>
               </w:rPr>
               <w:t xml:space="preserve"> "</w:t>
@@ -5240,10 +5119,10 @@
             <w:proofErr w:type="spellStart"/>
             <w:r>
               <w:rPr>
-                <w:rFonts w:ascii="Bahnschrift Light SemiCondensed" w:hAnsi="Bahnschrift Light SemiCondensed" w:cs="Arial"/>
-                <w:color w:val="124F1A" w:themeColor="accent3" w:themeShade="BF"/>
-                <w:sz w:val="18"/>
-                <w:szCs w:val="18"/>
+                <w:rFonts w:ascii="Courier New" w:hAnsi="Courier New" w:cs="Courier New"/>
+                <w:color w:val="124F1A" w:themeColor="accent3" w:themeShade="BF"/>
+                <w:sz w:val="14"/>
+                <w:szCs w:val="14"/>
                 <w:lang w:val="fr-CH"/>
               </w:rPr>
               <w:t>json</w:t>
@@ -5251,10 +5130,10 @@
             <w:proofErr w:type="spellEnd"/>
             <w:r>
               <w:rPr>
-                <w:rFonts w:ascii="Bahnschrift Light SemiCondensed" w:hAnsi="Bahnschrift Light SemiCondensed" w:cs="Arial"/>
-                <w:color w:val="124F1A" w:themeColor="accent3" w:themeShade="BF"/>
-                <w:sz w:val="18"/>
-                <w:szCs w:val="18"/>
+                <w:rFonts w:ascii="Courier New" w:hAnsi="Courier New" w:cs="Courier New"/>
+                <w:color w:val="124F1A" w:themeColor="accent3" w:themeShade="BF"/>
+                <w:sz w:val="14"/>
+                <w:szCs w:val="14"/>
                 <w:lang w:val="fr-CH"/>
               </w:rPr>
               <w:t>", "</w:t>
@@ -5262,10 +5141,10 @@
             <w:proofErr w:type="spellStart"/>
             <w:r>
               <w:rPr>
-                <w:rFonts w:ascii="Bahnschrift Light SemiCondensed" w:hAnsi="Bahnschrift Light SemiCondensed" w:cs="Arial"/>
-                <w:color w:val="124F1A" w:themeColor="accent3" w:themeShade="BF"/>
-                <w:sz w:val="18"/>
-                <w:szCs w:val="18"/>
+                <w:rFonts w:ascii="Courier New" w:hAnsi="Courier New" w:cs="Courier New"/>
+                <w:color w:val="124F1A" w:themeColor="accent3" w:themeShade="BF"/>
+                <w:sz w:val="14"/>
+                <w:szCs w:val="14"/>
                 <w:lang w:val="fr-CH"/>
               </w:rPr>
               <w:t>ExpectedStatusCode</w:t>
@@ -5274,10 +5153,10 @@
             <w:proofErr w:type="gramStart"/>
             <w:r>
               <w:rPr>
-                <w:rFonts w:ascii="Bahnschrift Light SemiCondensed" w:hAnsi="Bahnschrift Light SemiCondensed" w:cs="Arial"/>
-                <w:color w:val="124F1A" w:themeColor="accent3" w:themeShade="BF"/>
-                <w:sz w:val="18"/>
-                <w:szCs w:val="18"/>
+                <w:rFonts w:ascii="Courier New" w:hAnsi="Courier New" w:cs="Courier New"/>
+                <w:color w:val="124F1A" w:themeColor="accent3" w:themeShade="BF"/>
+                <w:sz w:val="14"/>
+                <w:szCs w:val="14"/>
                 <w:lang w:val="fr-CH"/>
               </w:rPr>
               <w:t>":</w:t>
@@ -5285,10 +5164,10 @@
             <w:proofErr w:type="gramEnd"/>
             <w:r>
               <w:rPr>
-                <w:rFonts w:ascii="Bahnschrift Light SemiCondensed" w:hAnsi="Bahnschrift Light SemiCondensed" w:cs="Arial"/>
-                <w:color w:val="124F1A" w:themeColor="accent3" w:themeShade="BF"/>
-                <w:sz w:val="18"/>
-                <w:szCs w:val="18"/>
+                <w:rFonts w:ascii="Courier New" w:hAnsi="Courier New" w:cs="Courier New"/>
+                <w:color w:val="124F1A" w:themeColor="accent3" w:themeShade="BF"/>
+                <w:sz w:val="14"/>
+                <w:szCs w:val="14"/>
                 <w:lang w:val="fr-CH"/>
               </w:rPr>
               <w:t xml:space="preserve"> </w:t>
@@ -5296,10 +5175,10 @@
             <w:proofErr w:type="gramStart"/>
             <w:r>
               <w:rPr>
-                <w:rFonts w:ascii="Bahnschrift Light SemiCondensed" w:hAnsi="Bahnschrift Light SemiCondensed" w:cs="Arial"/>
-                <w:color w:val="124F1A" w:themeColor="accent3" w:themeShade="BF"/>
-                <w:sz w:val="18"/>
-                <w:szCs w:val="18"/>
+                <w:rFonts w:ascii="Courier New" w:hAnsi="Courier New" w:cs="Courier New"/>
+                <w:color w:val="124F1A" w:themeColor="accent3" w:themeShade="BF"/>
+                <w:sz w:val="14"/>
+                <w:szCs w:val="14"/>
                 <w:lang w:val="fr-CH"/>
               </w:rPr>
               <w:t>200 }</w:t>
@@ -5314,10 +5193,10 @@
             </w:pPr>
             <w:r>
               <w:rPr>
-                <w:rFonts w:ascii="Bahnschrift Light SemiCondensed" w:hAnsi="Bahnschrift Light SemiCondensed" w:cs="Arial"/>
-                <w:color w:val="124F1A" w:themeColor="accent3" w:themeShade="BF"/>
-                <w:sz w:val="18"/>
-                <w:szCs w:val="18"/>
+                <w:rFonts w:ascii="Courier New" w:hAnsi="Courier New" w:cs="Courier New"/>
+                <w:color w:val="124F1A" w:themeColor="accent3" w:themeShade="BF"/>
+                <w:sz w:val="14"/>
+                <w:szCs w:val="14"/>
                 <w:lang w:val="fr-CH"/>
               </w:rPr>
               <w:t>]</w:t>
@@ -5360,6 +5239,7 @@
         <w:rPr>
           <w:rFonts w:ascii="Cadastra" w:hAnsi="Cadastra"/>
           <w:sz w:val="18"/>
+          <w:lang w:val="fr-CH"/>
         </w:rPr>
       </w:pPr>
       <w:proofErr w:type="gramStart"/>
@@ -5367,6 +5247,7 @@
         <w:rPr>
           <w:rFonts w:ascii="Cadastra" w:hAnsi="Cadastra"/>
           <w:sz w:val="18"/>
+          <w:lang w:val="fr-CH"/>
         </w:rPr>
         <w:t>Objectif:</w:t>
       </w:r>
@@ -5375,6 +5256,7 @@
         <w:rPr>
           <w:rFonts w:ascii="Cadastra" w:hAnsi="Cadastra"/>
           <w:sz w:val="18"/>
+          <w:lang w:val="fr-CH"/>
         </w:rPr>
         <w:t xml:space="preserve"> Appelle le point final des capacités et valide l'accessibilité/la réponse. Dans le cas du XML, une validation XSD supplémentaire est effectuée.</w:t>
       </w:r>
@@ -5384,12 +5266,14 @@
         <w:rPr>
           <w:rFonts w:ascii="Cadastra" w:hAnsi="Cadastra"/>
           <w:sz w:val="18"/>
-        </w:rPr>
-      </w:pPr>
-      <w:r>
-        <w:rPr>
-          <w:rFonts w:ascii="Cadastra" w:hAnsi="Cadastra"/>
-          <w:sz w:val="18"/>
+          <w:lang w:val="fr-CH"/>
+        </w:rPr>
+      </w:pPr>
+      <w:r>
+        <w:rPr>
+          <w:rFonts w:ascii="Cadastra" w:hAnsi="Cadastra"/>
+          <w:sz w:val="18"/>
+          <w:lang w:val="fr-CH"/>
         </w:rPr>
         <w:t xml:space="preserve">Valeurs FORMAT prises en </w:t>
       </w:r>
@@ -5398,6 +5282,7 @@
         <w:rPr>
           <w:rFonts w:ascii="Cadastra" w:hAnsi="Cadastra"/>
           <w:sz w:val="18"/>
+          <w:lang w:val="fr-CH"/>
         </w:rPr>
         <w:t>charge:</w:t>
       </w:r>
@@ -5406,6 +5291,7 @@
         <w:rPr>
           <w:rFonts w:ascii="Cadastra" w:hAnsi="Cadastra"/>
           <w:sz w:val="18"/>
+          <w:lang w:val="fr-CH"/>
         </w:rPr>
         <w:tab/>
       </w:r>
@@ -5413,30 +5299,16 @@
         <w:rPr>
           <w:rFonts w:ascii="Cadastra" w:hAnsi="Cadastra"/>
           <w:sz w:val="18"/>
+          <w:lang w:val="fr-CH"/>
         </w:rPr>
         <w:tab/>
-        <w:t xml:space="preserve">xml, </w:t>
-      </w:r>
-      <w:proofErr w:type="spellStart"/>
-      <w:r>
-        <w:rPr>
-          <w:rFonts w:ascii="Cadastra" w:hAnsi="Cadastra"/>
-          <w:sz w:val="18"/>
-        </w:rPr>
-        <w:t>json</w:t>
-      </w:r>
-      <w:proofErr w:type="spellEnd"/>
-      <w:r>
-        <w:rPr>
-          <w:rFonts w:ascii="Cadastra" w:hAnsi="Cadastra"/>
-          <w:sz w:val="18"/>
-        </w:rPr>
-        <w:t xml:space="preserve"> </w:t>
-      </w:r>
-      <w:r>
-        <w:rPr>
-          <w:rFonts w:ascii="Cadastra" w:hAnsi="Cadastra"/>
-          <w:sz w:val="18"/>
+        <w:t xml:space="preserve">xml, json </w:t>
+      </w:r>
+      <w:r>
+        <w:rPr>
+          <w:rFonts w:ascii="Cadastra" w:hAnsi="Cadastra"/>
+          <w:sz w:val="18"/>
+          <w:lang w:val="fr-CH"/>
         </w:rPr>
         <w:br/>
         <w:t xml:space="preserve">Paramètres spécifiques au </w:t>
@@ -5446,6 +5318,7 @@
         <w:rPr>
           <w:rFonts w:ascii="Cadastra" w:hAnsi="Cadastra"/>
           <w:sz w:val="18"/>
+          <w:lang w:val="fr-CH"/>
         </w:rPr>
         <w:t>Check:</w:t>
       </w:r>
@@ -5454,6 +5327,7 @@
         <w:rPr>
           <w:rFonts w:ascii="Cadastra" w:hAnsi="Cadastra"/>
           <w:sz w:val="18"/>
+          <w:lang w:val="fr-CH"/>
         </w:rPr>
         <w:t xml:space="preserve"> </w:t>
       </w:r>
@@ -5461,6 +5335,7 @@
         <w:rPr>
           <w:rFonts w:ascii="Cadastra" w:hAnsi="Cadastra"/>
           <w:sz w:val="18"/>
+          <w:lang w:val="fr-CH"/>
         </w:rPr>
         <w:tab/>
       </w:r>
@@ -5468,6 +5343,7 @@
         <w:rPr>
           <w:rFonts w:ascii="Cadastra" w:hAnsi="Cadastra"/>
           <w:sz w:val="18"/>
+          <w:lang w:val="fr-CH"/>
         </w:rPr>
         <w:tab/>
         <w:t>aucun</w:t>
@@ -5511,19 +5387,19 @@
             <w:pPr>
               <w:pStyle w:val="Sansinterligne"/>
               <w:rPr>
-                <w:rFonts w:ascii="Bahnschrift Light SemiCondensed" w:hAnsi="Bahnschrift Light SemiCondensed" w:cs="Arial"/>
-                <w:color w:val="124F1A" w:themeColor="accent3" w:themeShade="BF"/>
-                <w:sz w:val="18"/>
-                <w:szCs w:val="18"/>
+                <w:rFonts w:ascii="Courier New" w:hAnsi="Courier New" w:cs="Courier New"/>
+                <w:color w:val="124F1A" w:themeColor="accent3" w:themeShade="BF"/>
+                <w:sz w:val="14"/>
+                <w:szCs w:val="14"/>
                 <w:lang w:val="fr-CH"/>
               </w:rPr>
             </w:pPr>
             <w:r>
               <w:rPr>
-                <w:rFonts w:ascii="Bahnschrift Light SemiCondensed" w:hAnsi="Bahnschrift Light SemiCondensed" w:cs="Arial"/>
-                <w:color w:val="124F1A" w:themeColor="accent3" w:themeShade="BF"/>
-                <w:sz w:val="18"/>
-                <w:szCs w:val="18"/>
+                <w:rFonts w:ascii="Courier New" w:hAnsi="Courier New" w:cs="Courier New"/>
+                <w:color w:val="124F1A" w:themeColor="accent3" w:themeShade="BF"/>
+                <w:sz w:val="14"/>
+                <w:szCs w:val="14"/>
                 <w:lang w:val="fr-CH"/>
               </w:rPr>
               <w:t>"</w:t>
@@ -5531,10 +5407,10 @@
             <w:proofErr w:type="spellStart"/>
             <w:r>
               <w:rPr>
-                <w:rFonts w:ascii="Bahnschrift Light SemiCondensed" w:hAnsi="Bahnschrift Light SemiCondensed" w:cs="Arial"/>
-                <w:color w:val="124F1A" w:themeColor="accent3" w:themeShade="BF"/>
-                <w:sz w:val="18"/>
-                <w:szCs w:val="18"/>
+                <w:rFonts w:ascii="Courier New" w:hAnsi="Courier New" w:cs="Courier New"/>
+                <w:color w:val="124F1A" w:themeColor="accent3" w:themeShade="BF"/>
+                <w:sz w:val="14"/>
+                <w:szCs w:val="14"/>
                 <w:lang w:val="fr-CH"/>
               </w:rPr>
               <w:t>GetCapabilities</w:t>
@@ -5543,10 +5419,10 @@
             <w:proofErr w:type="gramStart"/>
             <w:r>
               <w:rPr>
-                <w:rFonts w:ascii="Bahnschrift Light SemiCondensed" w:hAnsi="Bahnschrift Light SemiCondensed" w:cs="Arial"/>
-                <w:color w:val="124F1A" w:themeColor="accent3" w:themeShade="BF"/>
-                <w:sz w:val="18"/>
-                <w:szCs w:val="18"/>
+                <w:rFonts w:ascii="Courier New" w:hAnsi="Courier New" w:cs="Courier New"/>
+                <w:color w:val="124F1A" w:themeColor="accent3" w:themeShade="BF"/>
+                <w:sz w:val="14"/>
+                <w:szCs w:val="14"/>
                 <w:lang w:val="fr-CH"/>
               </w:rPr>
               <w:t>":</w:t>
@@ -5554,10 +5430,10 @@
             <w:proofErr w:type="gramEnd"/>
             <w:r>
               <w:rPr>
-                <w:rFonts w:ascii="Bahnschrift Light SemiCondensed" w:hAnsi="Bahnschrift Light SemiCondensed" w:cs="Arial"/>
-                <w:color w:val="124F1A" w:themeColor="accent3" w:themeShade="BF"/>
-                <w:sz w:val="18"/>
-                <w:szCs w:val="18"/>
+                <w:rFonts w:ascii="Courier New" w:hAnsi="Courier New" w:cs="Courier New"/>
+                <w:color w:val="124F1A" w:themeColor="accent3" w:themeShade="BF"/>
+                <w:sz w:val="14"/>
+                <w:szCs w:val="14"/>
                 <w:lang w:val="fr-CH"/>
               </w:rPr>
               <w:t xml:space="preserve"> [</w:t>
@@ -5567,19 +5443,19 @@
             <w:pPr>
               <w:pStyle w:val="Sansinterligne"/>
               <w:rPr>
-                <w:rFonts w:ascii="Bahnschrift Light SemiCondensed" w:hAnsi="Bahnschrift Light SemiCondensed" w:cs="Arial"/>
-                <w:color w:val="124F1A" w:themeColor="accent3" w:themeShade="BF"/>
-                <w:sz w:val="18"/>
-                <w:szCs w:val="18"/>
+                <w:rFonts w:ascii="Courier New" w:hAnsi="Courier New" w:cs="Courier New"/>
+                <w:color w:val="124F1A" w:themeColor="accent3" w:themeShade="BF"/>
+                <w:sz w:val="14"/>
+                <w:szCs w:val="14"/>
                 <w:lang w:val="fr-CH"/>
               </w:rPr>
             </w:pPr>
             <w:r>
               <w:rPr>
-                <w:rFonts w:ascii="Bahnschrift Light SemiCondensed" w:hAnsi="Bahnschrift Light SemiCondensed" w:cs="Arial"/>
-                <w:color w:val="124F1A" w:themeColor="accent3" w:themeShade="BF"/>
-                <w:sz w:val="18"/>
-                <w:szCs w:val="18"/>
+                <w:rFonts w:ascii="Courier New" w:hAnsi="Courier New" w:cs="Courier New"/>
+                <w:color w:val="124F1A" w:themeColor="accent3" w:themeShade="BF"/>
+                <w:sz w:val="14"/>
+                <w:szCs w:val="14"/>
                 <w:lang w:val="fr-CH"/>
               </w:rPr>
               <w:t xml:space="preserve">    {"FORMAT</w:t>
@@ -5587,10 +5463,10 @@
             <w:proofErr w:type="gramStart"/>
             <w:r>
               <w:rPr>
-                <w:rFonts w:ascii="Bahnschrift Light SemiCondensed" w:hAnsi="Bahnschrift Light SemiCondensed" w:cs="Arial"/>
-                <w:color w:val="124F1A" w:themeColor="accent3" w:themeShade="BF"/>
-                <w:sz w:val="18"/>
-                <w:szCs w:val="18"/>
+                <w:rFonts w:ascii="Courier New" w:hAnsi="Courier New" w:cs="Courier New"/>
+                <w:color w:val="124F1A" w:themeColor="accent3" w:themeShade="BF"/>
+                <w:sz w:val="14"/>
+                <w:szCs w:val="14"/>
                 <w:lang w:val="fr-CH"/>
               </w:rPr>
               <w:t>":</w:t>
@@ -5598,10 +5474,10 @@
             <w:proofErr w:type="gramEnd"/>
             <w:r>
               <w:rPr>
-                <w:rFonts w:ascii="Bahnschrift Light SemiCondensed" w:hAnsi="Bahnschrift Light SemiCondensed" w:cs="Arial"/>
-                <w:color w:val="124F1A" w:themeColor="accent3" w:themeShade="BF"/>
-                <w:sz w:val="18"/>
-                <w:szCs w:val="18"/>
+                <w:rFonts w:ascii="Courier New" w:hAnsi="Courier New" w:cs="Courier New"/>
+                <w:color w:val="124F1A" w:themeColor="accent3" w:themeShade="BF"/>
+                <w:sz w:val="14"/>
+                <w:szCs w:val="14"/>
                 <w:lang w:val="fr-CH"/>
               </w:rPr>
               <w:t xml:space="preserve"> "xml", "</w:t>
@@ -5609,10 +5485,10 @@
             <w:proofErr w:type="spellStart"/>
             <w:r>
               <w:rPr>
-                <w:rFonts w:ascii="Bahnschrift Light SemiCondensed" w:hAnsi="Bahnschrift Light SemiCondensed" w:cs="Arial"/>
-                <w:color w:val="124F1A" w:themeColor="accent3" w:themeShade="BF"/>
-                <w:sz w:val="18"/>
-                <w:szCs w:val="18"/>
+                <w:rFonts w:ascii="Courier New" w:hAnsi="Courier New" w:cs="Courier New"/>
+                <w:color w:val="124F1A" w:themeColor="accent3" w:themeShade="BF"/>
+                <w:sz w:val="14"/>
+                <w:szCs w:val="14"/>
                 <w:lang w:val="fr-CH"/>
               </w:rPr>
               <w:t>ExpectedStatusCode</w:t>
@@ -5621,10 +5497,10 @@
             <w:proofErr w:type="gramStart"/>
             <w:r>
               <w:rPr>
-                <w:rFonts w:ascii="Bahnschrift Light SemiCondensed" w:hAnsi="Bahnschrift Light SemiCondensed" w:cs="Arial"/>
-                <w:color w:val="124F1A" w:themeColor="accent3" w:themeShade="BF"/>
-                <w:sz w:val="18"/>
-                <w:szCs w:val="18"/>
+                <w:rFonts w:ascii="Courier New" w:hAnsi="Courier New" w:cs="Courier New"/>
+                <w:color w:val="124F1A" w:themeColor="accent3" w:themeShade="BF"/>
+                <w:sz w:val="14"/>
+                <w:szCs w:val="14"/>
                 <w:lang w:val="fr-CH"/>
               </w:rPr>
               <w:t>":</w:t>
@@ -5632,10 +5508,10 @@
             <w:proofErr w:type="gramEnd"/>
             <w:r>
               <w:rPr>
-                <w:rFonts w:ascii="Bahnschrift Light SemiCondensed" w:hAnsi="Bahnschrift Light SemiCondensed" w:cs="Arial"/>
-                <w:color w:val="124F1A" w:themeColor="accent3" w:themeShade="BF"/>
-                <w:sz w:val="18"/>
-                <w:szCs w:val="18"/>
+                <w:rFonts w:ascii="Courier New" w:hAnsi="Courier New" w:cs="Courier New"/>
+                <w:color w:val="124F1A" w:themeColor="accent3" w:themeShade="BF"/>
+                <w:sz w:val="14"/>
+                <w:szCs w:val="14"/>
                 <w:lang w:val="fr-CH"/>
               </w:rPr>
               <w:t xml:space="preserve"> </w:t>
@@ -5643,10 +5519,10 @@
             <w:proofErr w:type="gramStart"/>
             <w:r>
               <w:rPr>
-                <w:rFonts w:ascii="Bahnschrift Light SemiCondensed" w:hAnsi="Bahnschrift Light SemiCondensed" w:cs="Arial"/>
-                <w:color w:val="124F1A" w:themeColor="accent3" w:themeShade="BF"/>
-                <w:sz w:val="18"/>
-                <w:szCs w:val="18"/>
+                <w:rFonts w:ascii="Courier New" w:hAnsi="Courier New" w:cs="Courier New"/>
+                <w:color w:val="124F1A" w:themeColor="accent3" w:themeShade="BF"/>
+                <w:sz w:val="14"/>
+                <w:szCs w:val="14"/>
                 <w:lang w:val="fr-CH"/>
               </w:rPr>
               <w:t>200 }</w:t>
@@ -5654,10 +5530,10 @@
             <w:proofErr w:type="gramEnd"/>
             <w:r>
               <w:rPr>
-                <w:rFonts w:ascii="Bahnschrift Light SemiCondensed" w:hAnsi="Bahnschrift Light SemiCondensed" w:cs="Arial"/>
-                <w:color w:val="124F1A" w:themeColor="accent3" w:themeShade="BF"/>
-                <w:sz w:val="18"/>
-                <w:szCs w:val="18"/>
+                <w:rFonts w:ascii="Courier New" w:hAnsi="Courier New" w:cs="Courier New"/>
+                <w:color w:val="124F1A" w:themeColor="accent3" w:themeShade="BF"/>
+                <w:sz w:val="14"/>
+                <w:szCs w:val="14"/>
                 <w:lang w:val="fr-CH"/>
               </w:rPr>
               <w:t>,</w:t>
@@ -5667,19 +5543,19 @@
             <w:pPr>
               <w:pStyle w:val="Sansinterligne"/>
               <w:rPr>
-                <w:rFonts w:ascii="Bahnschrift Light SemiCondensed" w:hAnsi="Bahnschrift Light SemiCondensed" w:cs="Arial"/>
-                <w:color w:val="124F1A" w:themeColor="accent3" w:themeShade="BF"/>
-                <w:sz w:val="18"/>
-                <w:szCs w:val="18"/>
+                <w:rFonts w:ascii="Courier New" w:hAnsi="Courier New" w:cs="Courier New"/>
+                <w:color w:val="124F1A" w:themeColor="accent3" w:themeShade="BF"/>
+                <w:sz w:val="14"/>
+                <w:szCs w:val="14"/>
                 <w:lang w:val="fr-CH"/>
               </w:rPr>
             </w:pPr>
             <w:r>
               <w:rPr>
-                <w:rFonts w:ascii="Bahnschrift Light SemiCondensed" w:hAnsi="Bahnschrift Light SemiCondensed" w:cs="Arial"/>
-                <w:color w:val="124F1A" w:themeColor="accent3" w:themeShade="BF"/>
-                <w:sz w:val="18"/>
-                <w:szCs w:val="18"/>
+                <w:rFonts w:ascii="Courier New" w:hAnsi="Courier New" w:cs="Courier New"/>
+                <w:color w:val="124F1A" w:themeColor="accent3" w:themeShade="BF"/>
+                <w:sz w:val="14"/>
+                <w:szCs w:val="14"/>
                 <w:lang w:val="fr-CH"/>
               </w:rPr>
               <w:t xml:space="preserve">    {"FORMAT</w:t>
@@ -5687,10 +5563,10 @@
             <w:proofErr w:type="gramStart"/>
             <w:r>
               <w:rPr>
-                <w:rFonts w:ascii="Bahnschrift Light SemiCondensed" w:hAnsi="Bahnschrift Light SemiCondensed" w:cs="Arial"/>
-                <w:color w:val="124F1A" w:themeColor="accent3" w:themeShade="BF"/>
-                <w:sz w:val="18"/>
-                <w:szCs w:val="18"/>
+                <w:rFonts w:ascii="Courier New" w:hAnsi="Courier New" w:cs="Courier New"/>
+                <w:color w:val="124F1A" w:themeColor="accent3" w:themeShade="BF"/>
+                <w:sz w:val="14"/>
+                <w:szCs w:val="14"/>
                 <w:lang w:val="fr-CH"/>
               </w:rPr>
               <w:t>":</w:t>
@@ -5698,10 +5574,10 @@
             <w:proofErr w:type="gramEnd"/>
             <w:r>
               <w:rPr>
-                <w:rFonts w:ascii="Bahnschrift Light SemiCondensed" w:hAnsi="Bahnschrift Light SemiCondensed" w:cs="Arial"/>
-                <w:color w:val="124F1A" w:themeColor="accent3" w:themeShade="BF"/>
-                <w:sz w:val="18"/>
-                <w:szCs w:val="18"/>
+                <w:rFonts w:ascii="Courier New" w:hAnsi="Courier New" w:cs="Courier New"/>
+                <w:color w:val="124F1A" w:themeColor="accent3" w:themeShade="BF"/>
+                <w:sz w:val="14"/>
+                <w:szCs w:val="14"/>
                 <w:lang w:val="fr-CH"/>
               </w:rPr>
               <w:t xml:space="preserve"> "</w:t>
@@ -5709,10 +5585,10 @@
             <w:proofErr w:type="spellStart"/>
             <w:r>
               <w:rPr>
-                <w:rFonts w:ascii="Bahnschrift Light SemiCondensed" w:hAnsi="Bahnschrift Light SemiCondensed" w:cs="Arial"/>
-                <w:color w:val="124F1A" w:themeColor="accent3" w:themeShade="BF"/>
-                <w:sz w:val="18"/>
-                <w:szCs w:val="18"/>
+                <w:rFonts w:ascii="Courier New" w:hAnsi="Courier New" w:cs="Courier New"/>
+                <w:color w:val="124F1A" w:themeColor="accent3" w:themeShade="BF"/>
+                <w:sz w:val="14"/>
+                <w:szCs w:val="14"/>
                 <w:lang w:val="fr-CH"/>
               </w:rPr>
               <w:t>json</w:t>
@@ -5720,10 +5596,10 @@
             <w:proofErr w:type="spellEnd"/>
             <w:r>
               <w:rPr>
-                <w:rFonts w:ascii="Bahnschrift Light SemiCondensed" w:hAnsi="Bahnschrift Light SemiCondensed" w:cs="Arial"/>
-                <w:color w:val="124F1A" w:themeColor="accent3" w:themeShade="BF"/>
-                <w:sz w:val="18"/>
-                <w:szCs w:val="18"/>
+                <w:rFonts w:ascii="Courier New" w:hAnsi="Courier New" w:cs="Courier New"/>
+                <w:color w:val="124F1A" w:themeColor="accent3" w:themeShade="BF"/>
+                <w:sz w:val="14"/>
+                <w:szCs w:val="14"/>
                 <w:lang w:val="fr-CH"/>
               </w:rPr>
               <w:t>", "</w:t>
@@ -5731,10 +5607,10 @@
             <w:proofErr w:type="spellStart"/>
             <w:r>
               <w:rPr>
-                <w:rFonts w:ascii="Bahnschrift Light SemiCondensed" w:hAnsi="Bahnschrift Light SemiCondensed" w:cs="Arial"/>
-                <w:color w:val="124F1A" w:themeColor="accent3" w:themeShade="BF"/>
-                <w:sz w:val="18"/>
-                <w:szCs w:val="18"/>
+                <w:rFonts w:ascii="Courier New" w:hAnsi="Courier New" w:cs="Courier New"/>
+                <w:color w:val="124F1A" w:themeColor="accent3" w:themeShade="BF"/>
+                <w:sz w:val="14"/>
+                <w:szCs w:val="14"/>
                 <w:lang w:val="fr-CH"/>
               </w:rPr>
               <w:t>ExpectedStatusCode</w:t>
@@ -5743,10 +5619,10 @@
             <w:proofErr w:type="gramStart"/>
             <w:r>
               <w:rPr>
-                <w:rFonts w:ascii="Bahnschrift Light SemiCondensed" w:hAnsi="Bahnschrift Light SemiCondensed" w:cs="Arial"/>
-                <w:color w:val="124F1A" w:themeColor="accent3" w:themeShade="BF"/>
-                <w:sz w:val="18"/>
-                <w:szCs w:val="18"/>
+                <w:rFonts w:ascii="Courier New" w:hAnsi="Courier New" w:cs="Courier New"/>
+                <w:color w:val="124F1A" w:themeColor="accent3" w:themeShade="BF"/>
+                <w:sz w:val="14"/>
+                <w:szCs w:val="14"/>
                 <w:lang w:val="fr-CH"/>
               </w:rPr>
               <w:t>":</w:t>
@@ -5754,10 +5630,10 @@
             <w:proofErr w:type="gramEnd"/>
             <w:r>
               <w:rPr>
-                <w:rFonts w:ascii="Bahnschrift Light SemiCondensed" w:hAnsi="Bahnschrift Light SemiCondensed" w:cs="Arial"/>
-                <w:color w:val="124F1A" w:themeColor="accent3" w:themeShade="BF"/>
-                <w:sz w:val="18"/>
-                <w:szCs w:val="18"/>
+                <w:rFonts w:ascii="Courier New" w:hAnsi="Courier New" w:cs="Courier New"/>
+                <w:color w:val="124F1A" w:themeColor="accent3" w:themeShade="BF"/>
+                <w:sz w:val="14"/>
+                <w:szCs w:val="14"/>
                 <w:lang w:val="fr-CH"/>
               </w:rPr>
               <w:t xml:space="preserve"> </w:t>
@@ -5765,10 +5641,10 @@
             <w:proofErr w:type="gramStart"/>
             <w:r>
               <w:rPr>
-                <w:rFonts w:ascii="Bahnschrift Light SemiCondensed" w:hAnsi="Bahnschrift Light SemiCondensed" w:cs="Arial"/>
-                <w:color w:val="124F1A" w:themeColor="accent3" w:themeShade="BF"/>
-                <w:sz w:val="18"/>
-                <w:szCs w:val="18"/>
+                <w:rFonts w:ascii="Courier New" w:hAnsi="Courier New" w:cs="Courier New"/>
+                <w:color w:val="124F1A" w:themeColor="accent3" w:themeShade="BF"/>
+                <w:sz w:val="14"/>
+                <w:szCs w:val="14"/>
                 <w:lang w:val="fr-CH"/>
               </w:rPr>
               <w:t>200 }</w:t>
@@ -5787,10 +5663,10 @@
             </w:pPr>
             <w:r>
               <w:rPr>
-                <w:rFonts w:ascii="Bahnschrift Light SemiCondensed" w:hAnsi="Bahnschrift Light SemiCondensed" w:cs="Arial"/>
-                <w:color w:val="124F1A" w:themeColor="accent3" w:themeShade="BF"/>
-                <w:sz w:val="18"/>
-                <w:szCs w:val="18"/>
+                <w:rFonts w:ascii="Courier New" w:hAnsi="Courier New" w:cs="Courier New"/>
+                <w:color w:val="124F1A" w:themeColor="accent3" w:themeShade="BF"/>
+                <w:sz w:val="14"/>
+                <w:szCs w:val="14"/>
                 <w:lang w:val="fr-CH"/>
               </w:rPr>
               <w:t>]</w:t>
@@ -5802,6 +5678,7 @@
     <w:p>
       <w:pPr>
         <w:pStyle w:val="Titre3"/>
+        <w:pageBreakBefore/>
         <w:numPr>
           <w:ilvl w:val="2"/>
           <w:numId w:val="23"/>
@@ -5833,6 +5710,7 @@
         <w:rPr>
           <w:rFonts w:ascii="Cadastra" w:hAnsi="Cadastra"/>
           <w:sz w:val="18"/>
+          <w:lang w:val="fr-CH"/>
         </w:rPr>
       </w:pPr>
       <w:proofErr w:type="gramStart"/>
@@ -5840,6 +5718,7 @@
         <w:rPr>
           <w:rFonts w:ascii="Cadastra" w:hAnsi="Cadastra"/>
           <w:sz w:val="18"/>
+          <w:lang w:val="fr-CH"/>
         </w:rPr>
         <w:t>Objectif:</w:t>
       </w:r>
@@ -5848,6 +5727,7 @@
         <w:rPr>
           <w:rFonts w:ascii="Cadastra" w:hAnsi="Cadastra"/>
           <w:sz w:val="18"/>
+          <w:lang w:val="fr-CH"/>
         </w:rPr>
         <w:t xml:space="preserve"> Détermine un EGRID à partir d'une seule variante de saisie.</w:t>
       </w:r>
@@ -5857,12 +5737,14 @@
         <w:rPr>
           <w:rFonts w:ascii="Cadastra" w:hAnsi="Cadastra"/>
           <w:sz w:val="18"/>
-        </w:rPr>
-      </w:pPr>
-      <w:r>
-        <w:rPr>
-          <w:rFonts w:ascii="Cadastra" w:hAnsi="Cadastra"/>
-          <w:sz w:val="18"/>
+          <w:lang w:val="fr-CH"/>
+        </w:rPr>
+      </w:pPr>
+      <w:r>
+        <w:rPr>
+          <w:rFonts w:ascii="Cadastra" w:hAnsi="Cadastra"/>
+          <w:sz w:val="18"/>
+          <w:lang w:val="fr-CH"/>
         </w:rPr>
         <w:t xml:space="preserve">Valeurs FORMAT prises en </w:t>
       </w:r>
@@ -5871,6 +5753,7 @@
         <w:rPr>
           <w:rFonts w:ascii="Cadastra" w:hAnsi="Cadastra"/>
           <w:sz w:val="18"/>
+          <w:lang w:val="fr-CH"/>
         </w:rPr>
         <w:t>charge:</w:t>
       </w:r>
@@ -5879,6 +5762,7 @@
         <w:rPr>
           <w:rFonts w:ascii="Cadastra" w:hAnsi="Cadastra"/>
           <w:sz w:val="18"/>
+          <w:lang w:val="fr-CH"/>
         </w:rPr>
         <w:tab/>
       </w:r>
@@ -5886,19 +5770,11 @@
         <w:rPr>
           <w:rFonts w:ascii="Cadastra" w:hAnsi="Cadastra"/>
           <w:sz w:val="18"/>
+          <w:lang w:val="fr-CH"/>
         </w:rPr>
         <w:tab/>
-        <w:t xml:space="preserve">xml, </w:t>
-      </w:r>
-      <w:proofErr w:type="spellStart"/>
-      <w:r>
-        <w:rPr>
-          <w:rFonts w:ascii="Cadastra" w:hAnsi="Cadastra"/>
-          <w:sz w:val="18"/>
-        </w:rPr>
-        <w:t>json</w:t>
-      </w:r>
-      <w:proofErr w:type="spellEnd"/>
+        <w:t>xml, json</w:t>
+      </w:r>
     </w:p>
     <w:p>
       <w:pPr>
@@ -6638,6 +6514,7 @@
         <w:rPr>
           <w:rFonts w:ascii="Cadastra" w:hAnsi="Cadastra"/>
           <w:sz w:val="18"/>
+          <w:lang w:val="fr-CH"/>
         </w:rPr>
       </w:pPr>
     </w:p>
@@ -6647,12 +6524,14 @@
         <w:rPr>
           <w:rFonts w:ascii="Cadastra" w:hAnsi="Cadastra"/>
           <w:sz w:val="18"/>
-        </w:rPr>
-      </w:pPr>
-      <w:r>
-        <w:rPr>
-          <w:rFonts w:ascii="Cadastra" w:hAnsi="Cadastra"/>
-          <w:sz w:val="18"/>
+          <w:lang w:val="fr-CH"/>
+        </w:rPr>
+      </w:pPr>
+      <w:r>
+        <w:rPr>
+          <w:rFonts w:ascii="Cadastra" w:hAnsi="Cadastra"/>
+          <w:sz w:val="18"/>
+          <w:lang w:val="fr-CH"/>
         </w:rPr>
         <w:t>Important (limitation</w:t>
       </w:r>
@@ -6661,6 +6540,7 @@
         <w:rPr>
           <w:rFonts w:ascii="Cadastra" w:hAnsi="Cadastra"/>
           <w:sz w:val="18"/>
+          <w:lang w:val="fr-CH"/>
         </w:rPr>
         <w:t>):</w:t>
       </w:r>
@@ -6669,6 +6549,7 @@
         <w:rPr>
           <w:rFonts w:ascii="Cadastra" w:hAnsi="Cadastra"/>
           <w:sz w:val="18"/>
+          <w:lang w:val="fr-CH"/>
         </w:rPr>
         <w:t xml:space="preserve"> l'une des variantes suivantes doit être définie, sinon la configuration n'est pas valide (la vérification est ignorée</w:t>
       </w:r>
@@ -6677,6 +6558,7 @@
         <w:rPr>
           <w:rFonts w:ascii="Cadastra" w:hAnsi="Cadastra"/>
           <w:sz w:val="18"/>
+          <w:lang w:val="fr-CH"/>
         </w:rPr>
         <w:t>):</w:t>
       </w:r>
@@ -6689,14 +6571,26 @@
         <w:rPr>
           <w:rFonts w:ascii="Cadastra" w:hAnsi="Cadastra" w:cs="Arial"/>
           <w:sz w:val="18"/>
-        </w:rPr>
-      </w:pPr>
+          <w:lang w:val="fr-CH"/>
+        </w:rPr>
+      </w:pPr>
+      <w:proofErr w:type="gramStart"/>
       <w:r>
         <w:rPr>
           <w:rFonts w:ascii="Cadastra" w:hAnsi="Cadastra" w:cs="Arial"/>
           <w:sz w:val="18"/>
-        </w:rPr>
-        <w:t>A: EN</w:t>
+          <w:lang w:val="fr-CH"/>
+        </w:rPr>
+        <w:t>A:</w:t>
+      </w:r>
+      <w:proofErr w:type="gramEnd"/>
+      <w:r>
+        <w:rPr>
+          <w:rFonts w:ascii="Cadastra" w:hAnsi="Cadastra" w:cs="Arial"/>
+          <w:sz w:val="18"/>
+          <w:lang w:val="fr-CH"/>
+        </w:rPr>
+        <w:t xml:space="preserve"> EN</w:t>
       </w:r>
     </w:p>
     <w:p>
@@ -6706,14 +6600,26 @@
         <w:rPr>
           <w:rFonts w:ascii="Cadastra" w:hAnsi="Cadastra" w:cs="Arial"/>
           <w:sz w:val="18"/>
-        </w:rPr>
-      </w:pPr>
+          <w:lang w:val="fr-CH"/>
+        </w:rPr>
+      </w:pPr>
+      <w:proofErr w:type="gramStart"/>
       <w:r>
         <w:rPr>
           <w:rFonts w:ascii="Cadastra" w:hAnsi="Cadastra" w:cs="Arial"/>
           <w:sz w:val="18"/>
-        </w:rPr>
-        <w:t>B: IDENTDN + NUMBER</w:t>
+          <w:lang w:val="fr-CH"/>
+        </w:rPr>
+        <w:t>B:</w:t>
+      </w:r>
+      <w:proofErr w:type="gramEnd"/>
+      <w:r>
+        <w:rPr>
+          <w:rFonts w:ascii="Cadastra" w:hAnsi="Cadastra" w:cs="Arial"/>
+          <w:sz w:val="18"/>
+          <w:lang w:val="fr-CH"/>
+        </w:rPr>
+        <w:t xml:space="preserve"> IDENTDN + NUMBER</w:t>
       </w:r>
     </w:p>
     <w:p>
@@ -6723,14 +6629,26 @@
         <w:rPr>
           <w:rFonts w:ascii="Cadastra" w:hAnsi="Cadastra" w:cs="Arial"/>
           <w:sz w:val="18"/>
-        </w:rPr>
-      </w:pPr>
+          <w:lang w:val="fr-CH"/>
+        </w:rPr>
+      </w:pPr>
+      <w:proofErr w:type="gramStart"/>
       <w:r>
         <w:rPr>
           <w:rFonts w:ascii="Cadastra" w:hAnsi="Cadastra" w:cs="Arial"/>
           <w:sz w:val="18"/>
-        </w:rPr>
-        <w:t>C: POSTALCODE + LOCALISATION + NUMBER</w:t>
+          <w:lang w:val="fr-CH"/>
+        </w:rPr>
+        <w:t>C:</w:t>
+      </w:r>
+      <w:proofErr w:type="gramEnd"/>
+      <w:r>
+        <w:rPr>
+          <w:rFonts w:ascii="Cadastra" w:hAnsi="Cadastra" w:cs="Arial"/>
+          <w:sz w:val="18"/>
+          <w:lang w:val="fr-CH"/>
+        </w:rPr>
+        <w:t xml:space="preserve"> POSTALCODE + LOCALISATION + NUMBER</w:t>
       </w:r>
     </w:p>
     <w:p>
@@ -6747,6 +6665,7 @@
           <w:rFonts w:ascii="Cadastra" w:hAnsi="Cadastra" w:cs="Arial"/>
           <w:sz w:val="18"/>
         </w:rPr>
+        <w:lastRenderedPageBreak/>
         <w:t>D: GNSS</w:t>
       </w:r>
     </w:p>
@@ -6807,38 +6726,38 @@
             <w:pPr>
               <w:pStyle w:val="Sansinterligne"/>
               <w:rPr>
-                <w:rFonts w:ascii="Bahnschrift Light SemiCondensed" w:hAnsi="Bahnschrift Light SemiCondensed" w:cs="Arial"/>
-                <w:color w:val="124F1A" w:themeColor="accent3" w:themeShade="BF"/>
-                <w:sz w:val="18"/>
-                <w:szCs w:val="18"/>
-              </w:rPr>
-            </w:pPr>
-            <w:r>
-              <w:rPr>
-                <w:rFonts w:ascii="Bahnschrift Light SemiCondensed" w:hAnsi="Bahnschrift Light SemiCondensed" w:cs="Arial"/>
-                <w:color w:val="124F1A" w:themeColor="accent3" w:themeShade="BF"/>
-                <w:sz w:val="18"/>
-                <w:szCs w:val="18"/>
+                <w:rFonts w:ascii="Courier New" w:hAnsi="Courier New" w:cs="Courier New"/>
+                <w:color w:val="124F1A" w:themeColor="accent3" w:themeShade="BF"/>
+                <w:sz w:val="14"/>
+                <w:szCs w:val="14"/>
+              </w:rPr>
+            </w:pPr>
+            <w:r>
+              <w:rPr>
+                <w:rFonts w:ascii="Courier New" w:hAnsi="Courier New" w:cs="Courier New"/>
+                <w:color w:val="124F1A" w:themeColor="accent3" w:themeShade="BF"/>
+                <w:sz w:val="14"/>
+                <w:szCs w:val="14"/>
               </w:rPr>
               <w:t>"</w:t>
             </w:r>
             <w:proofErr w:type="spellStart"/>
             <w:r>
               <w:rPr>
-                <w:rFonts w:ascii="Bahnschrift Light SemiCondensed" w:hAnsi="Bahnschrift Light SemiCondensed" w:cs="Arial"/>
-                <w:color w:val="124F1A" w:themeColor="accent3" w:themeShade="BF"/>
-                <w:sz w:val="18"/>
-                <w:szCs w:val="18"/>
+                <w:rFonts w:ascii="Courier New" w:hAnsi="Courier New" w:cs="Courier New"/>
+                <w:color w:val="124F1A" w:themeColor="accent3" w:themeShade="BF"/>
+                <w:sz w:val="14"/>
+                <w:szCs w:val="14"/>
               </w:rPr>
               <w:t>GetEGRID</w:t>
             </w:r>
             <w:proofErr w:type="spellEnd"/>
             <w:r>
               <w:rPr>
-                <w:rFonts w:ascii="Bahnschrift Light SemiCondensed" w:hAnsi="Bahnschrift Light SemiCondensed" w:cs="Arial"/>
-                <w:color w:val="124F1A" w:themeColor="accent3" w:themeShade="BF"/>
-                <w:sz w:val="18"/>
-                <w:szCs w:val="18"/>
+                <w:rFonts w:ascii="Courier New" w:hAnsi="Courier New" w:cs="Courier New"/>
+                <w:color w:val="124F1A" w:themeColor="accent3" w:themeShade="BF"/>
+                <w:sz w:val="14"/>
+                <w:szCs w:val="14"/>
               </w:rPr>
               <w:t>": [</w:t>
             </w:r>
@@ -6847,58 +6766,58 @@
             <w:pPr>
               <w:pStyle w:val="Sansinterligne"/>
               <w:rPr>
-                <w:rFonts w:ascii="Bahnschrift Light SemiCondensed" w:hAnsi="Bahnschrift Light SemiCondensed" w:cs="Arial"/>
-                <w:color w:val="124F1A" w:themeColor="accent3" w:themeShade="BF"/>
-                <w:sz w:val="18"/>
-                <w:szCs w:val="18"/>
-              </w:rPr>
-            </w:pPr>
-            <w:r>
-              <w:rPr>
-                <w:rFonts w:ascii="Bahnschrift Light SemiCondensed" w:hAnsi="Bahnschrift Light SemiCondensed" w:cs="Arial"/>
-                <w:color w:val="124F1A" w:themeColor="accent3" w:themeShade="BF"/>
-                <w:sz w:val="18"/>
-                <w:szCs w:val="18"/>
+                <w:rFonts w:ascii="Courier New" w:hAnsi="Courier New" w:cs="Courier New"/>
+                <w:color w:val="124F1A" w:themeColor="accent3" w:themeShade="BF"/>
+                <w:sz w:val="14"/>
+                <w:szCs w:val="14"/>
+              </w:rPr>
+            </w:pPr>
+            <w:r>
+              <w:rPr>
+                <w:rFonts w:ascii="Courier New" w:hAnsi="Courier New" w:cs="Courier New"/>
+                <w:color w:val="124F1A" w:themeColor="accent3" w:themeShade="BF"/>
+                <w:sz w:val="14"/>
+                <w:szCs w:val="14"/>
               </w:rPr>
               <w:t xml:space="preserve">      {"FORMAT": "</w:t>
             </w:r>
             <w:proofErr w:type="spellStart"/>
             <w:r>
               <w:rPr>
-                <w:rFonts w:ascii="Bahnschrift Light SemiCondensed" w:hAnsi="Bahnschrift Light SemiCondensed" w:cs="Arial"/>
-                <w:color w:val="124F1A" w:themeColor="accent3" w:themeShade="BF"/>
-                <w:sz w:val="18"/>
-                <w:szCs w:val="18"/>
+                <w:rFonts w:ascii="Courier New" w:hAnsi="Courier New" w:cs="Courier New"/>
+                <w:color w:val="124F1A" w:themeColor="accent3" w:themeShade="BF"/>
+                <w:sz w:val="14"/>
+                <w:szCs w:val="14"/>
               </w:rPr>
               <w:t>xml</w:t>
             </w:r>
             <w:proofErr w:type="spellEnd"/>
             <w:r>
               <w:rPr>
-                <w:rFonts w:ascii="Bahnschrift Light SemiCondensed" w:hAnsi="Bahnschrift Light SemiCondensed" w:cs="Arial"/>
-                <w:color w:val="124F1A" w:themeColor="accent3" w:themeShade="BF"/>
-                <w:sz w:val="18"/>
-                <w:szCs w:val="18"/>
+                <w:rFonts w:ascii="Courier New" w:hAnsi="Courier New" w:cs="Courier New"/>
+                <w:color w:val="124F1A" w:themeColor="accent3" w:themeShade="BF"/>
+                <w:sz w:val="14"/>
+                <w:szCs w:val="14"/>
               </w:rPr>
               <w:t>", "EN": "2606296.340,1215309.120", "</w:t>
             </w:r>
             <w:proofErr w:type="spellStart"/>
             <w:r>
               <w:rPr>
-                <w:rFonts w:ascii="Bahnschrift Light SemiCondensed" w:hAnsi="Bahnschrift Light SemiCondensed" w:cs="Arial"/>
-                <w:color w:val="124F1A" w:themeColor="accent3" w:themeShade="BF"/>
-                <w:sz w:val="18"/>
-                <w:szCs w:val="18"/>
+                <w:rFonts w:ascii="Courier New" w:hAnsi="Courier New" w:cs="Courier New"/>
+                <w:color w:val="124F1A" w:themeColor="accent3" w:themeShade="BF"/>
+                <w:sz w:val="14"/>
+                <w:szCs w:val="14"/>
               </w:rPr>
               <w:t>ExpectedStatusCode</w:t>
             </w:r>
             <w:proofErr w:type="spellEnd"/>
             <w:r>
               <w:rPr>
-                <w:rFonts w:ascii="Bahnschrift Light SemiCondensed" w:hAnsi="Bahnschrift Light SemiCondensed" w:cs="Arial"/>
-                <w:color w:val="124F1A" w:themeColor="accent3" w:themeShade="BF"/>
-                <w:sz w:val="18"/>
-                <w:szCs w:val="18"/>
+                <w:rFonts w:ascii="Courier New" w:hAnsi="Courier New" w:cs="Courier New"/>
+                <w:color w:val="124F1A" w:themeColor="accent3" w:themeShade="BF"/>
+                <w:sz w:val="14"/>
+                <w:szCs w:val="14"/>
               </w:rPr>
               <w:t>": 200},</w:t>
             </w:r>
@@ -6907,28 +6826,28 @@
             <w:pPr>
               <w:pStyle w:val="Sansinterligne"/>
               <w:rPr>
-                <w:rFonts w:ascii="Bahnschrift Light SemiCondensed" w:hAnsi="Bahnschrift Light SemiCondensed" w:cs="Arial"/>
-                <w:color w:val="124F1A" w:themeColor="accent3" w:themeShade="BF"/>
-                <w:sz w:val="18"/>
-                <w:szCs w:val="18"/>
-                <w:lang w:val="en-US"/>
-              </w:rPr>
-            </w:pPr>
-            <w:r>
-              <w:rPr>
-                <w:rFonts w:ascii="Bahnschrift Light SemiCondensed" w:hAnsi="Bahnschrift Light SemiCondensed" w:cs="Arial"/>
-                <w:color w:val="124F1A" w:themeColor="accent3" w:themeShade="BF"/>
-                <w:sz w:val="18"/>
-                <w:szCs w:val="18"/>
+                <w:rFonts w:ascii="Courier New" w:hAnsi="Courier New" w:cs="Courier New"/>
+                <w:color w:val="124F1A" w:themeColor="accent3" w:themeShade="BF"/>
+                <w:sz w:val="14"/>
+                <w:szCs w:val="14"/>
+                <w:lang w:val="en-US"/>
+              </w:rPr>
+            </w:pPr>
+            <w:r>
+              <w:rPr>
+                <w:rFonts w:ascii="Courier New" w:hAnsi="Courier New" w:cs="Courier New"/>
+                <w:color w:val="124F1A" w:themeColor="accent3" w:themeShade="BF"/>
+                <w:sz w:val="14"/>
+                <w:szCs w:val="14"/>
               </w:rPr>
               <w:t xml:space="preserve">      </w:t>
             </w:r>
             <w:r>
               <w:rPr>
-                <w:rFonts w:ascii="Bahnschrift Light SemiCondensed" w:hAnsi="Bahnschrift Light SemiCondensed" w:cs="Arial"/>
-                <w:color w:val="124F1A" w:themeColor="accent3" w:themeShade="BF"/>
-                <w:sz w:val="18"/>
-                <w:szCs w:val="18"/>
+                <w:rFonts w:ascii="Courier New" w:hAnsi="Courier New" w:cs="Courier New"/>
+                <w:color w:val="124F1A" w:themeColor="accent3" w:themeShade="BF"/>
+                <w:sz w:val="14"/>
+                <w:szCs w:val="14"/>
                 <w:lang w:val="en-US"/>
               </w:rPr>
               <w:t>{"FORMAT": "xml", "IDENTDN": "AR0200300600", "NUMBER": 100, "</w:t>
@@ -6936,10 +6855,10 @@
             <w:proofErr w:type="spellStart"/>
             <w:r>
               <w:rPr>
-                <w:rFonts w:ascii="Bahnschrift Light SemiCondensed" w:hAnsi="Bahnschrift Light SemiCondensed" w:cs="Arial"/>
-                <w:color w:val="124F1A" w:themeColor="accent3" w:themeShade="BF"/>
-                <w:sz w:val="18"/>
-                <w:szCs w:val="18"/>
+                <w:rFonts w:ascii="Courier New" w:hAnsi="Courier New" w:cs="Courier New"/>
+                <w:color w:val="124F1A" w:themeColor="accent3" w:themeShade="BF"/>
+                <w:sz w:val="14"/>
+                <w:szCs w:val="14"/>
                 <w:lang w:val="en-US"/>
               </w:rPr>
               <w:t>ExpectedStatusCode</w:t>
@@ -6947,10 +6866,10 @@
             <w:proofErr w:type="spellEnd"/>
             <w:r>
               <w:rPr>
-                <w:rFonts w:ascii="Bahnschrift Light SemiCondensed" w:hAnsi="Bahnschrift Light SemiCondensed" w:cs="Arial"/>
-                <w:color w:val="124F1A" w:themeColor="accent3" w:themeShade="BF"/>
-                <w:sz w:val="18"/>
-                <w:szCs w:val="18"/>
+                <w:rFonts w:ascii="Courier New" w:hAnsi="Courier New" w:cs="Courier New"/>
+                <w:color w:val="124F1A" w:themeColor="accent3" w:themeShade="BF"/>
+                <w:sz w:val="14"/>
+                <w:szCs w:val="14"/>
                 <w:lang w:val="en-US"/>
               </w:rPr>
               <w:t xml:space="preserve">": </w:t>
@@ -6958,10 +6877,10 @@
             <w:proofErr w:type="gramStart"/>
             <w:r>
               <w:rPr>
-                <w:rFonts w:ascii="Bahnschrift Light SemiCondensed" w:hAnsi="Bahnschrift Light SemiCondensed" w:cs="Arial"/>
-                <w:color w:val="124F1A" w:themeColor="accent3" w:themeShade="BF"/>
-                <w:sz w:val="18"/>
-                <w:szCs w:val="18"/>
+                <w:rFonts w:ascii="Courier New" w:hAnsi="Courier New" w:cs="Courier New"/>
+                <w:color w:val="124F1A" w:themeColor="accent3" w:themeShade="BF"/>
+                <w:sz w:val="14"/>
+                <w:szCs w:val="14"/>
                 <w:lang w:val="en-US"/>
               </w:rPr>
               <w:t>204 }</w:t>
@@ -6969,10 +6888,10 @@
             <w:proofErr w:type="gramEnd"/>
             <w:r>
               <w:rPr>
-                <w:rFonts w:ascii="Bahnschrift Light SemiCondensed" w:hAnsi="Bahnschrift Light SemiCondensed" w:cs="Arial"/>
-                <w:color w:val="124F1A" w:themeColor="accent3" w:themeShade="BF"/>
-                <w:sz w:val="18"/>
-                <w:szCs w:val="18"/>
+                <w:rFonts w:ascii="Courier New" w:hAnsi="Courier New" w:cs="Courier New"/>
+                <w:color w:val="124F1A" w:themeColor="accent3" w:themeShade="BF"/>
+                <w:sz w:val="14"/>
+                <w:szCs w:val="14"/>
                 <w:lang w:val="en-US"/>
               </w:rPr>
               <w:t>,</w:t>
@@ -6982,19 +6901,19 @@
             <w:pPr>
               <w:pStyle w:val="Sansinterligne"/>
               <w:rPr>
-                <w:rFonts w:ascii="Bahnschrift Light SemiCondensed" w:hAnsi="Bahnschrift Light SemiCondensed" w:cs="Arial"/>
-                <w:color w:val="124F1A" w:themeColor="accent3" w:themeShade="BF"/>
-                <w:sz w:val="18"/>
-                <w:szCs w:val="18"/>
-                <w:lang w:val="en-US"/>
-              </w:rPr>
-            </w:pPr>
-            <w:r>
-              <w:rPr>
-                <w:rFonts w:ascii="Bahnschrift Light SemiCondensed" w:hAnsi="Bahnschrift Light SemiCondensed" w:cs="Arial"/>
-                <w:color w:val="124F1A" w:themeColor="accent3" w:themeShade="BF"/>
-                <w:sz w:val="18"/>
-                <w:szCs w:val="18"/>
+                <w:rFonts w:ascii="Courier New" w:hAnsi="Courier New" w:cs="Courier New"/>
+                <w:color w:val="124F1A" w:themeColor="accent3" w:themeShade="BF"/>
+                <w:sz w:val="14"/>
+                <w:szCs w:val="14"/>
+                <w:lang w:val="en-US"/>
+              </w:rPr>
+            </w:pPr>
+            <w:r>
+              <w:rPr>
+                <w:rFonts w:ascii="Courier New" w:hAnsi="Courier New" w:cs="Courier New"/>
+                <w:color w:val="124F1A" w:themeColor="accent3" w:themeShade="BF"/>
+                <w:sz w:val="14"/>
+                <w:szCs w:val="14"/>
                 <w:lang w:val="en-US"/>
               </w:rPr>
               <w:t xml:space="preserve">      {"FORMAT": "</w:t>
@@ -7002,10 +6921,10 @@
             <w:proofErr w:type="spellStart"/>
             <w:r>
               <w:rPr>
-                <w:rFonts w:ascii="Bahnschrift Light SemiCondensed" w:hAnsi="Bahnschrift Light SemiCondensed" w:cs="Arial"/>
-                <w:color w:val="124F1A" w:themeColor="accent3" w:themeShade="BF"/>
-                <w:sz w:val="18"/>
-                <w:szCs w:val="18"/>
+                <w:rFonts w:ascii="Courier New" w:hAnsi="Courier New" w:cs="Courier New"/>
+                <w:color w:val="124F1A" w:themeColor="accent3" w:themeShade="BF"/>
+                <w:sz w:val="14"/>
+                <w:szCs w:val="14"/>
                 <w:lang w:val="en-US"/>
               </w:rPr>
               <w:t>json</w:t>
@@ -7013,10 +6932,10 @@
             <w:proofErr w:type="spellEnd"/>
             <w:r>
               <w:rPr>
-                <w:rFonts w:ascii="Bahnschrift Light SemiCondensed" w:hAnsi="Bahnschrift Light SemiCondensed" w:cs="Arial"/>
-                <w:color w:val="124F1A" w:themeColor="accent3" w:themeShade="BF"/>
-                <w:sz w:val="18"/>
-                <w:szCs w:val="18"/>
+                <w:rFonts w:ascii="Courier New" w:hAnsi="Courier New" w:cs="Courier New"/>
+                <w:color w:val="124F1A" w:themeColor="accent3" w:themeShade="BF"/>
+                <w:sz w:val="14"/>
+                <w:szCs w:val="14"/>
                 <w:lang w:val="en-US"/>
               </w:rPr>
               <w:t>", "IDENTDN": "BE0200000136", "NUMBER": 426, "</w:t>
@@ -7024,10 +6943,10 @@
             <w:proofErr w:type="spellStart"/>
             <w:r>
               <w:rPr>
-                <w:rFonts w:ascii="Bahnschrift Light SemiCondensed" w:hAnsi="Bahnschrift Light SemiCondensed" w:cs="Arial"/>
-                <w:color w:val="124F1A" w:themeColor="accent3" w:themeShade="BF"/>
-                <w:sz w:val="18"/>
-                <w:szCs w:val="18"/>
+                <w:rFonts w:ascii="Courier New" w:hAnsi="Courier New" w:cs="Courier New"/>
+                <w:color w:val="124F1A" w:themeColor="accent3" w:themeShade="BF"/>
+                <w:sz w:val="14"/>
+                <w:szCs w:val="14"/>
                 <w:lang w:val="en-US"/>
               </w:rPr>
               <w:t>ExpectedStatusCode</w:t>
@@ -7035,10 +6954,10 @@
             <w:proofErr w:type="spellEnd"/>
             <w:r>
               <w:rPr>
-                <w:rFonts w:ascii="Bahnschrift Light SemiCondensed" w:hAnsi="Bahnschrift Light SemiCondensed" w:cs="Arial"/>
-                <w:color w:val="124F1A" w:themeColor="accent3" w:themeShade="BF"/>
-                <w:sz w:val="18"/>
-                <w:szCs w:val="18"/>
+                <w:rFonts w:ascii="Courier New" w:hAnsi="Courier New" w:cs="Courier New"/>
+                <w:color w:val="124F1A" w:themeColor="accent3" w:themeShade="BF"/>
+                <w:sz w:val="14"/>
+                <w:szCs w:val="14"/>
                 <w:lang w:val="en-US"/>
               </w:rPr>
               <w:t xml:space="preserve">": </w:t>
@@ -7046,10 +6965,10 @@
             <w:proofErr w:type="gramStart"/>
             <w:r>
               <w:rPr>
-                <w:rFonts w:ascii="Bahnschrift Light SemiCondensed" w:hAnsi="Bahnschrift Light SemiCondensed" w:cs="Arial"/>
-                <w:color w:val="124F1A" w:themeColor="accent3" w:themeShade="BF"/>
-                <w:sz w:val="18"/>
-                <w:szCs w:val="18"/>
+                <w:rFonts w:ascii="Courier New" w:hAnsi="Courier New" w:cs="Courier New"/>
+                <w:color w:val="124F1A" w:themeColor="accent3" w:themeShade="BF"/>
+                <w:sz w:val="14"/>
+                <w:szCs w:val="14"/>
                 <w:lang w:val="en-US"/>
               </w:rPr>
               <w:t>200 }</w:t>
@@ -7057,10 +6976,10 @@
             <w:proofErr w:type="gramEnd"/>
             <w:r>
               <w:rPr>
-                <w:rFonts w:ascii="Bahnschrift Light SemiCondensed" w:hAnsi="Bahnschrift Light SemiCondensed" w:cs="Arial"/>
-                <w:color w:val="124F1A" w:themeColor="accent3" w:themeShade="BF"/>
-                <w:sz w:val="18"/>
-                <w:szCs w:val="18"/>
+                <w:rFonts w:ascii="Courier New" w:hAnsi="Courier New" w:cs="Courier New"/>
+                <w:color w:val="124F1A" w:themeColor="accent3" w:themeShade="BF"/>
+                <w:sz w:val="14"/>
+                <w:szCs w:val="14"/>
                 <w:lang w:val="en-US"/>
               </w:rPr>
               <w:t>,</w:t>
@@ -7070,88 +6989,88 @@
             <w:pPr>
               <w:pStyle w:val="Sansinterligne"/>
               <w:rPr>
-                <w:rFonts w:ascii="Bahnschrift Light SemiCondensed" w:hAnsi="Bahnschrift Light SemiCondensed" w:cs="Arial"/>
-                <w:color w:val="124F1A" w:themeColor="accent3" w:themeShade="BF"/>
-                <w:sz w:val="18"/>
-                <w:szCs w:val="18"/>
-              </w:rPr>
-            </w:pPr>
-            <w:r>
-              <w:rPr>
-                <w:rFonts w:ascii="Bahnschrift Light SemiCondensed" w:hAnsi="Bahnschrift Light SemiCondensed" w:cs="Arial"/>
-                <w:color w:val="124F1A" w:themeColor="accent3" w:themeShade="BF"/>
-                <w:sz w:val="18"/>
-                <w:szCs w:val="18"/>
+                <w:rFonts w:ascii="Courier New" w:hAnsi="Courier New" w:cs="Courier New"/>
+                <w:color w:val="124F1A" w:themeColor="accent3" w:themeShade="BF"/>
+                <w:sz w:val="14"/>
+                <w:szCs w:val="14"/>
+              </w:rPr>
+            </w:pPr>
+            <w:r>
+              <w:rPr>
+                <w:rFonts w:ascii="Courier New" w:hAnsi="Courier New" w:cs="Courier New"/>
+                <w:color w:val="124F1A" w:themeColor="accent3" w:themeShade="BF"/>
+                <w:sz w:val="14"/>
+                <w:szCs w:val="14"/>
                 <w:lang w:val="en-US"/>
               </w:rPr>
               <w:t xml:space="preserve">      </w:t>
             </w:r>
             <w:r>
               <w:rPr>
-                <w:rFonts w:ascii="Bahnschrift Light SemiCondensed" w:hAnsi="Bahnschrift Light SemiCondensed" w:cs="Arial"/>
-                <w:color w:val="124F1A" w:themeColor="accent3" w:themeShade="BF"/>
-                <w:sz w:val="18"/>
-                <w:szCs w:val="18"/>
+                <w:rFonts w:ascii="Courier New" w:hAnsi="Courier New" w:cs="Courier New"/>
+                <w:color w:val="124F1A" w:themeColor="accent3" w:themeShade="BF"/>
+                <w:sz w:val="14"/>
+                <w:szCs w:val="14"/>
               </w:rPr>
               <w:t>{"FORMAT": "</w:t>
             </w:r>
             <w:proofErr w:type="spellStart"/>
             <w:r>
               <w:rPr>
-                <w:rFonts w:ascii="Bahnschrift Light SemiCondensed" w:hAnsi="Bahnschrift Light SemiCondensed" w:cs="Arial"/>
-                <w:color w:val="124F1A" w:themeColor="accent3" w:themeShade="BF"/>
-                <w:sz w:val="18"/>
-                <w:szCs w:val="18"/>
+                <w:rFonts w:ascii="Courier New" w:hAnsi="Courier New" w:cs="Courier New"/>
+                <w:color w:val="124F1A" w:themeColor="accent3" w:themeShade="BF"/>
+                <w:sz w:val="14"/>
+                <w:szCs w:val="14"/>
               </w:rPr>
               <w:t>xml</w:t>
             </w:r>
             <w:proofErr w:type="spellEnd"/>
             <w:r>
               <w:rPr>
-                <w:rFonts w:ascii="Bahnschrift Light SemiCondensed" w:hAnsi="Bahnschrift Light SemiCondensed" w:cs="Arial"/>
-                <w:color w:val="124F1A" w:themeColor="accent3" w:themeShade="BF"/>
-                <w:sz w:val="18"/>
-                <w:szCs w:val="18"/>
+                <w:rFonts w:ascii="Courier New" w:hAnsi="Courier New" w:cs="Courier New"/>
+                <w:color w:val="124F1A" w:themeColor="accent3" w:themeShade="BF"/>
+                <w:sz w:val="14"/>
+                <w:szCs w:val="14"/>
               </w:rPr>
               <w:t>", "POSTALCODE": "3013", "LOCALISATION": "Reiterstrasse", "NUMBER": 11, "</w:t>
             </w:r>
             <w:proofErr w:type="spellStart"/>
             <w:r>
               <w:rPr>
-                <w:rFonts w:ascii="Bahnschrift Light SemiCondensed" w:hAnsi="Bahnschrift Light SemiCondensed" w:cs="Arial"/>
-                <w:color w:val="124F1A" w:themeColor="accent3" w:themeShade="BF"/>
-                <w:sz w:val="18"/>
-                <w:szCs w:val="18"/>
+                <w:rFonts w:ascii="Courier New" w:hAnsi="Courier New" w:cs="Courier New"/>
+                <w:color w:val="124F1A" w:themeColor="accent3" w:themeShade="BF"/>
+                <w:sz w:val="14"/>
+                <w:szCs w:val="14"/>
               </w:rPr>
               <w:t>ExpectedStatusCode</w:t>
             </w:r>
             <w:proofErr w:type="spellEnd"/>
             <w:r>
               <w:rPr>
-                <w:rFonts w:ascii="Bahnschrift Light SemiCondensed" w:hAnsi="Bahnschrift Light SemiCondensed" w:cs="Arial"/>
-                <w:color w:val="124F1A" w:themeColor="accent3" w:themeShade="BF"/>
-                <w:sz w:val="18"/>
-                <w:szCs w:val="18"/>
+                <w:rFonts w:ascii="Courier New" w:hAnsi="Courier New" w:cs="Courier New"/>
+                <w:color w:val="124F1A" w:themeColor="accent3" w:themeShade="BF"/>
+                <w:sz w:val="14"/>
+                <w:szCs w:val="14"/>
               </w:rPr>
               <w:t xml:space="preserve">": </w:t>
             </w:r>
             <w:proofErr w:type="gramStart"/>
             <w:r>
               <w:rPr>
-                <w:rFonts w:ascii="Bahnschrift Light SemiCondensed" w:hAnsi="Bahnschrift Light SemiCondensed" w:cs="Arial"/>
-                <w:color w:val="124F1A" w:themeColor="accent3" w:themeShade="BF"/>
-                <w:sz w:val="18"/>
-                <w:szCs w:val="18"/>
+                <w:rFonts w:ascii="Courier New" w:hAnsi="Courier New" w:cs="Courier New"/>
+                <w:color w:val="124F1A" w:themeColor="accent3" w:themeShade="BF"/>
+                <w:sz w:val="14"/>
+                <w:szCs w:val="14"/>
               </w:rPr>
               <w:t>200 }</w:t>
             </w:r>
             <w:proofErr w:type="gramEnd"/>
             <w:r>
               <w:rPr>
-                <w:rFonts w:ascii="Bahnschrift Light SemiCondensed" w:hAnsi="Bahnschrift Light SemiCondensed" w:cs="Arial"/>
-                <w:color w:val="124F1A" w:themeColor="accent3" w:themeShade="BF"/>
-                <w:sz w:val="18"/>
-                <w:szCs w:val="18"/>
+                <w:rFonts w:ascii="Courier New" w:hAnsi="Courier New" w:cs="Courier New"/>
+                <w:color w:val="124F1A" w:themeColor="accent3" w:themeShade="BF"/>
+                <w:sz w:val="14"/>
+                <w:szCs w:val="14"/>
               </w:rPr>
               <w:t>,</w:t>
             </w:r>
@@ -7160,58 +7079,58 @@
             <w:pPr>
               <w:pStyle w:val="Sansinterligne"/>
               <w:rPr>
-                <w:rFonts w:ascii="Bahnschrift Light SemiCondensed" w:hAnsi="Bahnschrift Light SemiCondensed" w:cs="Arial"/>
-                <w:color w:val="124F1A" w:themeColor="accent3" w:themeShade="BF"/>
-                <w:sz w:val="18"/>
-                <w:szCs w:val="18"/>
-              </w:rPr>
-            </w:pPr>
-            <w:r>
-              <w:rPr>
-                <w:rFonts w:ascii="Bahnschrift Light SemiCondensed" w:hAnsi="Bahnschrift Light SemiCondensed" w:cs="Arial"/>
-                <w:color w:val="124F1A" w:themeColor="accent3" w:themeShade="BF"/>
-                <w:sz w:val="18"/>
-                <w:szCs w:val="18"/>
+                <w:rFonts w:ascii="Courier New" w:hAnsi="Courier New" w:cs="Courier New"/>
+                <w:color w:val="124F1A" w:themeColor="accent3" w:themeShade="BF"/>
+                <w:sz w:val="14"/>
+                <w:szCs w:val="14"/>
+              </w:rPr>
+            </w:pPr>
+            <w:r>
+              <w:rPr>
+                <w:rFonts w:ascii="Courier New" w:hAnsi="Courier New" w:cs="Courier New"/>
+                <w:color w:val="124F1A" w:themeColor="accent3" w:themeShade="BF"/>
+                <w:sz w:val="14"/>
+                <w:szCs w:val="14"/>
               </w:rPr>
               <w:t xml:space="preserve">      {"FORMAT": "</w:t>
             </w:r>
             <w:proofErr w:type="spellStart"/>
             <w:r>
               <w:rPr>
-                <w:rFonts w:ascii="Bahnschrift Light SemiCondensed" w:hAnsi="Bahnschrift Light SemiCondensed" w:cs="Arial"/>
-                <w:color w:val="124F1A" w:themeColor="accent3" w:themeShade="BF"/>
-                <w:sz w:val="18"/>
-                <w:szCs w:val="18"/>
+                <w:rFonts w:ascii="Courier New" w:hAnsi="Courier New" w:cs="Courier New"/>
+                <w:color w:val="124F1A" w:themeColor="accent3" w:themeShade="BF"/>
+                <w:sz w:val="14"/>
+                <w:szCs w:val="14"/>
               </w:rPr>
               <w:t>json</w:t>
             </w:r>
             <w:proofErr w:type="spellEnd"/>
             <w:r>
               <w:rPr>
-                <w:rFonts w:ascii="Bahnschrift Light SemiCondensed" w:hAnsi="Bahnschrift Light SemiCondensed" w:cs="Arial"/>
-                <w:color w:val="124F1A" w:themeColor="accent3" w:themeShade="BF"/>
-                <w:sz w:val="18"/>
-                <w:szCs w:val="18"/>
+                <w:rFonts w:ascii="Courier New" w:hAnsi="Courier New" w:cs="Courier New"/>
+                <w:color w:val="124F1A" w:themeColor="accent3" w:themeShade="BF"/>
+                <w:sz w:val="14"/>
+                <w:szCs w:val="14"/>
               </w:rPr>
               <w:t>", "GNSS": "47.387922, 9.279204", "</w:t>
             </w:r>
             <w:proofErr w:type="spellStart"/>
             <w:r>
               <w:rPr>
-                <w:rFonts w:ascii="Bahnschrift Light SemiCondensed" w:hAnsi="Bahnschrift Light SemiCondensed" w:cs="Arial"/>
-                <w:color w:val="124F1A" w:themeColor="accent3" w:themeShade="BF"/>
-                <w:sz w:val="18"/>
-                <w:szCs w:val="18"/>
+                <w:rFonts w:ascii="Courier New" w:hAnsi="Courier New" w:cs="Courier New"/>
+                <w:color w:val="124F1A" w:themeColor="accent3" w:themeShade="BF"/>
+                <w:sz w:val="14"/>
+                <w:szCs w:val="14"/>
               </w:rPr>
               <w:t>ExpectedStatusCode</w:t>
             </w:r>
             <w:proofErr w:type="spellEnd"/>
             <w:r>
               <w:rPr>
-                <w:rFonts w:ascii="Bahnschrift Light SemiCondensed" w:hAnsi="Bahnschrift Light SemiCondensed" w:cs="Arial"/>
-                <w:color w:val="124F1A" w:themeColor="accent3" w:themeShade="BF"/>
-                <w:sz w:val="18"/>
-                <w:szCs w:val="18"/>
+                <w:rFonts w:ascii="Courier New" w:hAnsi="Courier New" w:cs="Courier New"/>
+                <w:color w:val="124F1A" w:themeColor="accent3" w:themeShade="BF"/>
+                <w:sz w:val="14"/>
+                <w:szCs w:val="14"/>
               </w:rPr>
               <w:t>": 204}</w:t>
             </w:r>
@@ -7227,10 +7146,10 @@
             </w:pPr>
             <w:r>
               <w:rPr>
-                <w:rFonts w:ascii="Bahnschrift Light SemiCondensed" w:hAnsi="Bahnschrift Light SemiCondensed" w:cs="Arial"/>
-                <w:color w:val="124F1A" w:themeColor="accent3" w:themeShade="BF"/>
-                <w:sz w:val="18"/>
-                <w:szCs w:val="18"/>
+                <w:rFonts w:ascii="Courier New" w:hAnsi="Courier New" w:cs="Courier New"/>
+                <w:color w:val="124F1A" w:themeColor="accent3" w:themeShade="BF"/>
+                <w:sz w:val="14"/>
+                <w:szCs w:val="14"/>
               </w:rPr>
               <w:t>]</w:t>
             </w:r>
@@ -7272,6 +7191,7 @@
         <w:rPr>
           <w:rFonts w:ascii="Cadastra" w:hAnsi="Cadastra"/>
           <w:sz w:val="18"/>
+          <w:lang w:val="fr-CH"/>
         </w:rPr>
       </w:pPr>
       <w:proofErr w:type="gramStart"/>
@@ -7279,6 +7199,7 @@
         <w:rPr>
           <w:rFonts w:ascii="Cadastra" w:hAnsi="Cadastra"/>
           <w:sz w:val="18"/>
+          <w:lang w:val="fr-CH"/>
         </w:rPr>
         <w:t>Objectif:</w:t>
       </w:r>
@@ -7287,6 +7208,7 @@
         <w:rPr>
           <w:rFonts w:ascii="Cadastra" w:hAnsi="Cadastra"/>
           <w:sz w:val="18"/>
+          <w:lang w:val="fr-CH"/>
         </w:rPr>
         <w:t xml:space="preserve"> demande un extrait RDPPF et valide, selon le format, le protocole, le XML/PDF et (pour le XML) les règles techniques supplémentaires.</w:t>
       </w:r>
@@ -7296,19 +7218,32 @@
         <w:rPr>
           <w:rFonts w:ascii="Cadastra" w:hAnsi="Cadastra"/>
           <w:sz w:val="18"/>
-        </w:rPr>
-      </w:pPr>
-      <w:r>
-        <w:rPr>
-          <w:rFonts w:ascii="Cadastra" w:hAnsi="Cadastra"/>
-          <w:sz w:val="18"/>
-        </w:rPr>
-        <w:t>Valeurs FORMAT prises en charge:</w:t>
-      </w:r>
-      <w:r>
-        <w:rPr>
-          <w:rFonts w:ascii="Cadastra" w:hAnsi="Cadastra"/>
-          <w:sz w:val="18"/>
+          <w:lang w:val="fr-CH"/>
+        </w:rPr>
+      </w:pPr>
+      <w:r>
+        <w:rPr>
+          <w:rFonts w:ascii="Cadastra" w:hAnsi="Cadastra"/>
+          <w:sz w:val="18"/>
+          <w:lang w:val="fr-CH"/>
+        </w:rPr>
+        <w:t xml:space="preserve">Valeurs FORMAT prises en </w:t>
+      </w:r>
+      <w:proofErr w:type="gramStart"/>
+      <w:r>
+        <w:rPr>
+          <w:rFonts w:ascii="Cadastra" w:hAnsi="Cadastra"/>
+          <w:sz w:val="18"/>
+          <w:lang w:val="fr-CH"/>
+        </w:rPr>
+        <w:t>charge:</w:t>
+      </w:r>
+      <w:proofErr w:type="gramEnd"/>
+      <w:r>
+        <w:rPr>
+          <w:rFonts w:ascii="Cadastra" w:hAnsi="Cadastra"/>
+          <w:sz w:val="18"/>
+          <w:lang w:val="fr-CH"/>
         </w:rPr>
         <w:tab/>
       </w:r>
@@ -7316,41 +7251,10 @@
         <w:rPr>
           <w:rFonts w:ascii="Cadastra" w:hAnsi="Cadastra"/>
           <w:sz w:val="18"/>
+          <w:lang w:val="fr-CH"/>
         </w:rPr>
         <w:tab/>
-        <w:t xml:space="preserve">xml, </w:t>
-      </w:r>
-      <w:proofErr w:type="spellStart"/>
-      <w:r>
-        <w:rPr>
-          <w:rFonts w:ascii="Cadastra" w:hAnsi="Cadastra"/>
-          <w:sz w:val="18"/>
-        </w:rPr>
-        <w:t>pdf</w:t>
-      </w:r>
-      <w:proofErr w:type="spellEnd"/>
-      <w:r>
-        <w:rPr>
-          <w:rFonts w:ascii="Cadastra" w:hAnsi="Cadastra"/>
-          <w:sz w:val="18"/>
-        </w:rPr>
-        <w:t xml:space="preserve">, url, </w:t>
-      </w:r>
-      <w:proofErr w:type="spellStart"/>
-      <w:r>
-        <w:rPr>
-          <w:rFonts w:ascii="Cadastra" w:hAnsi="Cadastra"/>
-          <w:sz w:val="18"/>
-        </w:rPr>
-        <w:t>json</w:t>
-      </w:r>
-      <w:proofErr w:type="spellEnd"/>
-      <w:r>
-        <w:rPr>
-          <w:rFonts w:ascii="Cadastra" w:hAnsi="Cadastra"/>
-          <w:sz w:val="18"/>
-        </w:rPr>
-        <w:t xml:space="preserve"> </w:t>
+        <w:t xml:space="preserve">xml, pdf, url, json </w:t>
       </w:r>
     </w:p>
     <w:p>
@@ -7363,12 +7267,14 @@
         <w:rPr>
           <w:rFonts w:ascii="Cadastra" w:hAnsi="Cadastra" w:cs="Arial"/>
           <w:sz w:val="18"/>
+          <w:lang w:val="fr-CH"/>
         </w:rPr>
       </w:pPr>
       <w:r>
         <w:rPr>
           <w:rFonts w:ascii="Cadastra" w:hAnsi="Cadastra" w:cs="Arial"/>
           <w:sz w:val="18"/>
+          <w:lang w:val="fr-CH"/>
         </w:rPr>
         <w:t>Paramètres spécifiques au Check (Options de requête)</w:t>
       </w:r>
@@ -8207,12 +8113,14 @@
         <w:rPr>
           <w:rFonts w:ascii="Cadastra" w:hAnsi="Cadastra" w:cs="Arial"/>
           <w:sz w:val="18"/>
+          <w:lang w:val="fr-CH"/>
         </w:rPr>
       </w:pPr>
       <w:r>
         <w:rPr>
           <w:rFonts w:ascii="Cadastra" w:hAnsi="Cadastra" w:cs="Arial"/>
           <w:sz w:val="18"/>
+          <w:lang w:val="fr-CH"/>
         </w:rPr>
         <w:t>Identifiant (Une seule variante est obligatoire)</w:t>
       </w:r>
@@ -8688,12 +8596,14 @@
         <w:rPr>
           <w:rFonts w:ascii="Cadastra" w:hAnsi="Cadastra"/>
           <w:sz w:val="18"/>
-        </w:rPr>
-      </w:pPr>
-      <w:r>
-        <w:rPr>
-          <w:rFonts w:ascii="Cadastra" w:hAnsi="Cadastra"/>
-          <w:sz w:val="18"/>
+          <w:lang w:val="fr-CH"/>
+        </w:rPr>
+      </w:pPr>
+      <w:r>
+        <w:rPr>
+          <w:rFonts w:ascii="Cadastra" w:hAnsi="Cadastra"/>
+          <w:sz w:val="18"/>
+          <w:lang w:val="fr-CH"/>
         </w:rPr>
         <w:t>Important (limitation</w:t>
       </w:r>
@@ -8702,6 +8612,7 @@
         <w:rPr>
           <w:rFonts w:ascii="Cadastra" w:hAnsi="Cadastra"/>
           <w:sz w:val="18"/>
+          <w:lang w:val="fr-CH"/>
         </w:rPr>
         <w:t>):</w:t>
       </w:r>
@@ -8710,6 +8621,7 @@
         <w:rPr>
           <w:rFonts w:ascii="Cadastra" w:hAnsi="Cadastra"/>
           <w:sz w:val="18"/>
+          <w:lang w:val="fr-CH"/>
         </w:rPr>
         <w:t xml:space="preserve"> Une seule variante d'identifiant doit être </w:t>
       </w:r>
@@ -8718,6 +8630,7 @@
         <w:rPr>
           <w:rFonts w:ascii="Cadastra" w:hAnsi="Cadastra"/>
           <w:sz w:val="18"/>
+          <w:lang w:val="fr-CH"/>
         </w:rPr>
         <w:t>utilisée:</w:t>
       </w:r>
@@ -8830,12 +8743,14 @@
         <w:rPr>
           <w:rFonts w:ascii="Cadastra" w:hAnsi="Cadastra" w:cs="Arial"/>
           <w:sz w:val="18"/>
+          <w:lang w:val="fr-CH"/>
         </w:rPr>
       </w:pPr>
       <w:r>
         <w:rPr>
           <w:rFonts w:ascii="Cadastra" w:hAnsi="Cadastra" w:cs="Arial"/>
           <w:sz w:val="18"/>
+          <w:lang w:val="fr-CH"/>
         </w:rPr>
         <w:t xml:space="preserve">Sinon, la configuration n'est pas valide (la vérification est ignorée). </w:t>
       </w:r>
@@ -8846,6 +8761,7 @@
         <w:rPr>
           <w:rFonts w:ascii="Cadastra" w:hAnsi="Cadastra" w:cs="Arial"/>
           <w:sz w:val="18"/>
+          <w:lang w:val="fr-CH"/>
         </w:rPr>
       </w:pPr>
     </w:p>
@@ -8896,19 +8812,19 @@
             <w:pPr>
               <w:pStyle w:val="Sansinterligne"/>
               <w:rPr>
-                <w:rFonts w:ascii="Bahnschrift Light SemiCondensed" w:hAnsi="Bahnschrift Light SemiCondensed"/>
+                <w:rFonts w:ascii="Courier New" w:hAnsi="Courier New" w:cs="Courier New"/>
                 <w:color w:val="196B24" w:themeColor="accent3"/>
-                <w:sz w:val="18"/>
-                <w:szCs w:val="18"/>
-                <w:lang w:val="en-US"/>
-              </w:rPr>
-            </w:pPr>
-            <w:r>
-              <w:rPr>
-                <w:rFonts w:ascii="Bahnschrift Light SemiCondensed" w:hAnsi="Bahnschrift Light SemiCondensed"/>
+                <w:sz w:val="14"/>
+                <w:szCs w:val="14"/>
+                <w:lang w:val="en-US"/>
+              </w:rPr>
+            </w:pPr>
+            <w:r>
+              <w:rPr>
+                <w:rFonts w:ascii="Courier New" w:hAnsi="Courier New" w:cs="Courier New"/>
                 <w:color w:val="196B24" w:themeColor="accent3"/>
-                <w:sz w:val="18"/>
-                <w:szCs w:val="18"/>
+                <w:sz w:val="14"/>
+                <w:szCs w:val="14"/>
                 <w:lang w:val="en-US"/>
               </w:rPr>
               <w:t>"</w:t>
@@ -8916,10 +8832,10 @@
             <w:proofErr w:type="spellStart"/>
             <w:r>
               <w:rPr>
-                <w:rFonts w:ascii="Bahnschrift Light SemiCondensed" w:hAnsi="Bahnschrift Light SemiCondensed"/>
+                <w:rFonts w:ascii="Courier New" w:hAnsi="Courier New" w:cs="Courier New"/>
                 <w:color w:val="196B24" w:themeColor="accent3"/>
-                <w:sz w:val="18"/>
-                <w:szCs w:val="18"/>
+                <w:sz w:val="14"/>
+                <w:szCs w:val="14"/>
                 <w:lang w:val="en-US"/>
               </w:rPr>
               <w:t>GetExtractById</w:t>
@@ -8927,10 +8843,10 @@
             <w:proofErr w:type="spellEnd"/>
             <w:r>
               <w:rPr>
-                <w:rFonts w:ascii="Bahnschrift Light SemiCondensed" w:hAnsi="Bahnschrift Light SemiCondensed"/>
+                <w:rFonts w:ascii="Courier New" w:hAnsi="Courier New" w:cs="Courier New"/>
                 <w:color w:val="196B24" w:themeColor="accent3"/>
-                <w:sz w:val="18"/>
-                <w:szCs w:val="18"/>
+                <w:sz w:val="14"/>
+                <w:szCs w:val="14"/>
                 <w:lang w:val="en-US"/>
               </w:rPr>
               <w:t>": [</w:t>
@@ -8940,19 +8856,19 @@
             <w:pPr>
               <w:pStyle w:val="Sansinterligne"/>
               <w:rPr>
-                <w:rFonts w:ascii="Bahnschrift Light SemiCondensed" w:hAnsi="Bahnschrift Light SemiCondensed"/>
+                <w:rFonts w:ascii="Courier New" w:hAnsi="Courier New" w:cs="Courier New"/>
                 <w:color w:val="196B24" w:themeColor="accent3"/>
-                <w:sz w:val="18"/>
-                <w:szCs w:val="18"/>
-                <w:lang w:val="en-US"/>
-              </w:rPr>
-            </w:pPr>
-            <w:r>
-              <w:rPr>
-                <w:rFonts w:ascii="Bahnschrift Light SemiCondensed" w:hAnsi="Bahnschrift Light SemiCondensed"/>
+                <w:sz w:val="14"/>
+                <w:szCs w:val="14"/>
+                <w:lang w:val="en-US"/>
+              </w:rPr>
+            </w:pPr>
+            <w:r>
+              <w:rPr>
+                <w:rFonts w:ascii="Courier New" w:hAnsi="Courier New" w:cs="Courier New"/>
                 <w:color w:val="196B24" w:themeColor="accent3"/>
-                <w:sz w:val="18"/>
-                <w:szCs w:val="18"/>
+                <w:sz w:val="14"/>
+                <w:szCs w:val="14"/>
                 <w:lang w:val="en-US"/>
               </w:rPr>
               <w:t xml:space="preserve">    {"FORMAT": "pdf", "EGRIDS": ["CH143546128604", "CH143546893419", "CH143546032889"], "</w:t>
@@ -8960,10 +8876,10 @@
             <w:proofErr w:type="spellStart"/>
             <w:r>
               <w:rPr>
-                <w:rFonts w:ascii="Bahnschrift Light SemiCondensed" w:hAnsi="Bahnschrift Light SemiCondensed"/>
+                <w:rFonts w:ascii="Courier New" w:hAnsi="Courier New" w:cs="Courier New"/>
                 <w:color w:val="196B24" w:themeColor="accent3"/>
-                <w:sz w:val="18"/>
-                <w:szCs w:val="18"/>
+                <w:sz w:val="14"/>
+                <w:szCs w:val="14"/>
                 <w:lang w:val="en-US"/>
               </w:rPr>
               <w:t>ExpectedStatusCode</w:t>
@@ -8971,10 +8887,10 @@
             <w:proofErr w:type="spellEnd"/>
             <w:r>
               <w:rPr>
-                <w:rFonts w:ascii="Bahnschrift Light SemiCondensed" w:hAnsi="Bahnschrift Light SemiCondensed"/>
+                <w:rFonts w:ascii="Courier New" w:hAnsi="Courier New" w:cs="Courier New"/>
                 <w:color w:val="196B24" w:themeColor="accent3"/>
-                <w:sz w:val="18"/>
-                <w:szCs w:val="18"/>
+                <w:sz w:val="14"/>
+                <w:szCs w:val="14"/>
                 <w:lang w:val="en-US"/>
               </w:rPr>
               <w:t xml:space="preserve">": </w:t>
@@ -8982,10 +8898,10 @@
             <w:proofErr w:type="gramStart"/>
             <w:r>
               <w:rPr>
-                <w:rFonts w:ascii="Bahnschrift Light SemiCondensed" w:hAnsi="Bahnschrift Light SemiCondensed"/>
+                <w:rFonts w:ascii="Courier New" w:hAnsi="Courier New" w:cs="Courier New"/>
                 <w:color w:val="196B24" w:themeColor="accent3"/>
-                <w:sz w:val="18"/>
-                <w:szCs w:val="18"/>
+                <w:sz w:val="14"/>
+                <w:szCs w:val="14"/>
                 <w:lang w:val="en-US"/>
               </w:rPr>
               <w:t>200 }</w:t>
@@ -8993,10 +8909,10 @@
             <w:proofErr w:type="gramEnd"/>
             <w:r>
               <w:rPr>
-                <w:rFonts w:ascii="Bahnschrift Light SemiCondensed" w:hAnsi="Bahnschrift Light SemiCondensed"/>
+                <w:rFonts w:ascii="Courier New" w:hAnsi="Courier New" w:cs="Courier New"/>
                 <w:color w:val="196B24" w:themeColor="accent3"/>
-                <w:sz w:val="18"/>
-                <w:szCs w:val="18"/>
+                <w:sz w:val="14"/>
+                <w:szCs w:val="14"/>
                 <w:lang w:val="en-US"/>
               </w:rPr>
               <w:t>,</w:t>
@@ -9006,19 +8922,19 @@
             <w:pPr>
               <w:pStyle w:val="Sansinterligne"/>
               <w:rPr>
-                <w:rFonts w:ascii="Bahnschrift Light SemiCondensed" w:hAnsi="Bahnschrift Light SemiCondensed"/>
+                <w:rFonts w:ascii="Courier New" w:hAnsi="Courier New" w:cs="Courier New"/>
                 <w:color w:val="196B24" w:themeColor="accent3"/>
-                <w:sz w:val="18"/>
-                <w:szCs w:val="18"/>
-                <w:lang w:val="en-US"/>
-              </w:rPr>
-            </w:pPr>
-            <w:r>
-              <w:rPr>
-                <w:rFonts w:ascii="Bahnschrift Light SemiCondensed" w:hAnsi="Bahnschrift Light SemiCondensed"/>
+                <w:sz w:val="14"/>
+                <w:szCs w:val="14"/>
+                <w:lang w:val="en-US"/>
+              </w:rPr>
+            </w:pPr>
+            <w:r>
+              <w:rPr>
+                <w:rFonts w:ascii="Courier New" w:hAnsi="Courier New" w:cs="Courier New"/>
                 <w:color w:val="196B24" w:themeColor="accent3"/>
-                <w:sz w:val="18"/>
-                <w:szCs w:val="18"/>
+                <w:sz w:val="14"/>
+                <w:szCs w:val="14"/>
                 <w:lang w:val="en-US"/>
               </w:rPr>
               <w:t xml:space="preserve">    {"FORMAT": "pdf", "EGRID": "CH387146358428", "LANG": "</w:t>
@@ -9026,10 +8942,10 @@
             <w:proofErr w:type="spellStart"/>
             <w:r>
               <w:rPr>
-                <w:rFonts w:ascii="Bahnschrift Light SemiCondensed" w:hAnsi="Bahnschrift Light SemiCondensed"/>
+                <w:rFonts w:ascii="Courier New" w:hAnsi="Courier New" w:cs="Courier New"/>
                 <w:color w:val="196B24" w:themeColor="accent3"/>
-                <w:sz w:val="18"/>
-                <w:szCs w:val="18"/>
+                <w:sz w:val="14"/>
+                <w:szCs w:val="14"/>
                 <w:lang w:val="en-US"/>
               </w:rPr>
               <w:t>fr</w:t>
@@ -9037,10 +8953,10 @@
             <w:proofErr w:type="spellEnd"/>
             <w:r>
               <w:rPr>
-                <w:rFonts w:ascii="Bahnschrift Light SemiCondensed" w:hAnsi="Bahnschrift Light SemiCondensed"/>
+                <w:rFonts w:ascii="Courier New" w:hAnsi="Courier New" w:cs="Courier New"/>
                 <w:color w:val="196B24" w:themeColor="accent3"/>
-                <w:sz w:val="18"/>
-                <w:szCs w:val="18"/>
+                <w:sz w:val="14"/>
+                <w:szCs w:val="14"/>
                 <w:lang w:val="en-US"/>
               </w:rPr>
               <w:t>", "</w:t>
@@ -9048,10 +8964,10 @@
             <w:proofErr w:type="spellStart"/>
             <w:r>
               <w:rPr>
-                <w:rFonts w:ascii="Bahnschrift Light SemiCondensed" w:hAnsi="Bahnschrift Light SemiCondensed"/>
+                <w:rFonts w:ascii="Courier New" w:hAnsi="Courier New" w:cs="Courier New"/>
                 <w:color w:val="196B24" w:themeColor="accent3"/>
-                <w:sz w:val="18"/>
-                <w:szCs w:val="18"/>
+                <w:sz w:val="14"/>
+                <w:szCs w:val="14"/>
                 <w:lang w:val="en-US"/>
               </w:rPr>
               <w:t>ExpectedStatusCode</w:t>
@@ -9059,10 +8975,10 @@
             <w:proofErr w:type="spellEnd"/>
             <w:r>
               <w:rPr>
-                <w:rFonts w:ascii="Bahnschrift Light SemiCondensed" w:hAnsi="Bahnschrift Light SemiCondensed"/>
+                <w:rFonts w:ascii="Courier New" w:hAnsi="Courier New" w:cs="Courier New"/>
                 <w:color w:val="196B24" w:themeColor="accent3"/>
-                <w:sz w:val="18"/>
-                <w:szCs w:val="18"/>
+                <w:sz w:val="14"/>
+                <w:szCs w:val="14"/>
                 <w:lang w:val="en-US"/>
               </w:rPr>
               <w:t xml:space="preserve">": </w:t>
@@ -9070,10 +8986,10 @@
             <w:proofErr w:type="gramStart"/>
             <w:r>
               <w:rPr>
-                <w:rFonts w:ascii="Bahnschrift Light SemiCondensed" w:hAnsi="Bahnschrift Light SemiCondensed"/>
+                <w:rFonts w:ascii="Courier New" w:hAnsi="Courier New" w:cs="Courier New"/>
                 <w:color w:val="196B24" w:themeColor="accent3"/>
-                <w:sz w:val="18"/>
-                <w:szCs w:val="18"/>
+                <w:sz w:val="14"/>
+                <w:szCs w:val="14"/>
                 <w:lang w:val="en-US"/>
               </w:rPr>
               <w:t>200 }</w:t>
@@ -9081,10 +8997,10 @@
             <w:proofErr w:type="gramEnd"/>
             <w:r>
               <w:rPr>
-                <w:rFonts w:ascii="Bahnschrift Light SemiCondensed" w:hAnsi="Bahnschrift Light SemiCondensed"/>
+                <w:rFonts w:ascii="Courier New" w:hAnsi="Courier New" w:cs="Courier New"/>
                 <w:color w:val="196B24" w:themeColor="accent3"/>
-                <w:sz w:val="18"/>
-                <w:szCs w:val="18"/>
+                <w:sz w:val="14"/>
+                <w:szCs w:val="14"/>
                 <w:lang w:val="en-US"/>
               </w:rPr>
               <w:t>,</w:t>
@@ -9094,19 +9010,19 @@
             <w:pPr>
               <w:pStyle w:val="Sansinterligne"/>
               <w:rPr>
-                <w:rFonts w:ascii="Bahnschrift Light SemiCondensed" w:hAnsi="Bahnschrift Light SemiCondensed"/>
+                <w:rFonts w:ascii="Courier New" w:hAnsi="Courier New" w:cs="Courier New"/>
                 <w:color w:val="196B24" w:themeColor="accent3"/>
-                <w:sz w:val="18"/>
-                <w:szCs w:val="18"/>
-                <w:lang w:val="en-US"/>
-              </w:rPr>
-            </w:pPr>
-            <w:r>
-              <w:rPr>
-                <w:rFonts w:ascii="Bahnschrift Light SemiCondensed" w:hAnsi="Bahnschrift Light SemiCondensed"/>
+                <w:sz w:val="14"/>
+                <w:szCs w:val="14"/>
+                <w:lang w:val="en-US"/>
+              </w:rPr>
+            </w:pPr>
+            <w:r>
+              <w:rPr>
+                <w:rFonts w:ascii="Courier New" w:hAnsi="Courier New" w:cs="Courier New"/>
                 <w:color w:val="196B24" w:themeColor="accent3"/>
-                <w:sz w:val="18"/>
-                <w:szCs w:val="18"/>
+                <w:sz w:val="14"/>
+                <w:szCs w:val="14"/>
                 <w:lang w:val="en-US"/>
               </w:rPr>
               <w:t xml:space="preserve">    {"FORMAT": "xml", "EGRID": "CH387146358428", "</w:t>
@@ -9114,10 +9030,10 @@
             <w:proofErr w:type="spellStart"/>
             <w:r>
               <w:rPr>
-                <w:rFonts w:ascii="Bahnschrift Light SemiCondensed" w:hAnsi="Bahnschrift Light SemiCondensed"/>
+                <w:rFonts w:ascii="Courier New" w:hAnsi="Courier New" w:cs="Courier New"/>
                 <w:color w:val="196B24" w:themeColor="accent3"/>
-                <w:sz w:val="18"/>
-                <w:szCs w:val="18"/>
+                <w:sz w:val="14"/>
+                <w:szCs w:val="14"/>
                 <w:lang w:val="en-US"/>
               </w:rPr>
               <w:t>ExpectedStatusCode</w:t>
@@ -9125,10 +9041,10 @@
             <w:proofErr w:type="spellEnd"/>
             <w:r>
               <w:rPr>
-                <w:rFonts w:ascii="Bahnschrift Light SemiCondensed" w:hAnsi="Bahnschrift Light SemiCondensed"/>
+                <w:rFonts w:ascii="Courier New" w:hAnsi="Courier New" w:cs="Courier New"/>
                 <w:color w:val="196B24" w:themeColor="accent3"/>
-                <w:sz w:val="18"/>
-                <w:szCs w:val="18"/>
+                <w:sz w:val="14"/>
+                <w:szCs w:val="14"/>
                 <w:lang w:val="en-US"/>
               </w:rPr>
               <w:t xml:space="preserve">": </w:t>
@@ -9136,10 +9052,10 @@
             <w:proofErr w:type="gramStart"/>
             <w:r>
               <w:rPr>
-                <w:rFonts w:ascii="Bahnschrift Light SemiCondensed" w:hAnsi="Bahnschrift Light SemiCondensed"/>
+                <w:rFonts w:ascii="Courier New" w:hAnsi="Courier New" w:cs="Courier New"/>
                 <w:color w:val="196B24" w:themeColor="accent3"/>
-                <w:sz w:val="18"/>
-                <w:szCs w:val="18"/>
+                <w:sz w:val="14"/>
+                <w:szCs w:val="14"/>
                 <w:lang w:val="en-US"/>
               </w:rPr>
               <w:t>200 }</w:t>
@@ -9147,10 +9063,10 @@
             <w:proofErr w:type="gramEnd"/>
             <w:r>
               <w:rPr>
-                <w:rFonts w:ascii="Bahnschrift Light SemiCondensed" w:hAnsi="Bahnschrift Light SemiCondensed"/>
+                <w:rFonts w:ascii="Courier New" w:hAnsi="Courier New" w:cs="Courier New"/>
                 <w:color w:val="196B24" w:themeColor="accent3"/>
-                <w:sz w:val="18"/>
-                <w:szCs w:val="18"/>
+                <w:sz w:val="14"/>
+                <w:szCs w:val="14"/>
                 <w:lang w:val="en-US"/>
               </w:rPr>
               <w:t>,</w:t>
@@ -9160,19 +9076,19 @@
             <w:pPr>
               <w:pStyle w:val="Sansinterligne"/>
               <w:rPr>
-                <w:rFonts w:ascii="Bahnschrift Light SemiCondensed" w:hAnsi="Bahnschrift Light SemiCondensed"/>
+                <w:rFonts w:ascii="Courier New" w:hAnsi="Courier New" w:cs="Courier New"/>
                 <w:color w:val="196B24" w:themeColor="accent3"/>
-                <w:sz w:val="18"/>
-                <w:szCs w:val="18"/>
-                <w:lang w:val="en-US"/>
-              </w:rPr>
-            </w:pPr>
-            <w:r>
-              <w:rPr>
-                <w:rFonts w:ascii="Bahnschrift Light SemiCondensed" w:hAnsi="Bahnschrift Light SemiCondensed"/>
+                <w:sz w:val="14"/>
+                <w:szCs w:val="14"/>
+                <w:lang w:val="en-US"/>
+              </w:rPr>
+            </w:pPr>
+            <w:r>
+              <w:rPr>
+                <w:rFonts w:ascii="Courier New" w:hAnsi="Courier New" w:cs="Courier New"/>
                 <w:color w:val="196B24" w:themeColor="accent3"/>
-                <w:sz w:val="18"/>
-                <w:szCs w:val="18"/>
+                <w:sz w:val="14"/>
+                <w:szCs w:val="14"/>
                 <w:lang w:val="en-US"/>
               </w:rPr>
               <w:t xml:space="preserve">    {"FORMAT": "</w:t>
@@ -9180,10 +9096,10 @@
             <w:proofErr w:type="spellStart"/>
             <w:r>
               <w:rPr>
-                <w:rFonts w:ascii="Bahnschrift Light SemiCondensed" w:hAnsi="Bahnschrift Light SemiCondensed"/>
+                <w:rFonts w:ascii="Courier New" w:hAnsi="Courier New" w:cs="Courier New"/>
                 <w:color w:val="196B24" w:themeColor="accent3"/>
-                <w:sz w:val="18"/>
-                <w:szCs w:val="18"/>
+                <w:sz w:val="14"/>
+                <w:szCs w:val="14"/>
                 <w:lang w:val="en-US"/>
               </w:rPr>
               <w:t>url</w:t>
@@ -9191,10 +9107,10 @@
             <w:proofErr w:type="spellEnd"/>
             <w:r>
               <w:rPr>
-                <w:rFonts w:ascii="Bahnschrift Light SemiCondensed" w:hAnsi="Bahnschrift Light SemiCondensed"/>
+                <w:rFonts w:ascii="Courier New" w:hAnsi="Courier New" w:cs="Courier New"/>
                 <w:color w:val="196B24" w:themeColor="accent3"/>
-                <w:sz w:val="18"/>
-                <w:szCs w:val="18"/>
+                <w:sz w:val="14"/>
+                <w:szCs w:val="14"/>
                 <w:lang w:val="en-US"/>
               </w:rPr>
               <w:t>", "IDENTDN": "BE0200000136", "NUMBER": 426, "</w:t>
@@ -9202,10 +9118,10 @@
             <w:proofErr w:type="spellStart"/>
             <w:r>
               <w:rPr>
-                <w:rFonts w:ascii="Bahnschrift Light SemiCondensed" w:hAnsi="Bahnschrift Light SemiCondensed"/>
+                <w:rFonts w:ascii="Courier New" w:hAnsi="Courier New" w:cs="Courier New"/>
                 <w:color w:val="196B24" w:themeColor="accent3"/>
-                <w:sz w:val="18"/>
-                <w:szCs w:val="18"/>
+                <w:sz w:val="14"/>
+                <w:szCs w:val="14"/>
                 <w:lang w:val="en-US"/>
               </w:rPr>
               <w:t>ExpectedStatusCode</w:t>
@@ -9213,10 +9129,10 @@
             <w:proofErr w:type="spellEnd"/>
             <w:r>
               <w:rPr>
-                <w:rFonts w:ascii="Bahnschrift Light SemiCondensed" w:hAnsi="Bahnschrift Light SemiCondensed"/>
+                <w:rFonts w:ascii="Courier New" w:hAnsi="Courier New" w:cs="Courier New"/>
                 <w:color w:val="196B24" w:themeColor="accent3"/>
-                <w:sz w:val="18"/>
-                <w:szCs w:val="18"/>
+                <w:sz w:val="14"/>
+                <w:szCs w:val="14"/>
                 <w:lang w:val="en-US"/>
               </w:rPr>
               <w:t xml:space="preserve">": </w:t>
@@ -9224,10 +9140,10 @@
             <w:proofErr w:type="gramStart"/>
             <w:r>
               <w:rPr>
-                <w:rFonts w:ascii="Bahnschrift Light SemiCondensed" w:hAnsi="Bahnschrift Light SemiCondensed"/>
+                <w:rFonts w:ascii="Courier New" w:hAnsi="Courier New" w:cs="Courier New"/>
                 <w:color w:val="196B24" w:themeColor="accent3"/>
-                <w:sz w:val="18"/>
-                <w:szCs w:val="18"/>
+                <w:sz w:val="14"/>
+                <w:szCs w:val="14"/>
                 <w:lang w:val="en-US"/>
               </w:rPr>
               <w:t>303 }</w:t>
@@ -9235,10 +9151,10 @@
             <w:proofErr w:type="gramEnd"/>
             <w:r>
               <w:rPr>
-                <w:rFonts w:ascii="Bahnschrift Light SemiCondensed" w:hAnsi="Bahnschrift Light SemiCondensed"/>
+                <w:rFonts w:ascii="Courier New" w:hAnsi="Courier New" w:cs="Courier New"/>
                 <w:color w:val="196B24" w:themeColor="accent3"/>
-                <w:sz w:val="18"/>
-                <w:szCs w:val="18"/>
+                <w:sz w:val="14"/>
+                <w:szCs w:val="14"/>
                 <w:lang w:val="en-US"/>
               </w:rPr>
               <w:t>,</w:t>
@@ -9248,19 +9164,19 @@
             <w:pPr>
               <w:pStyle w:val="Sansinterligne"/>
               <w:rPr>
-                <w:rFonts w:ascii="Bahnschrift Light SemiCondensed" w:hAnsi="Bahnschrift Light SemiCondensed"/>
+                <w:rFonts w:ascii="Courier New" w:hAnsi="Courier New" w:cs="Courier New"/>
                 <w:color w:val="196B24" w:themeColor="accent3"/>
-                <w:sz w:val="18"/>
-                <w:szCs w:val="18"/>
-                <w:lang w:val="en-US"/>
-              </w:rPr>
-            </w:pPr>
-            <w:r>
-              <w:rPr>
-                <w:rFonts w:ascii="Bahnschrift Light SemiCondensed" w:hAnsi="Bahnschrift Light SemiCondensed"/>
+                <w:sz w:val="14"/>
+                <w:szCs w:val="14"/>
+                <w:lang w:val="en-US"/>
+              </w:rPr>
+            </w:pPr>
+            <w:r>
+              <w:rPr>
+                <w:rFonts w:ascii="Courier New" w:hAnsi="Courier New" w:cs="Courier New"/>
                 <w:color w:val="196B24" w:themeColor="accent3"/>
-                <w:sz w:val="18"/>
-                <w:szCs w:val="18"/>
+                <w:sz w:val="14"/>
+                <w:szCs w:val="14"/>
                 <w:lang w:val="en-US"/>
               </w:rPr>
               <w:t xml:space="preserve">    {"FORMAT": "</w:t>
@@ -9268,10 +9184,10 @@
             <w:proofErr w:type="spellStart"/>
             <w:r>
               <w:rPr>
-                <w:rFonts w:ascii="Bahnschrift Light SemiCondensed" w:hAnsi="Bahnschrift Light SemiCondensed"/>
+                <w:rFonts w:ascii="Courier New" w:hAnsi="Courier New" w:cs="Courier New"/>
                 <w:color w:val="196B24" w:themeColor="accent3"/>
-                <w:sz w:val="18"/>
-                <w:szCs w:val="18"/>
+                <w:sz w:val="14"/>
+                <w:szCs w:val="14"/>
                 <w:lang w:val="en-US"/>
               </w:rPr>
               <w:t>json</w:t>
@@ -9279,10 +9195,10 @@
             <w:proofErr w:type="spellEnd"/>
             <w:r>
               <w:rPr>
-                <w:rFonts w:ascii="Bahnschrift Light SemiCondensed" w:hAnsi="Bahnschrift Light SemiCondensed"/>
+                <w:rFonts w:ascii="Courier New" w:hAnsi="Courier New" w:cs="Courier New"/>
                 <w:color w:val="196B24" w:themeColor="accent3"/>
-                <w:sz w:val="18"/>
-                <w:szCs w:val="18"/>
+                <w:sz w:val="14"/>
+                <w:szCs w:val="14"/>
                 <w:lang w:val="en-US"/>
               </w:rPr>
               <w:t>", "IDENTDN": "BE0200000136", "NUMBER": 426, "</w:t>
@@ -9290,10 +9206,10 @@
             <w:proofErr w:type="spellStart"/>
             <w:r>
               <w:rPr>
-                <w:rFonts w:ascii="Bahnschrift Light SemiCondensed" w:hAnsi="Bahnschrift Light SemiCondensed"/>
+                <w:rFonts w:ascii="Courier New" w:hAnsi="Courier New" w:cs="Courier New"/>
                 <w:color w:val="196B24" w:themeColor="accent3"/>
-                <w:sz w:val="18"/>
-                <w:szCs w:val="18"/>
+                <w:sz w:val="14"/>
+                <w:szCs w:val="14"/>
                 <w:lang w:val="en-US"/>
               </w:rPr>
               <w:t>ExpectedStatusCode</w:t>
@@ -9301,10 +9217,10 @@
             <w:proofErr w:type="spellEnd"/>
             <w:r>
               <w:rPr>
-                <w:rFonts w:ascii="Bahnschrift Light SemiCondensed" w:hAnsi="Bahnschrift Light SemiCondensed"/>
+                <w:rFonts w:ascii="Courier New" w:hAnsi="Courier New" w:cs="Courier New"/>
                 <w:color w:val="196B24" w:themeColor="accent3"/>
-                <w:sz w:val="18"/>
-                <w:szCs w:val="18"/>
+                <w:sz w:val="14"/>
+                <w:szCs w:val="14"/>
                 <w:lang w:val="en-US"/>
               </w:rPr>
               <w:t xml:space="preserve">": </w:t>
@@ -9312,10 +9228,10 @@
             <w:proofErr w:type="gramStart"/>
             <w:r>
               <w:rPr>
-                <w:rFonts w:ascii="Bahnschrift Light SemiCondensed" w:hAnsi="Bahnschrift Light SemiCondensed"/>
+                <w:rFonts w:ascii="Courier New" w:hAnsi="Courier New" w:cs="Courier New"/>
                 <w:color w:val="196B24" w:themeColor="accent3"/>
-                <w:sz w:val="18"/>
-                <w:szCs w:val="18"/>
+                <w:sz w:val="14"/>
+                <w:szCs w:val="14"/>
                 <w:lang w:val="en-US"/>
               </w:rPr>
               <w:t>200 }</w:t>
@@ -9323,10 +9239,10 @@
             <w:proofErr w:type="gramEnd"/>
             <w:r>
               <w:rPr>
-                <w:rFonts w:ascii="Bahnschrift Light SemiCondensed" w:hAnsi="Bahnschrift Light SemiCondensed"/>
+                <w:rFonts w:ascii="Courier New" w:hAnsi="Courier New" w:cs="Courier New"/>
                 <w:color w:val="196B24" w:themeColor="accent3"/>
-                <w:sz w:val="18"/>
-                <w:szCs w:val="18"/>
+                <w:sz w:val="14"/>
+                <w:szCs w:val="14"/>
                 <w:lang w:val="en-US"/>
               </w:rPr>
               <w:t>,</w:t>
@@ -9336,19 +9252,19 @@
             <w:pPr>
               <w:pStyle w:val="Sansinterligne"/>
               <w:rPr>
-                <w:rFonts w:ascii="Bahnschrift Light SemiCondensed" w:hAnsi="Bahnschrift Light SemiCondensed"/>
+                <w:rFonts w:ascii="Courier New" w:hAnsi="Courier New" w:cs="Courier New"/>
                 <w:color w:val="196B24" w:themeColor="accent3"/>
-                <w:sz w:val="18"/>
-                <w:szCs w:val="18"/>
-                <w:lang w:val="en-US"/>
-              </w:rPr>
-            </w:pPr>
-            <w:r>
-              <w:rPr>
-                <w:rFonts w:ascii="Bahnschrift Light SemiCondensed" w:hAnsi="Bahnschrift Light SemiCondensed"/>
+                <w:sz w:val="14"/>
+                <w:szCs w:val="14"/>
+                <w:lang w:val="en-US"/>
+              </w:rPr>
+            </w:pPr>
+            <w:r>
+              <w:rPr>
+                <w:rFonts w:ascii="Courier New" w:hAnsi="Courier New" w:cs="Courier New"/>
                 <w:color w:val="196B24" w:themeColor="accent3"/>
-                <w:sz w:val="18"/>
-                <w:szCs w:val="18"/>
+                <w:sz w:val="14"/>
+                <w:szCs w:val="14"/>
                 <w:lang w:val="en-US"/>
               </w:rPr>
               <w:t xml:space="preserve">    {"FORMAT": "</w:t>
@@ -9356,10 +9272,10 @@
             <w:proofErr w:type="spellStart"/>
             <w:r>
               <w:rPr>
-                <w:rFonts w:ascii="Bahnschrift Light SemiCondensed" w:hAnsi="Bahnschrift Light SemiCondensed"/>
+                <w:rFonts w:ascii="Courier New" w:hAnsi="Courier New" w:cs="Courier New"/>
                 <w:color w:val="196B24" w:themeColor="accent3"/>
-                <w:sz w:val="18"/>
-                <w:szCs w:val="18"/>
+                <w:sz w:val="14"/>
+                <w:szCs w:val="14"/>
                 <w:lang w:val="en-US"/>
               </w:rPr>
               <w:t>json</w:t>
@@ -9367,10 +9283,10 @@
             <w:proofErr w:type="spellEnd"/>
             <w:r>
               <w:rPr>
-                <w:rFonts w:ascii="Bahnschrift Light SemiCondensed" w:hAnsi="Bahnschrift Light SemiCondensed"/>
+                <w:rFonts w:ascii="Courier New" w:hAnsi="Courier New" w:cs="Courier New"/>
                 <w:color w:val="196B24" w:themeColor="accent3"/>
-                <w:sz w:val="18"/>
-                <w:szCs w:val="18"/>
+                <w:sz w:val="14"/>
+                <w:szCs w:val="14"/>
                 <w:lang w:val="en-US"/>
               </w:rPr>
               <w:t>", "IDENTDN": "UR0200001201", "NUMBER": 100, "</w:t>
@@ -9378,10 +9294,10 @@
             <w:proofErr w:type="spellStart"/>
             <w:r>
               <w:rPr>
-                <w:rFonts w:ascii="Bahnschrift Light SemiCondensed" w:hAnsi="Bahnschrift Light SemiCondensed"/>
+                <w:rFonts w:ascii="Courier New" w:hAnsi="Courier New" w:cs="Courier New"/>
                 <w:color w:val="196B24" w:themeColor="accent3"/>
-                <w:sz w:val="18"/>
-                <w:szCs w:val="18"/>
+                <w:sz w:val="14"/>
+                <w:szCs w:val="14"/>
                 <w:lang w:val="en-US"/>
               </w:rPr>
               <w:t>ExpectedStatusCode</w:t>
@@ -9389,10 +9305,10 @@
             <w:proofErr w:type="spellEnd"/>
             <w:r>
               <w:rPr>
-                <w:rFonts w:ascii="Bahnschrift Light SemiCondensed" w:hAnsi="Bahnschrift Light SemiCondensed"/>
+                <w:rFonts w:ascii="Courier New" w:hAnsi="Courier New" w:cs="Courier New"/>
                 <w:color w:val="196B24" w:themeColor="accent3"/>
-                <w:sz w:val="18"/>
-                <w:szCs w:val="18"/>
+                <w:sz w:val="14"/>
+                <w:szCs w:val="14"/>
                 <w:lang w:val="en-US"/>
               </w:rPr>
               <w:t xml:space="preserve">": </w:t>
@@ -9400,10 +9316,10 @@
             <w:proofErr w:type="gramStart"/>
             <w:r>
               <w:rPr>
-                <w:rFonts w:ascii="Bahnschrift Light SemiCondensed" w:hAnsi="Bahnschrift Light SemiCondensed"/>
+                <w:rFonts w:ascii="Courier New" w:hAnsi="Courier New" w:cs="Courier New"/>
                 <w:color w:val="196B24" w:themeColor="accent3"/>
-                <w:sz w:val="18"/>
-                <w:szCs w:val="18"/>
+                <w:sz w:val="14"/>
+                <w:szCs w:val="14"/>
                 <w:lang w:val="en-US"/>
               </w:rPr>
               <w:t>204 }</w:t>
@@ -9411,10 +9327,10 @@
             <w:proofErr w:type="gramEnd"/>
             <w:r>
               <w:rPr>
-                <w:rFonts w:ascii="Bahnschrift Light SemiCondensed" w:hAnsi="Bahnschrift Light SemiCondensed"/>
+                <w:rFonts w:ascii="Courier New" w:hAnsi="Courier New" w:cs="Courier New"/>
                 <w:color w:val="196B24" w:themeColor="accent3"/>
-                <w:sz w:val="18"/>
-                <w:szCs w:val="18"/>
+                <w:sz w:val="14"/>
+                <w:szCs w:val="14"/>
                 <w:lang w:val="en-US"/>
               </w:rPr>
               <w:t>,</w:t>
@@ -9424,19 +9340,19 @@
             <w:pPr>
               <w:pStyle w:val="Sansinterligne"/>
               <w:rPr>
-                <w:rFonts w:ascii="Bahnschrift Light SemiCondensed" w:hAnsi="Bahnschrift Light SemiCondensed"/>
+                <w:rFonts w:ascii="Courier New" w:hAnsi="Courier New" w:cs="Courier New"/>
                 <w:color w:val="196B24" w:themeColor="accent3"/>
-                <w:sz w:val="18"/>
-                <w:szCs w:val="18"/>
-                <w:lang w:val="en-US"/>
-              </w:rPr>
-            </w:pPr>
-            <w:r>
-              <w:rPr>
-                <w:rFonts w:ascii="Bahnschrift Light SemiCondensed" w:hAnsi="Bahnschrift Light SemiCondensed"/>
+                <w:sz w:val="14"/>
+                <w:szCs w:val="14"/>
+                <w:lang w:val="en-US"/>
+              </w:rPr>
+            </w:pPr>
+            <w:r>
+              <w:rPr>
+                <w:rFonts w:ascii="Courier New" w:hAnsi="Courier New" w:cs="Courier New"/>
                 <w:color w:val="196B24" w:themeColor="accent3"/>
-                <w:sz w:val="18"/>
-                <w:szCs w:val="18"/>
+                <w:sz w:val="14"/>
+                <w:szCs w:val="14"/>
                 <w:lang w:val="en-US"/>
               </w:rPr>
               <w:t xml:space="preserve">    {"FORMAT": "xml", "IDENTDN": "BE0200000136", "NUMBER": 426, "Provoke500": true, "</w:t>
@@ -9444,10 +9360,10 @@
             <w:proofErr w:type="spellStart"/>
             <w:r>
               <w:rPr>
-                <w:rFonts w:ascii="Bahnschrift Light SemiCondensed" w:hAnsi="Bahnschrift Light SemiCondensed"/>
+                <w:rFonts w:ascii="Courier New" w:hAnsi="Courier New" w:cs="Courier New"/>
                 <w:color w:val="196B24" w:themeColor="accent3"/>
-                <w:sz w:val="18"/>
-                <w:szCs w:val="18"/>
+                <w:sz w:val="14"/>
+                <w:szCs w:val="14"/>
                 <w:lang w:val="en-US"/>
               </w:rPr>
               <w:t>ExpectedStatusCode</w:t>
@@ -9455,10 +9371,10 @@
             <w:proofErr w:type="spellEnd"/>
             <w:r>
               <w:rPr>
-                <w:rFonts w:ascii="Bahnschrift Light SemiCondensed" w:hAnsi="Bahnschrift Light SemiCondensed"/>
+                <w:rFonts w:ascii="Courier New" w:hAnsi="Courier New" w:cs="Courier New"/>
                 <w:color w:val="196B24" w:themeColor="accent3"/>
-                <w:sz w:val="18"/>
-                <w:szCs w:val="18"/>
+                <w:sz w:val="14"/>
+                <w:szCs w:val="14"/>
                 <w:lang w:val="en-US"/>
               </w:rPr>
               <w:t xml:space="preserve">": </w:t>
@@ -9466,10 +9382,10 @@
             <w:proofErr w:type="gramStart"/>
             <w:r>
               <w:rPr>
-                <w:rFonts w:ascii="Bahnschrift Light SemiCondensed" w:hAnsi="Bahnschrift Light SemiCondensed"/>
+                <w:rFonts w:ascii="Courier New" w:hAnsi="Courier New" w:cs="Courier New"/>
                 <w:color w:val="196B24" w:themeColor="accent3"/>
-                <w:sz w:val="18"/>
-                <w:szCs w:val="18"/>
+                <w:sz w:val="14"/>
+                <w:szCs w:val="14"/>
                 <w:lang w:val="en-US"/>
               </w:rPr>
               <w:t>500 }</w:t>
@@ -9487,10 +9403,10 @@
             </w:pPr>
             <w:r>
               <w:rPr>
-                <w:rFonts w:ascii="Bahnschrift Light SemiCondensed" w:hAnsi="Bahnschrift Light SemiCondensed"/>
+                <w:rFonts w:ascii="Courier New" w:hAnsi="Courier New" w:cs="Courier New"/>
                 <w:color w:val="196B24" w:themeColor="accent3"/>
-                <w:sz w:val="18"/>
-                <w:szCs w:val="18"/>
+                <w:sz w:val="14"/>
+                <w:szCs w:val="14"/>
               </w:rPr>
               <w:t>]</w:t>
             </w:r>
@@ -9508,12 +9424,14 @@
         <w:rPr>
           <w:rFonts w:ascii="Cadastra" w:hAnsi="Cadastra" w:cs="Arial"/>
           <w:sz w:val="24"/>
+          <w:lang w:val="fr-CH"/>
         </w:rPr>
       </w:pPr>
       <w:r>
         <w:rPr>
           <w:rFonts w:ascii="Cadastra" w:hAnsi="Cadastra" w:cs="Arial"/>
           <w:sz w:val="24"/>
+          <w:lang w:val="fr-CH"/>
         </w:rPr>
         <w:t>Restrictions relatives au format et au nom de clé (JSON &amp; XML)</w:t>
       </w:r>
@@ -9528,12 +9446,14 @@
         <w:rPr>
           <w:rFonts w:ascii="Cadastra" w:hAnsi="Cadastra" w:cs="Arial"/>
           <w:sz w:val="18"/>
+          <w:lang w:val="fr-CH"/>
         </w:rPr>
       </w:pPr>
       <w:r>
         <w:rPr>
           <w:rFonts w:ascii="Cadastra" w:hAnsi="Cadastra" w:cs="Arial"/>
           <w:sz w:val="18"/>
+          <w:lang w:val="fr-CH"/>
         </w:rPr>
         <w:t>Les noms de champs sont sensibles à la casse (par exemple, FORMAT, et non format).</w:t>
       </w:r>
@@ -9548,13 +9468,16 @@
         <w:rPr>
           <w:rFonts w:ascii="Cadastra" w:hAnsi="Cadastra" w:cs="Arial"/>
           <w:sz w:val="18"/>
+          <w:lang w:val="fr-CH"/>
         </w:rPr>
       </w:pPr>
       <w:r>
         <w:rPr>
           <w:rFonts w:ascii="Cadastra" w:hAnsi="Cadastra" w:cs="Arial"/>
           <w:sz w:val="18"/>
-        </w:rPr>
+          <w:lang w:val="fr-CH"/>
+        </w:rPr>
+        <w:lastRenderedPageBreak/>
         <w:t xml:space="preserve">Les champs inconnus ne font pas partie du schéma pris en charge et peuvent être ignorés </w:t>
       </w:r>
       <w:proofErr w:type="gramStart"/>
@@ -9562,6 +9485,7 @@
         <w:rPr>
           <w:rFonts w:ascii="Cadastra" w:hAnsi="Cadastra" w:cs="Arial"/>
           <w:sz w:val="18"/>
+          <w:lang w:val="fr-CH"/>
         </w:rPr>
         <w:t>ou</w:t>
       </w:r>
@@ -9570,6 +9494,7 @@
         <w:rPr>
           <w:rFonts w:ascii="Cadastra" w:hAnsi="Cadastra" w:cs="Arial"/>
           <w:sz w:val="18"/>
+          <w:lang w:val="fr-CH"/>
         </w:rPr>
         <w:t xml:space="preserve"> entraîner l'échec du chargement (selon l'analyseur).</w:t>
       </w:r>
@@ -9584,12 +9509,14 @@
         <w:rPr>
           <w:rFonts w:ascii="Cadastra" w:hAnsi="Cadastra" w:cs="Arial"/>
           <w:sz w:val="18"/>
+          <w:lang w:val="fr-CH"/>
         </w:rPr>
       </w:pPr>
       <w:r>
         <w:rPr>
           <w:rFonts w:ascii="Cadastra" w:hAnsi="Cadastra" w:cs="Arial"/>
           <w:sz w:val="18"/>
+          <w:lang w:val="fr-CH"/>
         </w:rPr>
         <w:t xml:space="preserve">Le XML doit être bien formé et utiliser l'élément racine </w:t>
       </w:r>
@@ -9598,6 +9525,7 @@
         <w:rPr>
           <w:rFonts w:ascii="Cadastra" w:hAnsi="Cadastra" w:cs="Arial"/>
           <w:sz w:val="18"/>
+          <w:lang w:val="fr-CH"/>
         </w:rPr>
         <w:t>correct:</w:t>
       </w:r>
@@ -9606,6 +9534,7 @@
         <w:rPr>
           <w:rFonts w:ascii="Cadastra" w:hAnsi="Cadastra" w:cs="Arial"/>
           <w:sz w:val="18"/>
+          <w:lang w:val="fr-CH"/>
         </w:rPr>
         <w:t xml:space="preserve"> </w:t>
       </w:r>
@@ -9613,6 +9542,7 @@
         <w:rPr>
           <w:rFonts w:ascii="Cadastra" w:hAnsi="Cadastra" w:cs="Arial"/>
           <w:sz w:val="18"/>
+          <w:lang w:val="fr-CH"/>
         </w:rPr>
         <w:br/>
         <w:t>&lt;Config&gt;...&lt;/Config&gt;.</w:t>
@@ -9673,19 +9603,19 @@
             <w:pPr>
               <w:pStyle w:val="Sansinterligne"/>
               <w:rPr>
-                <w:rFonts w:ascii="Bahnschrift Light SemiCondensed" w:hAnsi="Bahnschrift Light SemiCondensed" w:cs="Arial"/>
-                <w:color w:val="124F1A" w:themeColor="accent3" w:themeShade="BF"/>
-                <w:sz w:val="18"/>
-                <w:szCs w:val="18"/>
-                <w:lang w:val="en-US"/>
-              </w:rPr>
-            </w:pPr>
-            <w:r>
-              <w:rPr>
-                <w:rFonts w:ascii="Bahnschrift Light SemiCondensed" w:hAnsi="Bahnschrift Light SemiCondensed" w:cs="Arial"/>
-                <w:color w:val="124F1A" w:themeColor="accent3" w:themeShade="BF"/>
-                <w:sz w:val="18"/>
-                <w:szCs w:val="18"/>
+                <w:rFonts w:ascii="Courier New" w:hAnsi="Courier New" w:cs="Courier New"/>
+                <w:color w:val="124F1A" w:themeColor="accent3" w:themeShade="BF"/>
+                <w:sz w:val="14"/>
+                <w:szCs w:val="14"/>
+                <w:lang w:val="en-US"/>
+              </w:rPr>
+            </w:pPr>
+            <w:r>
+              <w:rPr>
+                <w:rFonts w:ascii="Courier New" w:hAnsi="Courier New" w:cs="Courier New"/>
+                <w:color w:val="124F1A" w:themeColor="accent3" w:themeShade="BF"/>
+                <w:sz w:val="14"/>
+                <w:szCs w:val="14"/>
                 <w:lang w:val="en-US"/>
               </w:rPr>
               <w:t>{</w:t>
@@ -9695,19 +9625,19 @@
             <w:pPr>
               <w:pStyle w:val="Sansinterligne"/>
               <w:rPr>
-                <w:rFonts w:ascii="Bahnschrift Light SemiCondensed" w:hAnsi="Bahnschrift Light SemiCondensed" w:cs="Arial"/>
-                <w:color w:val="124F1A" w:themeColor="accent3" w:themeShade="BF"/>
-                <w:sz w:val="18"/>
-                <w:szCs w:val="18"/>
-                <w:lang w:val="en-US"/>
-              </w:rPr>
-            </w:pPr>
-            <w:r>
-              <w:rPr>
-                <w:rFonts w:ascii="Bahnschrift Light SemiCondensed" w:hAnsi="Bahnschrift Light SemiCondensed" w:cs="Arial"/>
-                <w:color w:val="124F1A" w:themeColor="accent3" w:themeShade="BF"/>
-                <w:sz w:val="18"/>
-                <w:szCs w:val="18"/>
+                <w:rFonts w:ascii="Courier New" w:hAnsi="Courier New" w:cs="Courier New"/>
+                <w:color w:val="124F1A" w:themeColor="accent3" w:themeShade="BF"/>
+                <w:sz w:val="14"/>
+                <w:szCs w:val="14"/>
+                <w:lang w:val="en-US"/>
+              </w:rPr>
+            </w:pPr>
+            <w:r>
+              <w:rPr>
+                <w:rFonts w:ascii="Courier New" w:hAnsi="Courier New" w:cs="Courier New"/>
+                <w:color w:val="124F1A" w:themeColor="accent3" w:themeShade="BF"/>
+                <w:sz w:val="14"/>
+                <w:szCs w:val="14"/>
                 <w:lang w:val="en-US"/>
               </w:rPr>
               <w:t xml:space="preserve">  "Canton": "BE",</w:t>
@@ -9717,19 +9647,95 @@
             <w:pPr>
               <w:pStyle w:val="Sansinterligne"/>
               <w:rPr>
-                <w:rFonts w:ascii="Bahnschrift Light SemiCondensed" w:hAnsi="Bahnschrift Light SemiCondensed" w:cs="Arial"/>
-                <w:color w:val="124F1A" w:themeColor="accent3" w:themeShade="BF"/>
-                <w:sz w:val="18"/>
-                <w:szCs w:val="18"/>
-                <w:lang w:val="en-US"/>
-              </w:rPr>
-            </w:pPr>
-            <w:r>
-              <w:rPr>
-                <w:rFonts w:ascii="Bahnschrift Light SemiCondensed" w:hAnsi="Bahnschrift Light SemiCondensed" w:cs="Arial"/>
-                <w:color w:val="124F1A" w:themeColor="accent3" w:themeShade="BF"/>
-                <w:sz w:val="18"/>
-                <w:szCs w:val="18"/>
+                <w:rFonts w:ascii="Courier New" w:hAnsi="Courier New" w:cs="Courier New"/>
+                <w:color w:val="124F1A" w:themeColor="accent3" w:themeShade="BF"/>
+                <w:sz w:val="14"/>
+                <w:szCs w:val="14"/>
+                <w:lang w:val="it-CH"/>
+              </w:rPr>
+            </w:pPr>
+            <w:r>
+              <w:rPr>
+                <w:rFonts w:ascii="Courier New" w:hAnsi="Courier New" w:cs="Courier New"/>
+                <w:color w:val="124F1A" w:themeColor="accent3" w:themeShade="BF"/>
+                <w:sz w:val="14"/>
+                <w:szCs w:val="14"/>
+                <w:lang w:val="it-CH"/>
+              </w:rPr>
+              <w:t xml:space="preserve">  "BasicUrl": "https://www.oereb2.apps.be.ch",</w:t>
+            </w:r>
+          </w:p>
+          <w:p>
+            <w:pPr>
+              <w:pStyle w:val="Sansinterligne"/>
+              <w:rPr>
+                <w:rFonts w:ascii="Courier New" w:hAnsi="Courier New" w:cs="Courier New"/>
+                <w:color w:val="124F1A" w:themeColor="accent3" w:themeShade="BF"/>
+                <w:sz w:val="14"/>
+                <w:szCs w:val="14"/>
+                <w:lang w:val="en-US"/>
+              </w:rPr>
+            </w:pPr>
+            <w:r>
+              <w:rPr>
+                <w:rFonts w:ascii="Courier New" w:hAnsi="Courier New" w:cs="Courier New"/>
+                <w:color w:val="124F1A" w:themeColor="accent3" w:themeShade="BF"/>
+                <w:sz w:val="14"/>
+                <w:szCs w:val="14"/>
+                <w:lang w:val="it-CH"/>
+              </w:rPr>
+              <w:t xml:space="preserve">  </w:t>
+            </w:r>
+            <w:r>
+              <w:rPr>
+                <w:rFonts w:ascii="Courier New" w:hAnsi="Courier New" w:cs="Courier New"/>
+                <w:color w:val="124F1A" w:themeColor="accent3" w:themeShade="BF"/>
+                <w:sz w:val="14"/>
+                <w:szCs w:val="14"/>
+                <w:lang w:val="en-US"/>
+              </w:rPr>
+              <w:t>"</w:t>
+            </w:r>
+            <w:proofErr w:type="spellStart"/>
+            <w:r>
+              <w:rPr>
+                <w:rFonts w:ascii="Courier New" w:hAnsi="Courier New" w:cs="Courier New"/>
+                <w:color w:val="124F1A" w:themeColor="accent3" w:themeShade="BF"/>
+                <w:sz w:val="14"/>
+                <w:szCs w:val="14"/>
+                <w:lang w:val="en-US"/>
+              </w:rPr>
+              <w:t>OutputDirectoryPath</w:t>
+            </w:r>
+            <w:proofErr w:type="spellEnd"/>
+            <w:r>
+              <w:rPr>
+                <w:rFonts w:ascii="Courier New" w:hAnsi="Courier New" w:cs="Courier New"/>
+                <w:color w:val="124F1A" w:themeColor="accent3" w:themeShade="BF"/>
+                <w:sz w:val="14"/>
+                <w:szCs w:val="14"/>
+                <w:lang w:val="en-US"/>
+              </w:rPr>
+              <w:t>": "out\\results",</w:t>
+            </w:r>
+          </w:p>
+          <w:p>
+            <w:pPr>
+              <w:pStyle w:val="Sansinterligne"/>
+              <w:rPr>
+                <w:rFonts w:ascii="Courier New" w:hAnsi="Courier New" w:cs="Courier New"/>
+                <w:color w:val="124F1A" w:themeColor="accent3" w:themeShade="BF"/>
+                <w:sz w:val="14"/>
+                <w:szCs w:val="14"/>
+                <w:lang w:val="en-US"/>
+              </w:rPr>
+            </w:pPr>
+            <w:r>
+              <w:rPr>
+                <w:rFonts w:ascii="Courier New" w:hAnsi="Courier New" w:cs="Courier New"/>
+                <w:color w:val="124F1A" w:themeColor="accent3" w:themeShade="BF"/>
+                <w:sz w:val="14"/>
+                <w:szCs w:val="14"/>
                 <w:lang w:val="en-US"/>
               </w:rPr>
               <w:t xml:space="preserve">  "</w:t>
@@ -9737,141 +9743,53 @@
             <w:proofErr w:type="spellStart"/>
             <w:r>
               <w:rPr>
-                <w:rFonts w:ascii="Bahnschrift Light SemiCondensed" w:hAnsi="Bahnschrift Light SemiCondensed" w:cs="Arial"/>
-                <w:color w:val="124F1A" w:themeColor="accent3" w:themeShade="BF"/>
-                <w:sz w:val="18"/>
-                <w:szCs w:val="18"/>
-                <w:lang w:val="en-US"/>
-              </w:rPr>
-              <w:t>BasicUrl</w:t>
+                <w:rFonts w:ascii="Courier New" w:hAnsi="Courier New" w:cs="Courier New"/>
+                <w:color w:val="124F1A" w:themeColor="accent3" w:themeShade="BF"/>
+                <w:sz w:val="14"/>
+                <w:szCs w:val="14"/>
+                <w:lang w:val="en-US"/>
+              </w:rPr>
+              <w:t>GetVersions</w:t>
             </w:r>
             <w:proofErr w:type="spellEnd"/>
             <w:r>
               <w:rPr>
-                <w:rFonts w:ascii="Bahnschrift Light SemiCondensed" w:hAnsi="Bahnschrift Light SemiCondensed" w:cs="Arial"/>
-                <w:color w:val="124F1A" w:themeColor="accent3" w:themeShade="BF"/>
-                <w:sz w:val="18"/>
-                <w:szCs w:val="18"/>
-                <w:lang w:val="en-US"/>
-              </w:rPr>
-              <w:t>": "https://www.oereb2.apps.be.ch",</w:t>
+                <w:rFonts w:ascii="Courier New" w:hAnsi="Courier New" w:cs="Courier New"/>
+                <w:color w:val="124F1A" w:themeColor="accent3" w:themeShade="BF"/>
+                <w:sz w:val="14"/>
+                <w:szCs w:val="14"/>
+                <w:lang w:val="en-US"/>
+              </w:rPr>
+              <w:t>": [</w:t>
             </w:r>
           </w:p>
           <w:p>
             <w:pPr>
               <w:pStyle w:val="Sansinterligne"/>
               <w:rPr>
-                <w:rFonts w:ascii="Bahnschrift Light SemiCondensed" w:hAnsi="Bahnschrift Light SemiCondensed" w:cs="Arial"/>
-                <w:color w:val="124F1A" w:themeColor="accent3" w:themeShade="BF"/>
-                <w:sz w:val="18"/>
-                <w:szCs w:val="18"/>
-                <w:lang w:val="en-US"/>
-              </w:rPr>
-            </w:pPr>
-            <w:r>
-              <w:rPr>
-                <w:rFonts w:ascii="Bahnschrift Light SemiCondensed" w:hAnsi="Bahnschrift Light SemiCondensed" w:cs="Arial"/>
-                <w:color w:val="124F1A" w:themeColor="accent3" w:themeShade="BF"/>
-                <w:sz w:val="18"/>
-                <w:szCs w:val="18"/>
-                <w:lang w:val="en-US"/>
-              </w:rPr>
-              <w:t xml:space="preserve">  "</w:t>
-            </w:r>
-            <w:proofErr w:type="spellStart"/>
-            <w:r>
-              <w:rPr>
-                <w:rFonts w:ascii="Bahnschrift Light SemiCondensed" w:hAnsi="Bahnschrift Light SemiCondensed" w:cs="Arial"/>
-                <w:color w:val="124F1A" w:themeColor="accent3" w:themeShade="BF"/>
-                <w:sz w:val="18"/>
-                <w:szCs w:val="18"/>
-                <w:lang w:val="en-US"/>
-              </w:rPr>
-              <w:t>OutputDirectoryPath</w:t>
-            </w:r>
-            <w:proofErr w:type="spellEnd"/>
-            <w:r>
-              <w:rPr>
-                <w:rFonts w:ascii="Bahnschrift Light SemiCondensed" w:hAnsi="Bahnschrift Light SemiCondensed" w:cs="Arial"/>
-                <w:color w:val="124F1A" w:themeColor="accent3" w:themeShade="BF"/>
-                <w:sz w:val="18"/>
-                <w:szCs w:val="18"/>
-                <w:lang w:val="en-US"/>
-              </w:rPr>
-              <w:t>": "out\\results",</w:t>
-            </w:r>
-          </w:p>
-          <w:p>
-            <w:pPr>
-              <w:pStyle w:val="Sansinterligne"/>
-              <w:rPr>
-                <w:rFonts w:ascii="Bahnschrift Light SemiCondensed" w:hAnsi="Bahnschrift Light SemiCondensed" w:cs="Arial"/>
-                <w:color w:val="124F1A" w:themeColor="accent3" w:themeShade="BF"/>
-                <w:sz w:val="18"/>
-                <w:szCs w:val="18"/>
-                <w:lang w:val="en-US"/>
-              </w:rPr>
-            </w:pPr>
-            <w:r>
-              <w:rPr>
-                <w:rFonts w:ascii="Bahnschrift Light SemiCondensed" w:hAnsi="Bahnschrift Light SemiCondensed" w:cs="Arial"/>
-                <w:color w:val="124F1A" w:themeColor="accent3" w:themeShade="BF"/>
-                <w:sz w:val="18"/>
-                <w:szCs w:val="18"/>
-                <w:lang w:val="en-US"/>
-              </w:rPr>
-              <w:t xml:space="preserve">  "</w:t>
-            </w:r>
-            <w:proofErr w:type="spellStart"/>
-            <w:r>
-              <w:rPr>
-                <w:rFonts w:ascii="Bahnschrift Light SemiCondensed" w:hAnsi="Bahnschrift Light SemiCondensed" w:cs="Arial"/>
-                <w:color w:val="124F1A" w:themeColor="accent3" w:themeShade="BF"/>
-                <w:sz w:val="18"/>
-                <w:szCs w:val="18"/>
-                <w:lang w:val="en-US"/>
-              </w:rPr>
-              <w:t>GetVersions</w:t>
-            </w:r>
-            <w:proofErr w:type="spellEnd"/>
-            <w:r>
-              <w:rPr>
-                <w:rFonts w:ascii="Bahnschrift Light SemiCondensed" w:hAnsi="Bahnschrift Light SemiCondensed" w:cs="Arial"/>
-                <w:color w:val="124F1A" w:themeColor="accent3" w:themeShade="BF"/>
-                <w:sz w:val="18"/>
-                <w:szCs w:val="18"/>
-                <w:lang w:val="en-US"/>
-              </w:rPr>
-              <w:t>": [</w:t>
-            </w:r>
-          </w:p>
-          <w:p>
-            <w:pPr>
-              <w:pStyle w:val="Sansinterligne"/>
-              <w:rPr>
-                <w:rFonts w:ascii="Bahnschrift Light SemiCondensed" w:hAnsi="Bahnschrift Light SemiCondensed" w:cs="Arial"/>
-                <w:color w:val="124F1A" w:themeColor="accent3" w:themeShade="BF"/>
-                <w:sz w:val="18"/>
-                <w:szCs w:val="18"/>
-                <w:lang w:val="en-US"/>
-              </w:rPr>
-            </w:pPr>
-            <w:r>
-              <w:rPr>
-                <w:rFonts w:ascii="Bahnschrift Light SemiCondensed" w:hAnsi="Bahnschrift Light SemiCondensed" w:cs="Arial"/>
-                <w:color w:val="124F1A" w:themeColor="accent3" w:themeShade="BF"/>
-                <w:sz w:val="18"/>
-                <w:szCs w:val="18"/>
+                <w:rFonts w:ascii="Courier New" w:hAnsi="Courier New" w:cs="Courier New"/>
+                <w:color w:val="124F1A" w:themeColor="accent3" w:themeShade="BF"/>
+                <w:sz w:val="14"/>
+                <w:szCs w:val="14"/>
+                <w:lang w:val="en-US"/>
+              </w:rPr>
+            </w:pPr>
+            <w:r>
+              <w:rPr>
+                <w:rFonts w:ascii="Courier New" w:hAnsi="Courier New" w:cs="Courier New"/>
+                <w:color w:val="124F1A" w:themeColor="accent3" w:themeShade="BF"/>
+                <w:sz w:val="14"/>
+                <w:szCs w:val="14"/>
                 <w:lang w:val="en-US"/>
               </w:rPr>
               <w:t xml:space="preserve">   </w:t>
             </w:r>
             <w:r>
               <w:rPr>
-                <w:rFonts w:ascii="Bahnschrift Light SemiCondensed" w:hAnsi="Bahnschrift Light SemiCondensed" w:cs="Arial"/>
-                <w:color w:val="124F1A" w:themeColor="accent3" w:themeShade="BF"/>
-                <w:sz w:val="18"/>
-                <w:szCs w:val="18"/>
+                <w:rFonts w:ascii="Courier New" w:hAnsi="Courier New" w:cs="Courier New"/>
+                <w:color w:val="124F1A" w:themeColor="accent3" w:themeShade="BF"/>
+                <w:sz w:val="14"/>
+                <w:szCs w:val="14"/>
                 <w:lang w:val="en-US"/>
               </w:rPr>
               <w:tab/>
@@ -9880,10 +9798,10 @@
             <w:proofErr w:type="spellStart"/>
             <w:r>
               <w:rPr>
-                <w:rFonts w:ascii="Bahnschrift Light SemiCondensed" w:hAnsi="Bahnschrift Light SemiCondensed" w:cs="Arial"/>
-                <w:color w:val="124F1A" w:themeColor="accent3" w:themeShade="BF"/>
-                <w:sz w:val="18"/>
-                <w:szCs w:val="18"/>
+                <w:rFonts w:ascii="Courier New" w:hAnsi="Courier New" w:cs="Courier New"/>
+                <w:color w:val="124F1A" w:themeColor="accent3" w:themeShade="BF"/>
+                <w:sz w:val="14"/>
+                <w:szCs w:val="14"/>
                 <w:lang w:val="en-US"/>
               </w:rPr>
               <w:t>ExpectedStatusCode</w:t>
@@ -9891,10 +9809,10 @@
             <w:proofErr w:type="spellEnd"/>
             <w:r>
               <w:rPr>
-                <w:rFonts w:ascii="Bahnschrift Light SemiCondensed" w:hAnsi="Bahnschrift Light SemiCondensed" w:cs="Arial"/>
-                <w:color w:val="124F1A" w:themeColor="accent3" w:themeShade="BF"/>
-                <w:sz w:val="18"/>
-                <w:szCs w:val="18"/>
+                <w:rFonts w:ascii="Courier New" w:hAnsi="Courier New" w:cs="Courier New"/>
+                <w:color w:val="124F1A" w:themeColor="accent3" w:themeShade="BF"/>
+                <w:sz w:val="14"/>
+                <w:szCs w:val="14"/>
                 <w:lang w:val="en-US"/>
               </w:rPr>
               <w:t xml:space="preserve">": </w:t>
@@ -9902,10 +9820,10 @@
             <w:proofErr w:type="gramStart"/>
             <w:r>
               <w:rPr>
-                <w:rFonts w:ascii="Bahnschrift Light SemiCondensed" w:hAnsi="Bahnschrift Light SemiCondensed" w:cs="Arial"/>
-                <w:color w:val="124F1A" w:themeColor="accent3" w:themeShade="BF"/>
-                <w:sz w:val="18"/>
-                <w:szCs w:val="18"/>
+                <w:rFonts w:ascii="Courier New" w:hAnsi="Courier New" w:cs="Courier New"/>
+                <w:color w:val="124F1A" w:themeColor="accent3" w:themeShade="BF"/>
+                <w:sz w:val="14"/>
+                <w:szCs w:val="14"/>
                 <w:lang w:val="en-US"/>
               </w:rPr>
               <w:t>200 }</w:t>
@@ -9913,10 +9831,10 @@
             <w:proofErr w:type="gramEnd"/>
             <w:r>
               <w:rPr>
-                <w:rFonts w:ascii="Bahnschrift Light SemiCondensed" w:hAnsi="Bahnschrift Light SemiCondensed" w:cs="Arial"/>
-                <w:color w:val="124F1A" w:themeColor="accent3" w:themeShade="BF"/>
-                <w:sz w:val="18"/>
-                <w:szCs w:val="18"/>
+                <w:rFonts w:ascii="Courier New" w:hAnsi="Courier New" w:cs="Courier New"/>
+                <w:color w:val="124F1A" w:themeColor="accent3" w:themeShade="BF"/>
+                <w:sz w:val="14"/>
+                <w:szCs w:val="14"/>
                 <w:lang w:val="en-US"/>
               </w:rPr>
               <w:t>,</w:t>
@@ -9926,29 +9844,29 @@
             <w:pPr>
               <w:pStyle w:val="Sansinterligne"/>
               <w:rPr>
-                <w:rFonts w:ascii="Bahnschrift Light SemiCondensed" w:hAnsi="Bahnschrift Light SemiCondensed" w:cs="Arial"/>
-                <w:color w:val="124F1A" w:themeColor="accent3" w:themeShade="BF"/>
-                <w:sz w:val="18"/>
-                <w:szCs w:val="18"/>
-                <w:lang w:val="en-US"/>
-              </w:rPr>
-            </w:pPr>
-            <w:r>
-              <w:rPr>
-                <w:rFonts w:ascii="Bahnschrift Light SemiCondensed" w:hAnsi="Bahnschrift Light SemiCondensed" w:cs="Arial"/>
-                <w:color w:val="124F1A" w:themeColor="accent3" w:themeShade="BF"/>
-                <w:sz w:val="18"/>
-                <w:szCs w:val="18"/>
+                <w:rFonts w:ascii="Courier New" w:hAnsi="Courier New" w:cs="Courier New"/>
+                <w:color w:val="124F1A" w:themeColor="accent3" w:themeShade="BF"/>
+                <w:sz w:val="14"/>
+                <w:szCs w:val="14"/>
+                <w:lang w:val="en-US"/>
+              </w:rPr>
+            </w:pPr>
+            <w:r>
+              <w:rPr>
+                <w:rFonts w:ascii="Courier New" w:hAnsi="Courier New" w:cs="Courier New"/>
+                <w:color w:val="124F1A" w:themeColor="accent3" w:themeShade="BF"/>
+                <w:sz w:val="14"/>
+                <w:szCs w:val="14"/>
                 <w:lang w:val="en-US"/>
               </w:rPr>
               <w:t xml:space="preserve">    </w:t>
             </w:r>
             <w:r>
               <w:rPr>
-                <w:rFonts w:ascii="Bahnschrift Light SemiCondensed" w:hAnsi="Bahnschrift Light SemiCondensed" w:cs="Arial"/>
-                <w:color w:val="124F1A" w:themeColor="accent3" w:themeShade="BF"/>
-                <w:sz w:val="18"/>
-                <w:szCs w:val="18"/>
+                <w:rFonts w:ascii="Courier New" w:hAnsi="Courier New" w:cs="Courier New"/>
+                <w:color w:val="124F1A" w:themeColor="accent3" w:themeShade="BF"/>
+                <w:sz w:val="14"/>
+                <w:szCs w:val="14"/>
                 <w:lang w:val="en-US"/>
               </w:rPr>
               <w:tab/>
@@ -9958,10 +9876,10 @@
             <w:proofErr w:type="gramStart"/>
             <w:r>
               <w:rPr>
-                <w:rFonts w:ascii="Bahnschrift Light SemiCondensed" w:hAnsi="Bahnschrift Light SemiCondensed" w:cs="Arial"/>
-                <w:color w:val="124F1A" w:themeColor="accent3" w:themeShade="BF"/>
-                <w:sz w:val="18"/>
-                <w:szCs w:val="18"/>
+                <w:rFonts w:ascii="Courier New" w:hAnsi="Courier New" w:cs="Courier New"/>
+                <w:color w:val="124F1A" w:themeColor="accent3" w:themeShade="BF"/>
+                <w:sz w:val="14"/>
+                <w:szCs w:val="14"/>
                 <w:lang w:val="en-US"/>
               </w:rPr>
               <w:t>json</w:t>
@@ -9970,10 +9888,10 @@
             <w:proofErr w:type="gramEnd"/>
             <w:r>
               <w:rPr>
-                <w:rFonts w:ascii="Bahnschrift Light SemiCondensed" w:hAnsi="Bahnschrift Light SemiCondensed" w:cs="Arial"/>
-                <w:color w:val="124F1A" w:themeColor="accent3" w:themeShade="BF"/>
-                <w:sz w:val="18"/>
-                <w:szCs w:val="18"/>
+                <w:rFonts w:ascii="Courier New" w:hAnsi="Courier New" w:cs="Courier New"/>
+                <w:color w:val="124F1A" w:themeColor="accent3" w:themeShade="BF"/>
+                <w:sz w:val="14"/>
+                <w:szCs w:val="14"/>
                 <w:lang w:val="en-US"/>
               </w:rPr>
               <w:t>", "</w:t>
@@ -9981,10 +9899,10 @@
             <w:proofErr w:type="spellStart"/>
             <w:r>
               <w:rPr>
-                <w:rFonts w:ascii="Bahnschrift Light SemiCondensed" w:hAnsi="Bahnschrift Light SemiCondensed" w:cs="Arial"/>
-                <w:color w:val="124F1A" w:themeColor="accent3" w:themeShade="BF"/>
-                <w:sz w:val="18"/>
-                <w:szCs w:val="18"/>
+                <w:rFonts w:ascii="Courier New" w:hAnsi="Courier New" w:cs="Courier New"/>
+                <w:color w:val="124F1A" w:themeColor="accent3" w:themeShade="BF"/>
+                <w:sz w:val="14"/>
+                <w:szCs w:val="14"/>
                 <w:lang w:val="en-US"/>
               </w:rPr>
               <w:t>ExpectedStatusCode</w:t>
@@ -9992,10 +9910,10 @@
             <w:proofErr w:type="spellEnd"/>
             <w:r>
               <w:rPr>
-                <w:rFonts w:ascii="Bahnschrift Light SemiCondensed" w:hAnsi="Bahnschrift Light SemiCondensed" w:cs="Arial"/>
-                <w:color w:val="124F1A" w:themeColor="accent3" w:themeShade="BF"/>
-                <w:sz w:val="18"/>
-                <w:szCs w:val="18"/>
+                <w:rFonts w:ascii="Courier New" w:hAnsi="Courier New" w:cs="Courier New"/>
+                <w:color w:val="124F1A" w:themeColor="accent3" w:themeShade="BF"/>
+                <w:sz w:val="14"/>
+                <w:szCs w:val="14"/>
                 <w:lang w:val="en-US"/>
               </w:rPr>
               <w:t xml:space="preserve">": </w:t>
@@ -10003,10 +9921,10 @@
             <w:proofErr w:type="gramStart"/>
             <w:r>
               <w:rPr>
-                <w:rFonts w:ascii="Bahnschrift Light SemiCondensed" w:hAnsi="Bahnschrift Light SemiCondensed" w:cs="Arial"/>
-                <w:color w:val="124F1A" w:themeColor="accent3" w:themeShade="BF"/>
-                <w:sz w:val="18"/>
-                <w:szCs w:val="18"/>
+                <w:rFonts w:ascii="Courier New" w:hAnsi="Courier New" w:cs="Courier New"/>
+                <w:color w:val="124F1A" w:themeColor="accent3" w:themeShade="BF"/>
+                <w:sz w:val="14"/>
+                <w:szCs w:val="14"/>
                 <w:lang w:val="en-US"/>
               </w:rPr>
               <w:t>200 }</w:t>
@@ -10017,19 +9935,19 @@
             <w:pPr>
               <w:pStyle w:val="Sansinterligne"/>
               <w:rPr>
-                <w:rFonts w:ascii="Bahnschrift Light SemiCondensed" w:hAnsi="Bahnschrift Light SemiCondensed" w:cs="Arial"/>
-                <w:color w:val="124F1A" w:themeColor="accent3" w:themeShade="BF"/>
-                <w:sz w:val="18"/>
-                <w:szCs w:val="18"/>
-                <w:lang w:val="en-US"/>
-              </w:rPr>
-            </w:pPr>
-            <w:r>
-              <w:rPr>
-                <w:rFonts w:ascii="Bahnschrift Light SemiCondensed" w:hAnsi="Bahnschrift Light SemiCondensed" w:cs="Arial"/>
-                <w:color w:val="124F1A" w:themeColor="accent3" w:themeShade="BF"/>
-                <w:sz w:val="18"/>
-                <w:szCs w:val="18"/>
+                <w:rFonts w:ascii="Courier New" w:hAnsi="Courier New" w:cs="Courier New"/>
+                <w:color w:val="124F1A" w:themeColor="accent3" w:themeShade="BF"/>
+                <w:sz w:val="14"/>
+                <w:szCs w:val="14"/>
+                <w:lang w:val="en-US"/>
+              </w:rPr>
+            </w:pPr>
+            <w:r>
+              <w:rPr>
+                <w:rFonts w:ascii="Courier New" w:hAnsi="Courier New" w:cs="Courier New"/>
+                <w:color w:val="124F1A" w:themeColor="accent3" w:themeShade="BF"/>
+                <w:sz w:val="14"/>
+                <w:szCs w:val="14"/>
                 <w:lang w:val="en-US"/>
               </w:rPr>
               <w:t xml:space="preserve">  ],</w:t>
@@ -10039,19 +9957,19 @@
             <w:pPr>
               <w:pStyle w:val="Sansinterligne"/>
               <w:rPr>
-                <w:rFonts w:ascii="Bahnschrift Light SemiCondensed" w:hAnsi="Bahnschrift Light SemiCondensed" w:cs="Arial"/>
-                <w:color w:val="124F1A" w:themeColor="accent3" w:themeShade="BF"/>
-                <w:sz w:val="18"/>
-                <w:szCs w:val="18"/>
-                <w:lang w:val="en-US"/>
-              </w:rPr>
-            </w:pPr>
-            <w:r>
-              <w:rPr>
-                <w:rFonts w:ascii="Bahnschrift Light SemiCondensed" w:hAnsi="Bahnschrift Light SemiCondensed" w:cs="Arial"/>
-                <w:color w:val="124F1A" w:themeColor="accent3" w:themeShade="BF"/>
-                <w:sz w:val="18"/>
-                <w:szCs w:val="18"/>
+                <w:rFonts w:ascii="Courier New" w:hAnsi="Courier New" w:cs="Courier New"/>
+                <w:color w:val="124F1A" w:themeColor="accent3" w:themeShade="BF"/>
+                <w:sz w:val="14"/>
+                <w:szCs w:val="14"/>
+                <w:lang w:val="en-US"/>
+              </w:rPr>
+            </w:pPr>
+            <w:r>
+              <w:rPr>
+                <w:rFonts w:ascii="Courier New" w:hAnsi="Courier New" w:cs="Courier New"/>
+                <w:color w:val="124F1A" w:themeColor="accent3" w:themeShade="BF"/>
+                <w:sz w:val="14"/>
+                <w:szCs w:val="14"/>
                 <w:lang w:val="en-US"/>
               </w:rPr>
               <w:t xml:space="preserve">  "</w:t>
@@ -10059,10 +9977,10 @@
             <w:proofErr w:type="spellStart"/>
             <w:r>
               <w:rPr>
-                <w:rFonts w:ascii="Bahnschrift Light SemiCondensed" w:hAnsi="Bahnschrift Light SemiCondensed" w:cs="Arial"/>
-                <w:color w:val="124F1A" w:themeColor="accent3" w:themeShade="BF"/>
-                <w:sz w:val="18"/>
-                <w:szCs w:val="18"/>
+                <w:rFonts w:ascii="Courier New" w:hAnsi="Courier New" w:cs="Courier New"/>
+                <w:color w:val="124F1A" w:themeColor="accent3" w:themeShade="BF"/>
+                <w:sz w:val="14"/>
+                <w:szCs w:val="14"/>
                 <w:lang w:val="en-US"/>
               </w:rPr>
               <w:t>GetCapabilities</w:t>
@@ -10070,10 +9988,10 @@
             <w:proofErr w:type="spellEnd"/>
             <w:r>
               <w:rPr>
-                <w:rFonts w:ascii="Bahnschrift Light SemiCondensed" w:hAnsi="Bahnschrift Light SemiCondensed" w:cs="Arial"/>
-                <w:color w:val="124F1A" w:themeColor="accent3" w:themeShade="BF"/>
-                <w:sz w:val="18"/>
-                <w:szCs w:val="18"/>
+                <w:rFonts w:ascii="Courier New" w:hAnsi="Courier New" w:cs="Courier New"/>
+                <w:color w:val="124F1A" w:themeColor="accent3" w:themeShade="BF"/>
+                <w:sz w:val="14"/>
+                <w:szCs w:val="14"/>
                 <w:lang w:val="en-US"/>
               </w:rPr>
               <w:t>": [</w:t>
@@ -10083,29 +10001,29 @@
             <w:pPr>
               <w:pStyle w:val="Sansinterligne"/>
               <w:rPr>
-                <w:rFonts w:ascii="Bahnschrift Light SemiCondensed" w:hAnsi="Bahnschrift Light SemiCondensed" w:cs="Arial"/>
-                <w:color w:val="124F1A" w:themeColor="accent3" w:themeShade="BF"/>
-                <w:sz w:val="18"/>
-                <w:szCs w:val="18"/>
-                <w:lang w:val="en-US"/>
-              </w:rPr>
-            </w:pPr>
-            <w:r>
-              <w:rPr>
-                <w:rFonts w:ascii="Bahnschrift Light SemiCondensed" w:hAnsi="Bahnschrift Light SemiCondensed" w:cs="Arial"/>
-                <w:color w:val="124F1A" w:themeColor="accent3" w:themeShade="BF"/>
-                <w:sz w:val="18"/>
-                <w:szCs w:val="18"/>
+                <w:rFonts w:ascii="Courier New" w:hAnsi="Courier New" w:cs="Courier New"/>
+                <w:color w:val="124F1A" w:themeColor="accent3" w:themeShade="BF"/>
+                <w:sz w:val="14"/>
+                <w:szCs w:val="14"/>
+                <w:lang w:val="en-US"/>
+              </w:rPr>
+            </w:pPr>
+            <w:r>
+              <w:rPr>
+                <w:rFonts w:ascii="Courier New" w:hAnsi="Courier New" w:cs="Courier New"/>
+                <w:color w:val="124F1A" w:themeColor="accent3" w:themeShade="BF"/>
+                <w:sz w:val="14"/>
+                <w:szCs w:val="14"/>
                 <w:lang w:val="en-US"/>
               </w:rPr>
               <w:t xml:space="preserve">   </w:t>
             </w:r>
             <w:r>
               <w:rPr>
-                <w:rFonts w:ascii="Bahnschrift Light SemiCondensed" w:hAnsi="Bahnschrift Light SemiCondensed" w:cs="Arial"/>
-                <w:color w:val="124F1A" w:themeColor="accent3" w:themeShade="BF"/>
-                <w:sz w:val="18"/>
-                <w:szCs w:val="18"/>
+                <w:rFonts w:ascii="Courier New" w:hAnsi="Courier New" w:cs="Courier New"/>
+                <w:color w:val="124F1A" w:themeColor="accent3" w:themeShade="BF"/>
+                <w:sz w:val="14"/>
+                <w:szCs w:val="14"/>
                 <w:lang w:val="en-US"/>
               </w:rPr>
               <w:tab/>
@@ -10114,10 +10032,10 @@
             <w:proofErr w:type="spellStart"/>
             <w:r>
               <w:rPr>
-                <w:rFonts w:ascii="Bahnschrift Light SemiCondensed" w:hAnsi="Bahnschrift Light SemiCondensed" w:cs="Arial"/>
-                <w:color w:val="124F1A" w:themeColor="accent3" w:themeShade="BF"/>
-                <w:sz w:val="18"/>
-                <w:szCs w:val="18"/>
+                <w:rFonts w:ascii="Courier New" w:hAnsi="Courier New" w:cs="Courier New"/>
+                <w:color w:val="124F1A" w:themeColor="accent3" w:themeShade="BF"/>
+                <w:sz w:val="14"/>
+                <w:szCs w:val="14"/>
                 <w:lang w:val="en-US"/>
               </w:rPr>
               <w:t>ExpectedStatusCode</w:t>
@@ -10125,10 +10043,10 @@
             <w:proofErr w:type="spellEnd"/>
             <w:r>
               <w:rPr>
-                <w:rFonts w:ascii="Bahnschrift Light SemiCondensed" w:hAnsi="Bahnschrift Light SemiCondensed" w:cs="Arial"/>
-                <w:color w:val="124F1A" w:themeColor="accent3" w:themeShade="BF"/>
-                <w:sz w:val="18"/>
-                <w:szCs w:val="18"/>
+                <w:rFonts w:ascii="Courier New" w:hAnsi="Courier New" w:cs="Courier New"/>
+                <w:color w:val="124F1A" w:themeColor="accent3" w:themeShade="BF"/>
+                <w:sz w:val="14"/>
+                <w:szCs w:val="14"/>
                 <w:lang w:val="en-US"/>
               </w:rPr>
               <w:t xml:space="preserve">": </w:t>
@@ -10136,10 +10054,10 @@
             <w:proofErr w:type="gramStart"/>
             <w:r>
               <w:rPr>
-                <w:rFonts w:ascii="Bahnschrift Light SemiCondensed" w:hAnsi="Bahnschrift Light SemiCondensed" w:cs="Arial"/>
-                <w:color w:val="124F1A" w:themeColor="accent3" w:themeShade="BF"/>
-                <w:sz w:val="18"/>
-                <w:szCs w:val="18"/>
+                <w:rFonts w:ascii="Courier New" w:hAnsi="Courier New" w:cs="Courier New"/>
+                <w:color w:val="124F1A" w:themeColor="accent3" w:themeShade="BF"/>
+                <w:sz w:val="14"/>
+                <w:szCs w:val="14"/>
                 <w:lang w:val="en-US"/>
               </w:rPr>
               <w:t>200 }</w:t>
@@ -10147,10 +10065,10 @@
             <w:proofErr w:type="gramEnd"/>
             <w:r>
               <w:rPr>
-                <w:rFonts w:ascii="Bahnschrift Light SemiCondensed" w:hAnsi="Bahnschrift Light SemiCondensed" w:cs="Arial"/>
-                <w:color w:val="124F1A" w:themeColor="accent3" w:themeShade="BF"/>
-                <w:sz w:val="18"/>
-                <w:szCs w:val="18"/>
+                <w:rFonts w:ascii="Courier New" w:hAnsi="Courier New" w:cs="Courier New"/>
+                <w:color w:val="124F1A" w:themeColor="accent3" w:themeShade="BF"/>
+                <w:sz w:val="14"/>
+                <w:szCs w:val="14"/>
                 <w:lang w:val="en-US"/>
               </w:rPr>
               <w:t>,</w:t>
@@ -10160,29 +10078,29 @@
             <w:pPr>
               <w:pStyle w:val="Sansinterligne"/>
               <w:rPr>
-                <w:rFonts w:ascii="Bahnschrift Light SemiCondensed" w:hAnsi="Bahnschrift Light SemiCondensed" w:cs="Arial"/>
-                <w:color w:val="124F1A" w:themeColor="accent3" w:themeShade="BF"/>
-                <w:sz w:val="18"/>
-                <w:szCs w:val="18"/>
-                <w:lang w:val="en-US"/>
-              </w:rPr>
-            </w:pPr>
-            <w:r>
-              <w:rPr>
-                <w:rFonts w:ascii="Bahnschrift Light SemiCondensed" w:hAnsi="Bahnschrift Light SemiCondensed" w:cs="Arial"/>
-                <w:color w:val="124F1A" w:themeColor="accent3" w:themeShade="BF"/>
-                <w:sz w:val="18"/>
-                <w:szCs w:val="18"/>
+                <w:rFonts w:ascii="Courier New" w:hAnsi="Courier New" w:cs="Courier New"/>
+                <w:color w:val="124F1A" w:themeColor="accent3" w:themeShade="BF"/>
+                <w:sz w:val="14"/>
+                <w:szCs w:val="14"/>
+                <w:lang w:val="en-US"/>
+              </w:rPr>
+            </w:pPr>
+            <w:r>
+              <w:rPr>
+                <w:rFonts w:ascii="Courier New" w:hAnsi="Courier New" w:cs="Courier New"/>
+                <w:color w:val="124F1A" w:themeColor="accent3" w:themeShade="BF"/>
+                <w:sz w:val="14"/>
+                <w:szCs w:val="14"/>
                 <w:lang w:val="en-US"/>
               </w:rPr>
               <w:t xml:space="preserve">    </w:t>
             </w:r>
             <w:r>
               <w:rPr>
-                <w:rFonts w:ascii="Bahnschrift Light SemiCondensed" w:hAnsi="Bahnschrift Light SemiCondensed" w:cs="Arial"/>
-                <w:color w:val="124F1A" w:themeColor="accent3" w:themeShade="BF"/>
-                <w:sz w:val="18"/>
-                <w:szCs w:val="18"/>
+                <w:rFonts w:ascii="Courier New" w:hAnsi="Courier New" w:cs="Courier New"/>
+                <w:color w:val="124F1A" w:themeColor="accent3" w:themeShade="BF"/>
+                <w:sz w:val="14"/>
+                <w:szCs w:val="14"/>
                 <w:lang w:val="en-US"/>
               </w:rPr>
               <w:tab/>
@@ -10192,10 +10110,10 @@
             <w:proofErr w:type="gramStart"/>
             <w:r>
               <w:rPr>
-                <w:rFonts w:ascii="Bahnschrift Light SemiCondensed" w:hAnsi="Bahnschrift Light SemiCondensed" w:cs="Arial"/>
-                <w:color w:val="124F1A" w:themeColor="accent3" w:themeShade="BF"/>
-                <w:sz w:val="18"/>
-                <w:szCs w:val="18"/>
+                <w:rFonts w:ascii="Courier New" w:hAnsi="Courier New" w:cs="Courier New"/>
+                <w:color w:val="124F1A" w:themeColor="accent3" w:themeShade="BF"/>
+                <w:sz w:val="14"/>
+                <w:szCs w:val="14"/>
                 <w:lang w:val="en-US"/>
               </w:rPr>
               <w:t>json</w:t>
@@ -10204,10 +10122,10 @@
             <w:proofErr w:type="gramEnd"/>
             <w:r>
               <w:rPr>
-                <w:rFonts w:ascii="Bahnschrift Light SemiCondensed" w:hAnsi="Bahnschrift Light SemiCondensed" w:cs="Arial"/>
-                <w:color w:val="124F1A" w:themeColor="accent3" w:themeShade="BF"/>
-                <w:sz w:val="18"/>
-                <w:szCs w:val="18"/>
+                <w:rFonts w:ascii="Courier New" w:hAnsi="Courier New" w:cs="Courier New"/>
+                <w:color w:val="124F1A" w:themeColor="accent3" w:themeShade="BF"/>
+                <w:sz w:val="14"/>
+                <w:szCs w:val="14"/>
                 <w:lang w:val="en-US"/>
               </w:rPr>
               <w:t>", "</w:t>
@@ -10215,10 +10133,10 @@
             <w:proofErr w:type="spellStart"/>
             <w:r>
               <w:rPr>
-                <w:rFonts w:ascii="Bahnschrift Light SemiCondensed" w:hAnsi="Bahnschrift Light SemiCondensed" w:cs="Arial"/>
-                <w:color w:val="124F1A" w:themeColor="accent3" w:themeShade="BF"/>
-                <w:sz w:val="18"/>
-                <w:szCs w:val="18"/>
+                <w:rFonts w:ascii="Courier New" w:hAnsi="Courier New" w:cs="Courier New"/>
+                <w:color w:val="124F1A" w:themeColor="accent3" w:themeShade="BF"/>
+                <w:sz w:val="14"/>
+                <w:szCs w:val="14"/>
                 <w:lang w:val="en-US"/>
               </w:rPr>
               <w:t>ExpectedStatusCode</w:t>
@@ -10226,10 +10144,10 @@
             <w:proofErr w:type="spellEnd"/>
             <w:r>
               <w:rPr>
-                <w:rFonts w:ascii="Bahnschrift Light SemiCondensed" w:hAnsi="Bahnschrift Light SemiCondensed" w:cs="Arial"/>
-                <w:color w:val="124F1A" w:themeColor="accent3" w:themeShade="BF"/>
-                <w:sz w:val="18"/>
-                <w:szCs w:val="18"/>
+                <w:rFonts w:ascii="Courier New" w:hAnsi="Courier New" w:cs="Courier New"/>
+                <w:color w:val="124F1A" w:themeColor="accent3" w:themeShade="BF"/>
+                <w:sz w:val="14"/>
+                <w:szCs w:val="14"/>
                 <w:lang w:val="en-US"/>
               </w:rPr>
               <w:t xml:space="preserve">": </w:t>
@@ -10237,10 +10155,10 @@
             <w:proofErr w:type="gramStart"/>
             <w:r>
               <w:rPr>
-                <w:rFonts w:ascii="Bahnschrift Light SemiCondensed" w:hAnsi="Bahnschrift Light SemiCondensed" w:cs="Arial"/>
-                <w:color w:val="124F1A" w:themeColor="accent3" w:themeShade="BF"/>
-                <w:sz w:val="18"/>
-                <w:szCs w:val="18"/>
+                <w:rFonts w:ascii="Courier New" w:hAnsi="Courier New" w:cs="Courier New"/>
+                <w:color w:val="124F1A" w:themeColor="accent3" w:themeShade="BF"/>
+                <w:sz w:val="14"/>
+                <w:szCs w:val="14"/>
                 <w:lang w:val="en-US"/>
               </w:rPr>
               <w:t>200 }</w:t>
@@ -10251,19 +10169,19 @@
             <w:pPr>
               <w:pStyle w:val="Sansinterligne"/>
               <w:rPr>
-                <w:rFonts w:ascii="Bahnschrift Light SemiCondensed" w:hAnsi="Bahnschrift Light SemiCondensed" w:cs="Arial"/>
-                <w:color w:val="124F1A" w:themeColor="accent3" w:themeShade="BF"/>
-                <w:sz w:val="18"/>
-                <w:szCs w:val="18"/>
-                <w:lang w:val="en-US"/>
-              </w:rPr>
-            </w:pPr>
-            <w:r>
-              <w:rPr>
-                <w:rFonts w:ascii="Bahnschrift Light SemiCondensed" w:hAnsi="Bahnschrift Light SemiCondensed" w:cs="Arial"/>
-                <w:color w:val="124F1A" w:themeColor="accent3" w:themeShade="BF"/>
-                <w:sz w:val="18"/>
-                <w:szCs w:val="18"/>
+                <w:rFonts w:ascii="Courier New" w:hAnsi="Courier New" w:cs="Courier New"/>
+                <w:color w:val="124F1A" w:themeColor="accent3" w:themeShade="BF"/>
+                <w:sz w:val="14"/>
+                <w:szCs w:val="14"/>
+                <w:lang w:val="en-US"/>
+              </w:rPr>
+            </w:pPr>
+            <w:r>
+              <w:rPr>
+                <w:rFonts w:ascii="Courier New" w:hAnsi="Courier New" w:cs="Courier New"/>
+                <w:color w:val="124F1A" w:themeColor="accent3" w:themeShade="BF"/>
+                <w:sz w:val="14"/>
+                <w:szCs w:val="14"/>
                 <w:lang w:val="en-US"/>
               </w:rPr>
               <w:t xml:space="preserve">  ],</w:t>
@@ -10273,19 +10191,19 @@
             <w:pPr>
               <w:pStyle w:val="Sansinterligne"/>
               <w:rPr>
-                <w:rFonts w:ascii="Bahnschrift Light SemiCondensed" w:hAnsi="Bahnschrift Light SemiCondensed" w:cs="Arial"/>
-                <w:color w:val="124F1A" w:themeColor="accent3" w:themeShade="BF"/>
-                <w:sz w:val="18"/>
-                <w:szCs w:val="18"/>
-                <w:lang w:val="en-US"/>
-              </w:rPr>
-            </w:pPr>
-            <w:r>
-              <w:rPr>
-                <w:rFonts w:ascii="Bahnschrift Light SemiCondensed" w:hAnsi="Bahnschrift Light SemiCondensed" w:cs="Arial"/>
-                <w:color w:val="124F1A" w:themeColor="accent3" w:themeShade="BF"/>
-                <w:sz w:val="18"/>
-                <w:szCs w:val="18"/>
+                <w:rFonts w:ascii="Courier New" w:hAnsi="Courier New" w:cs="Courier New"/>
+                <w:color w:val="124F1A" w:themeColor="accent3" w:themeShade="BF"/>
+                <w:sz w:val="14"/>
+                <w:szCs w:val="14"/>
+                <w:lang w:val="en-US"/>
+              </w:rPr>
+            </w:pPr>
+            <w:r>
+              <w:rPr>
+                <w:rFonts w:ascii="Courier New" w:hAnsi="Courier New" w:cs="Courier New"/>
+                <w:color w:val="124F1A" w:themeColor="accent3" w:themeShade="BF"/>
+                <w:sz w:val="14"/>
+                <w:szCs w:val="14"/>
                 <w:lang w:val="en-US"/>
               </w:rPr>
               <w:t xml:space="preserve">    "</w:t>
@@ -10293,10 +10211,10 @@
             <w:proofErr w:type="spellStart"/>
             <w:r>
               <w:rPr>
-                <w:rFonts w:ascii="Bahnschrift Light SemiCondensed" w:hAnsi="Bahnschrift Light SemiCondensed" w:cs="Arial"/>
-                <w:color w:val="124F1A" w:themeColor="accent3" w:themeShade="BF"/>
-                <w:sz w:val="18"/>
-                <w:szCs w:val="18"/>
+                <w:rFonts w:ascii="Courier New" w:hAnsi="Courier New" w:cs="Courier New"/>
+                <w:color w:val="124F1A" w:themeColor="accent3" w:themeShade="BF"/>
+                <w:sz w:val="14"/>
+                <w:szCs w:val="14"/>
                 <w:lang w:val="en-US"/>
               </w:rPr>
               <w:t>GetEGRID</w:t>
@@ -10304,10 +10222,10 @@
             <w:proofErr w:type="spellEnd"/>
             <w:r>
               <w:rPr>
-                <w:rFonts w:ascii="Bahnschrift Light SemiCondensed" w:hAnsi="Bahnschrift Light SemiCondensed" w:cs="Arial"/>
-                <w:color w:val="124F1A" w:themeColor="accent3" w:themeShade="BF"/>
-                <w:sz w:val="18"/>
-                <w:szCs w:val="18"/>
+                <w:rFonts w:ascii="Courier New" w:hAnsi="Courier New" w:cs="Courier New"/>
+                <w:color w:val="124F1A" w:themeColor="accent3" w:themeShade="BF"/>
+                <w:sz w:val="14"/>
+                <w:szCs w:val="14"/>
                 <w:lang w:val="en-US"/>
               </w:rPr>
               <w:t>": [</w:t>
@@ -10317,29 +10235,29 @@
             <w:pPr>
               <w:pStyle w:val="Sansinterligne"/>
               <w:rPr>
-                <w:rFonts w:ascii="Bahnschrift Light SemiCondensed" w:hAnsi="Bahnschrift Light SemiCondensed" w:cs="Arial"/>
-                <w:color w:val="124F1A" w:themeColor="accent3" w:themeShade="BF"/>
-                <w:sz w:val="18"/>
-                <w:szCs w:val="18"/>
-                <w:lang w:val="en-US"/>
-              </w:rPr>
-            </w:pPr>
-            <w:r>
-              <w:rPr>
-                <w:rFonts w:ascii="Bahnschrift Light SemiCondensed" w:hAnsi="Bahnschrift Light SemiCondensed" w:cs="Arial"/>
-                <w:color w:val="124F1A" w:themeColor="accent3" w:themeShade="BF"/>
-                <w:sz w:val="18"/>
-                <w:szCs w:val="18"/>
+                <w:rFonts w:ascii="Courier New" w:hAnsi="Courier New" w:cs="Courier New"/>
+                <w:color w:val="124F1A" w:themeColor="accent3" w:themeShade="BF"/>
+                <w:sz w:val="14"/>
+                <w:szCs w:val="14"/>
+                <w:lang w:val="en-US"/>
+              </w:rPr>
+            </w:pPr>
+            <w:r>
+              <w:rPr>
+                <w:rFonts w:ascii="Courier New" w:hAnsi="Courier New" w:cs="Courier New"/>
+                <w:color w:val="124F1A" w:themeColor="accent3" w:themeShade="BF"/>
+                <w:sz w:val="14"/>
+                <w:szCs w:val="14"/>
                 <w:lang w:val="en-US"/>
               </w:rPr>
               <w:t xml:space="preserve">      </w:t>
             </w:r>
             <w:r>
               <w:rPr>
-                <w:rFonts w:ascii="Bahnschrift Light SemiCondensed" w:hAnsi="Bahnschrift Light SemiCondensed" w:cs="Arial"/>
-                <w:color w:val="124F1A" w:themeColor="accent3" w:themeShade="BF"/>
-                <w:sz w:val="18"/>
-                <w:szCs w:val="18"/>
+                <w:rFonts w:ascii="Courier New" w:hAnsi="Courier New" w:cs="Courier New"/>
+                <w:color w:val="124F1A" w:themeColor="accent3" w:themeShade="BF"/>
+                <w:sz w:val="14"/>
+                <w:szCs w:val="14"/>
                 <w:lang w:val="en-US"/>
               </w:rPr>
               <w:tab/>
@@ -10348,10 +10266,10 @@
             <w:proofErr w:type="spellStart"/>
             <w:r>
               <w:rPr>
-                <w:rFonts w:ascii="Bahnschrift Light SemiCondensed" w:hAnsi="Bahnschrift Light SemiCondensed" w:cs="Arial"/>
-                <w:color w:val="124F1A" w:themeColor="accent3" w:themeShade="BF"/>
-                <w:sz w:val="18"/>
-                <w:szCs w:val="18"/>
+                <w:rFonts w:ascii="Courier New" w:hAnsi="Courier New" w:cs="Courier New"/>
+                <w:color w:val="124F1A" w:themeColor="accent3" w:themeShade="BF"/>
+                <w:sz w:val="14"/>
+                <w:szCs w:val="14"/>
                 <w:lang w:val="en-US"/>
               </w:rPr>
               <w:t>ExpectedStatusCode</w:t>
@@ -10359,10 +10277,10 @@
             <w:proofErr w:type="spellEnd"/>
             <w:r>
               <w:rPr>
-                <w:rFonts w:ascii="Bahnschrift Light SemiCondensed" w:hAnsi="Bahnschrift Light SemiCondensed" w:cs="Arial"/>
-                <w:color w:val="124F1A" w:themeColor="accent3" w:themeShade="BF"/>
-                <w:sz w:val="18"/>
-                <w:szCs w:val="18"/>
+                <w:rFonts w:ascii="Courier New" w:hAnsi="Courier New" w:cs="Courier New"/>
+                <w:color w:val="124F1A" w:themeColor="accent3" w:themeShade="BF"/>
+                <w:sz w:val="14"/>
+                <w:szCs w:val="14"/>
                 <w:lang w:val="en-US"/>
               </w:rPr>
               <w:t xml:space="preserve">": </w:t>
@@ -10370,10 +10288,10 @@
             <w:proofErr w:type="gramStart"/>
             <w:r>
               <w:rPr>
-                <w:rFonts w:ascii="Bahnschrift Light SemiCondensed" w:hAnsi="Bahnschrift Light SemiCondensed" w:cs="Arial"/>
-                <w:color w:val="124F1A" w:themeColor="accent3" w:themeShade="BF"/>
-                <w:sz w:val="18"/>
-                <w:szCs w:val="18"/>
+                <w:rFonts w:ascii="Courier New" w:hAnsi="Courier New" w:cs="Courier New"/>
+                <w:color w:val="124F1A" w:themeColor="accent3" w:themeShade="BF"/>
+                <w:sz w:val="14"/>
+                <w:szCs w:val="14"/>
                 <w:lang w:val="en-US"/>
               </w:rPr>
               <w:t>200},</w:t>
@@ -10384,29 +10302,29 @@
             <w:pPr>
               <w:pStyle w:val="Sansinterligne"/>
               <w:rPr>
-                <w:rFonts w:ascii="Bahnschrift Light SemiCondensed" w:hAnsi="Bahnschrift Light SemiCondensed" w:cs="Arial"/>
-                <w:color w:val="124F1A" w:themeColor="accent3" w:themeShade="BF"/>
-                <w:sz w:val="18"/>
-                <w:szCs w:val="18"/>
-                <w:lang w:val="en-US"/>
-              </w:rPr>
-            </w:pPr>
-            <w:r>
-              <w:rPr>
-                <w:rFonts w:ascii="Bahnschrift Light SemiCondensed" w:hAnsi="Bahnschrift Light SemiCondensed" w:cs="Arial"/>
-                <w:color w:val="124F1A" w:themeColor="accent3" w:themeShade="BF"/>
-                <w:sz w:val="18"/>
-                <w:szCs w:val="18"/>
+                <w:rFonts w:ascii="Courier New" w:hAnsi="Courier New" w:cs="Courier New"/>
+                <w:color w:val="124F1A" w:themeColor="accent3" w:themeShade="BF"/>
+                <w:sz w:val="14"/>
+                <w:szCs w:val="14"/>
+                <w:lang w:val="en-US"/>
+              </w:rPr>
+            </w:pPr>
+            <w:r>
+              <w:rPr>
+                <w:rFonts w:ascii="Courier New" w:hAnsi="Courier New" w:cs="Courier New"/>
+                <w:color w:val="124F1A" w:themeColor="accent3" w:themeShade="BF"/>
+                <w:sz w:val="14"/>
+                <w:szCs w:val="14"/>
                 <w:lang w:val="en-US"/>
               </w:rPr>
               <w:t xml:space="preserve">     </w:t>
             </w:r>
             <w:r>
               <w:rPr>
-                <w:rFonts w:ascii="Bahnschrift Light SemiCondensed" w:hAnsi="Bahnschrift Light SemiCondensed" w:cs="Arial"/>
-                <w:color w:val="124F1A" w:themeColor="accent3" w:themeShade="BF"/>
-                <w:sz w:val="18"/>
-                <w:szCs w:val="18"/>
+                <w:rFonts w:ascii="Courier New" w:hAnsi="Courier New" w:cs="Courier New"/>
+                <w:color w:val="124F1A" w:themeColor="accent3" w:themeShade="BF"/>
+                <w:sz w:val="14"/>
+                <w:szCs w:val="14"/>
                 <w:lang w:val="en-US"/>
               </w:rPr>
               <w:tab/>
@@ -10415,10 +10333,10 @@
             <w:proofErr w:type="spellStart"/>
             <w:r>
               <w:rPr>
-                <w:rFonts w:ascii="Bahnschrift Light SemiCondensed" w:hAnsi="Bahnschrift Light SemiCondensed" w:cs="Arial"/>
-                <w:color w:val="124F1A" w:themeColor="accent3" w:themeShade="BF"/>
-                <w:sz w:val="18"/>
-                <w:szCs w:val="18"/>
+                <w:rFonts w:ascii="Courier New" w:hAnsi="Courier New" w:cs="Courier New"/>
+                <w:color w:val="124F1A" w:themeColor="accent3" w:themeShade="BF"/>
+                <w:sz w:val="14"/>
+                <w:szCs w:val="14"/>
                 <w:lang w:val="en-US"/>
               </w:rPr>
               <w:t>ExpectedStatusCode</w:t>
@@ -10426,10 +10344,10 @@
             <w:proofErr w:type="spellEnd"/>
             <w:r>
               <w:rPr>
-                <w:rFonts w:ascii="Bahnschrift Light SemiCondensed" w:hAnsi="Bahnschrift Light SemiCondensed" w:cs="Arial"/>
-                <w:color w:val="124F1A" w:themeColor="accent3" w:themeShade="BF"/>
-                <w:sz w:val="18"/>
-                <w:szCs w:val="18"/>
+                <w:rFonts w:ascii="Courier New" w:hAnsi="Courier New" w:cs="Courier New"/>
+                <w:color w:val="124F1A" w:themeColor="accent3" w:themeShade="BF"/>
+                <w:sz w:val="14"/>
+                <w:szCs w:val="14"/>
                 <w:lang w:val="en-US"/>
               </w:rPr>
               <w:t xml:space="preserve">": </w:t>
@@ -10437,10 +10355,10 @@
             <w:proofErr w:type="gramStart"/>
             <w:r>
               <w:rPr>
-                <w:rFonts w:ascii="Bahnschrift Light SemiCondensed" w:hAnsi="Bahnschrift Light SemiCondensed" w:cs="Arial"/>
-                <w:color w:val="124F1A" w:themeColor="accent3" w:themeShade="BF"/>
-                <w:sz w:val="18"/>
-                <w:szCs w:val="18"/>
+                <w:rFonts w:ascii="Courier New" w:hAnsi="Courier New" w:cs="Courier New"/>
+                <w:color w:val="124F1A" w:themeColor="accent3" w:themeShade="BF"/>
+                <w:sz w:val="14"/>
+                <w:szCs w:val="14"/>
                 <w:lang w:val="en-US"/>
               </w:rPr>
               <w:t>204 }</w:t>
@@ -10448,10 +10366,10 @@
             <w:proofErr w:type="gramEnd"/>
             <w:r>
               <w:rPr>
-                <w:rFonts w:ascii="Bahnschrift Light SemiCondensed" w:hAnsi="Bahnschrift Light SemiCondensed" w:cs="Arial"/>
-                <w:color w:val="124F1A" w:themeColor="accent3" w:themeShade="BF"/>
-                <w:sz w:val="18"/>
-                <w:szCs w:val="18"/>
+                <w:rFonts w:ascii="Courier New" w:hAnsi="Courier New" w:cs="Courier New"/>
+                <w:color w:val="124F1A" w:themeColor="accent3" w:themeShade="BF"/>
+                <w:sz w:val="14"/>
+                <w:szCs w:val="14"/>
                 <w:lang w:val="en-US"/>
               </w:rPr>
               <w:t>,</w:t>
@@ -10461,29 +10379,29 @@
             <w:pPr>
               <w:pStyle w:val="Sansinterligne"/>
               <w:rPr>
-                <w:rFonts w:ascii="Bahnschrift Light SemiCondensed" w:hAnsi="Bahnschrift Light SemiCondensed" w:cs="Arial"/>
-                <w:color w:val="124F1A" w:themeColor="accent3" w:themeShade="BF"/>
-                <w:sz w:val="18"/>
-                <w:szCs w:val="18"/>
-                <w:lang w:val="en-US"/>
-              </w:rPr>
-            </w:pPr>
-            <w:r>
-              <w:rPr>
-                <w:rFonts w:ascii="Bahnschrift Light SemiCondensed" w:hAnsi="Bahnschrift Light SemiCondensed" w:cs="Arial"/>
-                <w:color w:val="124F1A" w:themeColor="accent3" w:themeShade="BF"/>
-                <w:sz w:val="18"/>
-                <w:szCs w:val="18"/>
+                <w:rFonts w:ascii="Courier New" w:hAnsi="Courier New" w:cs="Courier New"/>
+                <w:color w:val="124F1A" w:themeColor="accent3" w:themeShade="BF"/>
+                <w:sz w:val="14"/>
+                <w:szCs w:val="14"/>
+                <w:lang w:val="en-US"/>
+              </w:rPr>
+            </w:pPr>
+            <w:r>
+              <w:rPr>
+                <w:rFonts w:ascii="Courier New" w:hAnsi="Courier New" w:cs="Courier New"/>
+                <w:color w:val="124F1A" w:themeColor="accent3" w:themeShade="BF"/>
+                <w:sz w:val="14"/>
+                <w:szCs w:val="14"/>
                 <w:lang w:val="en-US"/>
               </w:rPr>
               <w:t xml:space="preserve">      </w:t>
             </w:r>
             <w:r>
               <w:rPr>
-                <w:rFonts w:ascii="Bahnschrift Light SemiCondensed" w:hAnsi="Bahnschrift Light SemiCondensed" w:cs="Arial"/>
-                <w:color w:val="124F1A" w:themeColor="accent3" w:themeShade="BF"/>
-                <w:sz w:val="18"/>
-                <w:szCs w:val="18"/>
+                <w:rFonts w:ascii="Courier New" w:hAnsi="Courier New" w:cs="Courier New"/>
+                <w:color w:val="124F1A" w:themeColor="accent3" w:themeShade="BF"/>
+                <w:sz w:val="14"/>
+                <w:szCs w:val="14"/>
                 <w:lang w:val="en-US"/>
               </w:rPr>
               <w:tab/>
@@ -10492,10 +10410,10 @@
             <w:proofErr w:type="spellStart"/>
             <w:r>
               <w:rPr>
-                <w:rFonts w:ascii="Bahnschrift Light SemiCondensed" w:hAnsi="Bahnschrift Light SemiCondensed" w:cs="Arial"/>
-                <w:color w:val="124F1A" w:themeColor="accent3" w:themeShade="BF"/>
-                <w:sz w:val="18"/>
-                <w:szCs w:val="18"/>
+                <w:rFonts w:ascii="Courier New" w:hAnsi="Courier New" w:cs="Courier New"/>
+                <w:color w:val="124F1A" w:themeColor="accent3" w:themeShade="BF"/>
+                <w:sz w:val="14"/>
+                <w:szCs w:val="14"/>
                 <w:lang w:val="en-US"/>
               </w:rPr>
               <w:t>json</w:t>
@@ -10503,10 +10421,10 @@
             <w:proofErr w:type="spellEnd"/>
             <w:r>
               <w:rPr>
-                <w:rFonts w:ascii="Bahnschrift Light SemiCondensed" w:hAnsi="Bahnschrift Light SemiCondensed" w:cs="Arial"/>
-                <w:color w:val="124F1A" w:themeColor="accent3" w:themeShade="BF"/>
-                <w:sz w:val="18"/>
-                <w:szCs w:val="18"/>
+                <w:rFonts w:ascii="Courier New" w:hAnsi="Courier New" w:cs="Courier New"/>
+                <w:color w:val="124F1A" w:themeColor="accent3" w:themeShade="BF"/>
+                <w:sz w:val="14"/>
+                <w:szCs w:val="14"/>
                 <w:lang w:val="en-US"/>
               </w:rPr>
               <w:t>", "IDENTDN": "BE0200000136", "NUMBER": 426, "</w:t>
@@ -10514,10 +10432,10 @@
             <w:proofErr w:type="spellStart"/>
             <w:r>
               <w:rPr>
-                <w:rFonts w:ascii="Bahnschrift Light SemiCondensed" w:hAnsi="Bahnschrift Light SemiCondensed" w:cs="Arial"/>
-                <w:color w:val="124F1A" w:themeColor="accent3" w:themeShade="BF"/>
-                <w:sz w:val="18"/>
-                <w:szCs w:val="18"/>
+                <w:rFonts w:ascii="Courier New" w:hAnsi="Courier New" w:cs="Courier New"/>
+                <w:color w:val="124F1A" w:themeColor="accent3" w:themeShade="BF"/>
+                <w:sz w:val="14"/>
+                <w:szCs w:val="14"/>
                 <w:lang w:val="en-US"/>
               </w:rPr>
               <w:t>ExpectedStatusCode</w:t>
@@ -10525,10 +10443,10 @@
             <w:proofErr w:type="spellEnd"/>
             <w:r>
               <w:rPr>
-                <w:rFonts w:ascii="Bahnschrift Light SemiCondensed" w:hAnsi="Bahnschrift Light SemiCondensed" w:cs="Arial"/>
-                <w:color w:val="124F1A" w:themeColor="accent3" w:themeShade="BF"/>
-                <w:sz w:val="18"/>
-                <w:szCs w:val="18"/>
+                <w:rFonts w:ascii="Courier New" w:hAnsi="Courier New" w:cs="Courier New"/>
+                <w:color w:val="124F1A" w:themeColor="accent3" w:themeShade="BF"/>
+                <w:sz w:val="14"/>
+                <w:szCs w:val="14"/>
                 <w:lang w:val="en-US"/>
               </w:rPr>
               <w:t xml:space="preserve">": </w:t>
@@ -10536,10 +10454,10 @@
             <w:proofErr w:type="gramStart"/>
             <w:r>
               <w:rPr>
-                <w:rFonts w:ascii="Bahnschrift Light SemiCondensed" w:hAnsi="Bahnschrift Light SemiCondensed" w:cs="Arial"/>
-                <w:color w:val="124F1A" w:themeColor="accent3" w:themeShade="BF"/>
-                <w:sz w:val="18"/>
-                <w:szCs w:val="18"/>
+                <w:rFonts w:ascii="Courier New" w:hAnsi="Courier New" w:cs="Courier New"/>
+                <w:color w:val="124F1A" w:themeColor="accent3" w:themeShade="BF"/>
+                <w:sz w:val="14"/>
+                <w:szCs w:val="14"/>
                 <w:lang w:val="en-US"/>
               </w:rPr>
               <w:t>200 }</w:t>
@@ -10547,10 +10465,10 @@
             <w:proofErr w:type="gramEnd"/>
             <w:r>
               <w:rPr>
-                <w:rFonts w:ascii="Bahnschrift Light SemiCondensed" w:hAnsi="Bahnschrift Light SemiCondensed" w:cs="Arial"/>
-                <w:color w:val="124F1A" w:themeColor="accent3" w:themeShade="BF"/>
-                <w:sz w:val="18"/>
-                <w:szCs w:val="18"/>
+                <w:rFonts w:ascii="Courier New" w:hAnsi="Courier New" w:cs="Courier New"/>
+                <w:color w:val="124F1A" w:themeColor="accent3" w:themeShade="BF"/>
+                <w:sz w:val="14"/>
+                <w:szCs w:val="14"/>
                 <w:lang w:val="en-US"/>
               </w:rPr>
               <w:t>,</w:t>
@@ -10560,29 +10478,29 @@
             <w:pPr>
               <w:pStyle w:val="Sansinterligne"/>
               <w:rPr>
-                <w:rFonts w:ascii="Bahnschrift Light SemiCondensed" w:hAnsi="Bahnschrift Light SemiCondensed" w:cs="Arial"/>
-                <w:color w:val="124F1A" w:themeColor="accent3" w:themeShade="BF"/>
-                <w:sz w:val="18"/>
-                <w:szCs w:val="18"/>
-                <w:lang w:val="en-US"/>
-              </w:rPr>
-            </w:pPr>
-            <w:r>
-              <w:rPr>
-                <w:rFonts w:ascii="Bahnschrift Light SemiCondensed" w:hAnsi="Bahnschrift Light SemiCondensed" w:cs="Arial"/>
-                <w:color w:val="124F1A" w:themeColor="accent3" w:themeShade="BF"/>
-                <w:sz w:val="18"/>
-                <w:szCs w:val="18"/>
+                <w:rFonts w:ascii="Courier New" w:hAnsi="Courier New" w:cs="Courier New"/>
+                <w:color w:val="124F1A" w:themeColor="accent3" w:themeShade="BF"/>
+                <w:sz w:val="14"/>
+                <w:szCs w:val="14"/>
+                <w:lang w:val="en-US"/>
+              </w:rPr>
+            </w:pPr>
+            <w:r>
+              <w:rPr>
+                <w:rFonts w:ascii="Courier New" w:hAnsi="Courier New" w:cs="Courier New"/>
+                <w:color w:val="124F1A" w:themeColor="accent3" w:themeShade="BF"/>
+                <w:sz w:val="14"/>
+                <w:szCs w:val="14"/>
                 <w:lang w:val="en-US"/>
               </w:rPr>
               <w:t xml:space="preserve">      </w:t>
             </w:r>
             <w:r>
               <w:rPr>
-                <w:rFonts w:ascii="Bahnschrift Light SemiCondensed" w:hAnsi="Bahnschrift Light SemiCondensed" w:cs="Arial"/>
-                <w:color w:val="124F1A" w:themeColor="accent3" w:themeShade="BF"/>
-                <w:sz w:val="18"/>
-                <w:szCs w:val="18"/>
+                <w:rFonts w:ascii="Courier New" w:hAnsi="Courier New" w:cs="Courier New"/>
+                <w:color w:val="124F1A" w:themeColor="accent3" w:themeShade="BF"/>
+                <w:sz w:val="14"/>
+                <w:szCs w:val="14"/>
                 <w:lang w:val="en-US"/>
               </w:rPr>
               <w:tab/>
@@ -10591,10 +10509,10 @@
             <w:proofErr w:type="spellStart"/>
             <w:r>
               <w:rPr>
-                <w:rFonts w:ascii="Bahnschrift Light SemiCondensed" w:hAnsi="Bahnschrift Light SemiCondensed" w:cs="Arial"/>
-                <w:color w:val="124F1A" w:themeColor="accent3" w:themeShade="BF"/>
-                <w:sz w:val="18"/>
-                <w:szCs w:val="18"/>
+                <w:rFonts w:ascii="Courier New" w:hAnsi="Courier New" w:cs="Courier New"/>
+                <w:color w:val="124F1A" w:themeColor="accent3" w:themeShade="BF"/>
+                <w:sz w:val="14"/>
+                <w:szCs w:val="14"/>
                 <w:lang w:val="en-US"/>
               </w:rPr>
               <w:t>Reiterstrasse</w:t>
@@ -10602,10 +10520,10 @@
             <w:proofErr w:type="spellEnd"/>
             <w:r>
               <w:rPr>
-                <w:rFonts w:ascii="Bahnschrift Light SemiCondensed" w:hAnsi="Bahnschrift Light SemiCondensed" w:cs="Arial"/>
-                <w:color w:val="124F1A" w:themeColor="accent3" w:themeShade="BF"/>
-                <w:sz w:val="18"/>
-                <w:szCs w:val="18"/>
+                <w:rFonts w:ascii="Courier New" w:hAnsi="Courier New" w:cs="Courier New"/>
+                <w:color w:val="124F1A" w:themeColor="accent3" w:themeShade="BF"/>
+                <w:sz w:val="14"/>
+                <w:szCs w:val="14"/>
                 <w:lang w:val="en-US"/>
               </w:rPr>
               <w:t>", "NUMBER": 11, "</w:t>
@@ -10613,10 +10531,10 @@
             <w:proofErr w:type="spellStart"/>
             <w:r>
               <w:rPr>
-                <w:rFonts w:ascii="Bahnschrift Light SemiCondensed" w:hAnsi="Bahnschrift Light SemiCondensed" w:cs="Arial"/>
-                <w:color w:val="124F1A" w:themeColor="accent3" w:themeShade="BF"/>
-                <w:sz w:val="18"/>
-                <w:szCs w:val="18"/>
+                <w:rFonts w:ascii="Courier New" w:hAnsi="Courier New" w:cs="Courier New"/>
+                <w:color w:val="124F1A" w:themeColor="accent3" w:themeShade="BF"/>
+                <w:sz w:val="14"/>
+                <w:szCs w:val="14"/>
                 <w:lang w:val="en-US"/>
               </w:rPr>
               <w:t>ExpectedStatusCode</w:t>
@@ -10624,10 +10542,10 @@
             <w:proofErr w:type="spellEnd"/>
             <w:r>
               <w:rPr>
-                <w:rFonts w:ascii="Bahnschrift Light SemiCondensed" w:hAnsi="Bahnschrift Light SemiCondensed" w:cs="Arial"/>
-                <w:color w:val="124F1A" w:themeColor="accent3" w:themeShade="BF"/>
-                <w:sz w:val="18"/>
-                <w:szCs w:val="18"/>
+                <w:rFonts w:ascii="Courier New" w:hAnsi="Courier New" w:cs="Courier New"/>
+                <w:color w:val="124F1A" w:themeColor="accent3" w:themeShade="BF"/>
+                <w:sz w:val="14"/>
+                <w:szCs w:val="14"/>
                 <w:lang w:val="en-US"/>
               </w:rPr>
               <w:t xml:space="preserve">": </w:t>
@@ -10635,10 +10553,10 @@
             <w:proofErr w:type="gramStart"/>
             <w:r>
               <w:rPr>
-                <w:rFonts w:ascii="Bahnschrift Light SemiCondensed" w:hAnsi="Bahnschrift Light SemiCondensed" w:cs="Arial"/>
-                <w:color w:val="124F1A" w:themeColor="accent3" w:themeShade="BF"/>
-                <w:sz w:val="18"/>
-                <w:szCs w:val="18"/>
+                <w:rFonts w:ascii="Courier New" w:hAnsi="Courier New" w:cs="Courier New"/>
+                <w:color w:val="124F1A" w:themeColor="accent3" w:themeShade="BF"/>
+                <w:sz w:val="14"/>
+                <w:szCs w:val="14"/>
                 <w:lang w:val="en-US"/>
               </w:rPr>
               <w:t>200 }</w:t>
@@ -10646,10 +10564,10 @@
             <w:proofErr w:type="gramEnd"/>
             <w:r>
               <w:rPr>
-                <w:rFonts w:ascii="Bahnschrift Light SemiCondensed" w:hAnsi="Bahnschrift Light SemiCondensed" w:cs="Arial"/>
-                <w:color w:val="124F1A" w:themeColor="accent3" w:themeShade="BF"/>
-                <w:sz w:val="18"/>
-                <w:szCs w:val="18"/>
+                <w:rFonts w:ascii="Courier New" w:hAnsi="Courier New" w:cs="Courier New"/>
+                <w:color w:val="124F1A" w:themeColor="accent3" w:themeShade="BF"/>
+                <w:sz w:val="14"/>
+                <w:szCs w:val="14"/>
                 <w:lang w:val="en-US"/>
               </w:rPr>
               <w:t>,</w:t>
@@ -10659,29 +10577,29 @@
             <w:pPr>
               <w:pStyle w:val="Sansinterligne"/>
               <w:rPr>
-                <w:rFonts w:ascii="Bahnschrift Light SemiCondensed" w:hAnsi="Bahnschrift Light SemiCondensed" w:cs="Arial"/>
-                <w:color w:val="124F1A" w:themeColor="accent3" w:themeShade="BF"/>
-                <w:sz w:val="18"/>
-                <w:szCs w:val="18"/>
-                <w:lang w:val="en-US"/>
-              </w:rPr>
-            </w:pPr>
-            <w:r>
-              <w:rPr>
-                <w:rFonts w:ascii="Bahnschrift Light SemiCondensed" w:hAnsi="Bahnschrift Light SemiCondensed" w:cs="Arial"/>
-                <w:color w:val="124F1A" w:themeColor="accent3" w:themeShade="BF"/>
-                <w:sz w:val="18"/>
-                <w:szCs w:val="18"/>
+                <w:rFonts w:ascii="Courier New" w:hAnsi="Courier New" w:cs="Courier New"/>
+                <w:color w:val="124F1A" w:themeColor="accent3" w:themeShade="BF"/>
+                <w:sz w:val="14"/>
+                <w:szCs w:val="14"/>
+                <w:lang w:val="en-US"/>
+              </w:rPr>
+            </w:pPr>
+            <w:r>
+              <w:rPr>
+                <w:rFonts w:ascii="Courier New" w:hAnsi="Courier New" w:cs="Courier New"/>
+                <w:color w:val="124F1A" w:themeColor="accent3" w:themeShade="BF"/>
+                <w:sz w:val="14"/>
+                <w:szCs w:val="14"/>
                 <w:lang w:val="en-US"/>
               </w:rPr>
               <w:t xml:space="preserve">      </w:t>
             </w:r>
             <w:r>
               <w:rPr>
-                <w:rFonts w:ascii="Bahnschrift Light SemiCondensed" w:hAnsi="Bahnschrift Light SemiCondensed" w:cs="Arial"/>
-                <w:color w:val="124F1A" w:themeColor="accent3" w:themeShade="BF"/>
-                <w:sz w:val="18"/>
-                <w:szCs w:val="18"/>
+                <w:rFonts w:ascii="Courier New" w:hAnsi="Courier New" w:cs="Courier New"/>
+                <w:color w:val="124F1A" w:themeColor="accent3" w:themeShade="BF"/>
+                <w:sz w:val="14"/>
+                <w:szCs w:val="14"/>
                 <w:lang w:val="en-US"/>
               </w:rPr>
               <w:tab/>
@@ -10691,10 +10609,10 @@
             <w:proofErr w:type="gramStart"/>
             <w:r>
               <w:rPr>
-                <w:rFonts w:ascii="Bahnschrift Light SemiCondensed" w:hAnsi="Bahnschrift Light SemiCondensed" w:cs="Arial"/>
-                <w:color w:val="124F1A" w:themeColor="accent3" w:themeShade="BF"/>
-                <w:sz w:val="18"/>
-                <w:szCs w:val="18"/>
+                <w:rFonts w:ascii="Courier New" w:hAnsi="Courier New" w:cs="Courier New"/>
+                <w:color w:val="124F1A" w:themeColor="accent3" w:themeShade="BF"/>
+                <w:sz w:val="14"/>
+                <w:szCs w:val="14"/>
                 <w:lang w:val="en-US"/>
               </w:rPr>
               <w:t>json</w:t>
@@ -10703,10 +10621,10 @@
             <w:proofErr w:type="gramEnd"/>
             <w:r>
               <w:rPr>
-                <w:rFonts w:ascii="Bahnschrift Light SemiCondensed" w:hAnsi="Bahnschrift Light SemiCondensed" w:cs="Arial"/>
-                <w:color w:val="124F1A" w:themeColor="accent3" w:themeShade="BF"/>
-                <w:sz w:val="18"/>
-                <w:szCs w:val="18"/>
+                <w:rFonts w:ascii="Courier New" w:hAnsi="Courier New" w:cs="Courier New"/>
+                <w:color w:val="124F1A" w:themeColor="accent3" w:themeShade="BF"/>
+                <w:sz w:val="14"/>
+                <w:szCs w:val="14"/>
                 <w:lang w:val="en-US"/>
               </w:rPr>
               <w:t>", "GNSS": "47.387922, 9.279204", "</w:t>
@@ -10714,10 +10632,10 @@
             <w:proofErr w:type="spellStart"/>
             <w:r>
               <w:rPr>
-                <w:rFonts w:ascii="Bahnschrift Light SemiCondensed" w:hAnsi="Bahnschrift Light SemiCondensed" w:cs="Arial"/>
-                <w:color w:val="124F1A" w:themeColor="accent3" w:themeShade="BF"/>
-                <w:sz w:val="18"/>
-                <w:szCs w:val="18"/>
+                <w:rFonts w:ascii="Courier New" w:hAnsi="Courier New" w:cs="Courier New"/>
+                <w:color w:val="124F1A" w:themeColor="accent3" w:themeShade="BF"/>
+                <w:sz w:val="14"/>
+                <w:szCs w:val="14"/>
                 <w:lang w:val="en-US"/>
               </w:rPr>
               <w:t>ExpectedStatusCode</w:t>
@@ -10725,10 +10643,10 @@
             <w:proofErr w:type="spellEnd"/>
             <w:r>
               <w:rPr>
-                <w:rFonts w:ascii="Bahnschrift Light SemiCondensed" w:hAnsi="Bahnschrift Light SemiCondensed" w:cs="Arial"/>
-                <w:color w:val="124F1A" w:themeColor="accent3" w:themeShade="BF"/>
-                <w:sz w:val="18"/>
-                <w:szCs w:val="18"/>
+                <w:rFonts w:ascii="Courier New" w:hAnsi="Courier New" w:cs="Courier New"/>
+                <w:color w:val="124F1A" w:themeColor="accent3" w:themeShade="BF"/>
+                <w:sz w:val="14"/>
+                <w:szCs w:val="14"/>
                 <w:lang w:val="en-US"/>
               </w:rPr>
               <w:t>": 204}</w:t>
@@ -10738,19 +10656,19 @@
             <w:pPr>
               <w:pStyle w:val="Sansinterligne"/>
               <w:rPr>
-                <w:rFonts w:ascii="Bahnschrift Light SemiCondensed" w:hAnsi="Bahnschrift Light SemiCondensed" w:cs="Arial"/>
-                <w:color w:val="124F1A" w:themeColor="accent3" w:themeShade="BF"/>
-                <w:sz w:val="18"/>
-                <w:szCs w:val="18"/>
-                <w:lang w:val="en-US"/>
-              </w:rPr>
-            </w:pPr>
-            <w:r>
-              <w:rPr>
-                <w:rFonts w:ascii="Bahnschrift Light SemiCondensed" w:hAnsi="Bahnschrift Light SemiCondensed" w:cs="Arial"/>
-                <w:color w:val="124F1A" w:themeColor="accent3" w:themeShade="BF"/>
-                <w:sz w:val="18"/>
-                <w:szCs w:val="18"/>
+                <w:rFonts w:ascii="Courier New" w:hAnsi="Courier New" w:cs="Courier New"/>
+                <w:color w:val="124F1A" w:themeColor="accent3" w:themeShade="BF"/>
+                <w:sz w:val="14"/>
+                <w:szCs w:val="14"/>
+                <w:lang w:val="en-US"/>
+              </w:rPr>
+            </w:pPr>
+            <w:r>
+              <w:rPr>
+                <w:rFonts w:ascii="Courier New" w:hAnsi="Courier New" w:cs="Courier New"/>
+                <w:color w:val="124F1A" w:themeColor="accent3" w:themeShade="BF"/>
+                <w:sz w:val="14"/>
+                <w:szCs w:val="14"/>
                 <w:lang w:val="en-US"/>
               </w:rPr>
               <w:t xml:space="preserve">  ],</w:t>
@@ -10760,19 +10678,19 @@
             <w:pPr>
               <w:pStyle w:val="Sansinterligne"/>
               <w:rPr>
-                <w:rFonts w:ascii="Bahnschrift Light SemiCondensed" w:hAnsi="Bahnschrift Light SemiCondensed" w:cs="Arial"/>
-                <w:color w:val="124F1A" w:themeColor="accent3" w:themeShade="BF"/>
-                <w:sz w:val="18"/>
-                <w:szCs w:val="18"/>
-                <w:lang w:val="en-US"/>
-              </w:rPr>
-            </w:pPr>
-            <w:r>
-              <w:rPr>
-                <w:rFonts w:ascii="Bahnschrift Light SemiCondensed" w:hAnsi="Bahnschrift Light SemiCondensed" w:cs="Arial"/>
-                <w:color w:val="124F1A" w:themeColor="accent3" w:themeShade="BF"/>
-                <w:sz w:val="18"/>
-                <w:szCs w:val="18"/>
+                <w:rFonts w:ascii="Courier New" w:hAnsi="Courier New" w:cs="Courier New"/>
+                <w:color w:val="124F1A" w:themeColor="accent3" w:themeShade="BF"/>
+                <w:sz w:val="14"/>
+                <w:szCs w:val="14"/>
+                <w:lang w:val="en-US"/>
+              </w:rPr>
+            </w:pPr>
+            <w:r>
+              <w:rPr>
+                <w:rFonts w:ascii="Courier New" w:hAnsi="Courier New" w:cs="Courier New"/>
+                <w:color w:val="124F1A" w:themeColor="accent3" w:themeShade="BF"/>
+                <w:sz w:val="14"/>
+                <w:szCs w:val="14"/>
                 <w:lang w:val="en-US"/>
               </w:rPr>
               <w:t xml:space="preserve">  "</w:t>
@@ -10780,10 +10698,10 @@
             <w:proofErr w:type="spellStart"/>
             <w:r>
               <w:rPr>
-                <w:rFonts w:ascii="Bahnschrift Light SemiCondensed" w:hAnsi="Bahnschrift Light SemiCondensed" w:cs="Arial"/>
-                <w:color w:val="124F1A" w:themeColor="accent3" w:themeShade="BF"/>
-                <w:sz w:val="18"/>
-                <w:szCs w:val="18"/>
+                <w:rFonts w:ascii="Courier New" w:hAnsi="Courier New" w:cs="Courier New"/>
+                <w:color w:val="124F1A" w:themeColor="accent3" w:themeShade="BF"/>
+                <w:sz w:val="14"/>
+                <w:szCs w:val="14"/>
                 <w:lang w:val="en-US"/>
               </w:rPr>
               <w:t>GetExtractById</w:t>
@@ -10791,10 +10709,10 @@
             <w:proofErr w:type="spellEnd"/>
             <w:r>
               <w:rPr>
-                <w:rFonts w:ascii="Bahnschrift Light SemiCondensed" w:hAnsi="Bahnschrift Light SemiCondensed" w:cs="Arial"/>
-                <w:color w:val="124F1A" w:themeColor="accent3" w:themeShade="BF"/>
-                <w:sz w:val="18"/>
-                <w:szCs w:val="18"/>
+                <w:rFonts w:ascii="Courier New" w:hAnsi="Courier New" w:cs="Courier New"/>
+                <w:color w:val="124F1A" w:themeColor="accent3" w:themeShade="BF"/>
+                <w:sz w:val="14"/>
+                <w:szCs w:val="14"/>
                 <w:lang w:val="en-US"/>
               </w:rPr>
               <w:t>": [</w:t>
@@ -10804,29 +10722,29 @@
             <w:pPr>
               <w:pStyle w:val="Sansinterligne"/>
               <w:rPr>
-                <w:rFonts w:ascii="Bahnschrift Light SemiCondensed" w:hAnsi="Bahnschrift Light SemiCondensed" w:cs="Arial"/>
-                <w:color w:val="124F1A" w:themeColor="accent3" w:themeShade="BF"/>
-                <w:sz w:val="18"/>
-                <w:szCs w:val="18"/>
-                <w:lang w:val="en-US"/>
-              </w:rPr>
-            </w:pPr>
-            <w:r>
-              <w:rPr>
-                <w:rFonts w:ascii="Bahnschrift Light SemiCondensed" w:hAnsi="Bahnschrift Light SemiCondensed" w:cs="Arial"/>
-                <w:color w:val="124F1A" w:themeColor="accent3" w:themeShade="BF"/>
-                <w:sz w:val="18"/>
-                <w:szCs w:val="18"/>
+                <w:rFonts w:ascii="Courier New" w:hAnsi="Courier New" w:cs="Courier New"/>
+                <w:color w:val="124F1A" w:themeColor="accent3" w:themeShade="BF"/>
+                <w:sz w:val="14"/>
+                <w:szCs w:val="14"/>
+                <w:lang w:val="en-US"/>
+              </w:rPr>
+            </w:pPr>
+            <w:r>
+              <w:rPr>
+                <w:rFonts w:ascii="Courier New" w:hAnsi="Courier New" w:cs="Courier New"/>
+                <w:color w:val="124F1A" w:themeColor="accent3" w:themeShade="BF"/>
+                <w:sz w:val="14"/>
+                <w:szCs w:val="14"/>
                 <w:lang w:val="en-US"/>
               </w:rPr>
               <w:t xml:space="preserve">    </w:t>
             </w:r>
             <w:r>
               <w:rPr>
-                <w:rFonts w:ascii="Bahnschrift Light SemiCondensed" w:hAnsi="Bahnschrift Light SemiCondensed" w:cs="Arial"/>
-                <w:color w:val="124F1A" w:themeColor="accent3" w:themeShade="BF"/>
-                <w:sz w:val="18"/>
-                <w:szCs w:val="18"/>
+                <w:rFonts w:ascii="Courier New" w:hAnsi="Courier New" w:cs="Courier New"/>
+                <w:color w:val="124F1A" w:themeColor="accent3" w:themeShade="BF"/>
+                <w:sz w:val="14"/>
+                <w:szCs w:val="14"/>
                 <w:lang w:val="en-US"/>
               </w:rPr>
               <w:tab/>
@@ -10835,10 +10753,10 @@
             <w:proofErr w:type="spellStart"/>
             <w:r>
               <w:rPr>
-                <w:rFonts w:ascii="Bahnschrift Light SemiCondensed" w:hAnsi="Bahnschrift Light SemiCondensed" w:cs="Arial"/>
-                <w:color w:val="124F1A" w:themeColor="accent3" w:themeShade="BF"/>
-                <w:sz w:val="18"/>
-                <w:szCs w:val="18"/>
+                <w:rFonts w:ascii="Courier New" w:hAnsi="Courier New" w:cs="Courier New"/>
+                <w:color w:val="124F1A" w:themeColor="accent3" w:themeShade="BF"/>
+                <w:sz w:val="14"/>
+                <w:szCs w:val="14"/>
                 <w:lang w:val="en-US"/>
               </w:rPr>
               <w:t>ExpectedStatusCode</w:t>
@@ -10846,10 +10764,10 @@
             <w:proofErr w:type="spellEnd"/>
             <w:r>
               <w:rPr>
-                <w:rFonts w:ascii="Bahnschrift Light SemiCondensed" w:hAnsi="Bahnschrift Light SemiCondensed" w:cs="Arial"/>
-                <w:color w:val="124F1A" w:themeColor="accent3" w:themeShade="BF"/>
-                <w:sz w:val="18"/>
-                <w:szCs w:val="18"/>
+                <w:rFonts w:ascii="Courier New" w:hAnsi="Courier New" w:cs="Courier New"/>
+                <w:color w:val="124F1A" w:themeColor="accent3" w:themeShade="BF"/>
+                <w:sz w:val="14"/>
+                <w:szCs w:val="14"/>
                 <w:lang w:val="en-US"/>
               </w:rPr>
               <w:t xml:space="preserve">": </w:t>
@@ -10857,10 +10775,10 @@
             <w:proofErr w:type="gramStart"/>
             <w:r>
               <w:rPr>
-                <w:rFonts w:ascii="Bahnschrift Light SemiCondensed" w:hAnsi="Bahnschrift Light SemiCondensed" w:cs="Arial"/>
-                <w:color w:val="124F1A" w:themeColor="accent3" w:themeShade="BF"/>
-                <w:sz w:val="18"/>
-                <w:szCs w:val="18"/>
+                <w:rFonts w:ascii="Courier New" w:hAnsi="Courier New" w:cs="Courier New"/>
+                <w:color w:val="124F1A" w:themeColor="accent3" w:themeShade="BF"/>
+                <w:sz w:val="14"/>
+                <w:szCs w:val="14"/>
                 <w:lang w:val="en-US"/>
               </w:rPr>
               <w:t>200 }</w:t>
@@ -10868,10 +10786,10 @@
             <w:proofErr w:type="gramEnd"/>
             <w:r>
               <w:rPr>
-                <w:rFonts w:ascii="Bahnschrift Light SemiCondensed" w:hAnsi="Bahnschrift Light SemiCondensed" w:cs="Arial"/>
-                <w:color w:val="124F1A" w:themeColor="accent3" w:themeShade="BF"/>
-                <w:sz w:val="18"/>
-                <w:szCs w:val="18"/>
+                <w:rFonts w:ascii="Courier New" w:hAnsi="Courier New" w:cs="Courier New"/>
+                <w:color w:val="124F1A" w:themeColor="accent3" w:themeShade="BF"/>
+                <w:sz w:val="14"/>
+                <w:szCs w:val="14"/>
                 <w:lang w:val="en-US"/>
               </w:rPr>
               <w:t>,</w:t>
@@ -10881,29 +10799,29 @@
             <w:pPr>
               <w:pStyle w:val="Sansinterligne"/>
               <w:rPr>
-                <w:rFonts w:ascii="Bahnschrift Light SemiCondensed" w:hAnsi="Bahnschrift Light SemiCondensed" w:cs="Arial"/>
-                <w:color w:val="124F1A" w:themeColor="accent3" w:themeShade="BF"/>
-                <w:sz w:val="18"/>
-                <w:szCs w:val="18"/>
-                <w:lang w:val="en-US"/>
-              </w:rPr>
-            </w:pPr>
-            <w:r>
-              <w:rPr>
-                <w:rFonts w:ascii="Bahnschrift Light SemiCondensed" w:hAnsi="Bahnschrift Light SemiCondensed" w:cs="Arial"/>
-                <w:color w:val="124F1A" w:themeColor="accent3" w:themeShade="BF"/>
-                <w:sz w:val="18"/>
-                <w:szCs w:val="18"/>
+                <w:rFonts w:ascii="Courier New" w:hAnsi="Courier New" w:cs="Courier New"/>
+                <w:color w:val="124F1A" w:themeColor="accent3" w:themeShade="BF"/>
+                <w:sz w:val="14"/>
+                <w:szCs w:val="14"/>
+                <w:lang w:val="en-US"/>
+              </w:rPr>
+            </w:pPr>
+            <w:r>
+              <w:rPr>
+                <w:rFonts w:ascii="Courier New" w:hAnsi="Courier New" w:cs="Courier New"/>
+                <w:color w:val="124F1A" w:themeColor="accent3" w:themeShade="BF"/>
+                <w:sz w:val="14"/>
+                <w:szCs w:val="14"/>
                 <w:lang w:val="en-US"/>
               </w:rPr>
               <w:t xml:space="preserve">    </w:t>
             </w:r>
             <w:r>
               <w:rPr>
-                <w:rFonts w:ascii="Bahnschrift Light SemiCondensed" w:hAnsi="Bahnschrift Light SemiCondensed" w:cs="Arial"/>
-                <w:color w:val="124F1A" w:themeColor="accent3" w:themeShade="BF"/>
-                <w:sz w:val="18"/>
-                <w:szCs w:val="18"/>
+                <w:rFonts w:ascii="Courier New" w:hAnsi="Courier New" w:cs="Courier New"/>
+                <w:color w:val="124F1A" w:themeColor="accent3" w:themeShade="BF"/>
+                <w:sz w:val="14"/>
+                <w:szCs w:val="14"/>
                 <w:lang w:val="en-US"/>
               </w:rPr>
               <w:tab/>
@@ -10911,10 +10829,10 @@
             </w:r>
             <w:r>
               <w:rPr>
-                <w:rFonts w:ascii="Bahnschrift Light SemiCondensed" w:hAnsi="Bahnschrift Light SemiCondensed"/>
+                <w:rFonts w:ascii="Courier New" w:hAnsi="Courier New" w:cs="Courier New"/>
                 <w:color w:val="196B24" w:themeColor="accent3"/>
-                <w:sz w:val="18"/>
-                <w:szCs w:val="18"/>
+                <w:sz w:val="14"/>
+                <w:szCs w:val="14"/>
                 <w:lang w:val="en-US"/>
               </w:rPr>
               <w:t>"LANG": "</w:t>
@@ -10922,10 +10840,10 @@
             <w:proofErr w:type="spellStart"/>
             <w:r>
               <w:rPr>
-                <w:rFonts w:ascii="Bahnschrift Light SemiCondensed" w:hAnsi="Bahnschrift Light SemiCondensed"/>
+                <w:rFonts w:ascii="Courier New" w:hAnsi="Courier New" w:cs="Courier New"/>
                 <w:color w:val="196B24" w:themeColor="accent3"/>
-                <w:sz w:val="18"/>
-                <w:szCs w:val="18"/>
+                <w:sz w:val="14"/>
+                <w:szCs w:val="14"/>
                 <w:lang w:val="en-US"/>
               </w:rPr>
               <w:t>fr</w:t>
@@ -10933,20 +10851,20 @@
             <w:proofErr w:type="spellEnd"/>
             <w:r>
               <w:rPr>
-                <w:rFonts w:ascii="Bahnschrift Light SemiCondensed" w:hAnsi="Bahnschrift Light SemiCondensed"/>
+                <w:rFonts w:ascii="Courier New" w:hAnsi="Courier New" w:cs="Courier New"/>
                 <w:color w:val="196B24" w:themeColor="accent3"/>
-                <w:sz w:val="18"/>
-                <w:szCs w:val="18"/>
+                <w:sz w:val="14"/>
+                <w:szCs w:val="14"/>
                 <w:lang w:val="en-US"/>
               </w:rPr>
               <w:t xml:space="preserve">", </w:t>
             </w:r>
             <w:r>
               <w:rPr>
-                <w:rFonts w:ascii="Bahnschrift Light SemiCondensed" w:hAnsi="Bahnschrift Light SemiCondensed" w:cs="Arial"/>
-                <w:color w:val="124F1A" w:themeColor="accent3" w:themeShade="BF"/>
-                <w:sz w:val="18"/>
-                <w:szCs w:val="18"/>
+                <w:rFonts w:ascii="Courier New" w:hAnsi="Courier New" w:cs="Courier New"/>
+                <w:color w:val="124F1A" w:themeColor="accent3" w:themeShade="BF"/>
+                <w:sz w:val="14"/>
+                <w:szCs w:val="14"/>
                 <w:lang w:val="en-US"/>
               </w:rPr>
               <w:t>"</w:t>
@@ -10954,10 +10872,10 @@
             <w:proofErr w:type="spellStart"/>
             <w:r>
               <w:rPr>
-                <w:rFonts w:ascii="Bahnschrift Light SemiCondensed" w:hAnsi="Bahnschrift Light SemiCondensed" w:cs="Arial"/>
-                <w:color w:val="124F1A" w:themeColor="accent3" w:themeShade="BF"/>
-                <w:sz w:val="18"/>
-                <w:szCs w:val="18"/>
+                <w:rFonts w:ascii="Courier New" w:hAnsi="Courier New" w:cs="Courier New"/>
+                <w:color w:val="124F1A" w:themeColor="accent3" w:themeShade="BF"/>
+                <w:sz w:val="14"/>
+                <w:szCs w:val="14"/>
                 <w:lang w:val="en-US"/>
               </w:rPr>
               <w:t>ExpectedStatusCode</w:t>
@@ -10965,10 +10883,10 @@
             <w:proofErr w:type="spellEnd"/>
             <w:r>
               <w:rPr>
-                <w:rFonts w:ascii="Bahnschrift Light SemiCondensed" w:hAnsi="Bahnschrift Light SemiCondensed" w:cs="Arial"/>
-                <w:color w:val="124F1A" w:themeColor="accent3" w:themeShade="BF"/>
-                <w:sz w:val="18"/>
-                <w:szCs w:val="18"/>
+                <w:rFonts w:ascii="Courier New" w:hAnsi="Courier New" w:cs="Courier New"/>
+                <w:color w:val="124F1A" w:themeColor="accent3" w:themeShade="BF"/>
+                <w:sz w:val="14"/>
+                <w:szCs w:val="14"/>
                 <w:lang w:val="en-US"/>
               </w:rPr>
               <w:t xml:space="preserve">": </w:t>
@@ -10976,10 +10894,10 @@
             <w:proofErr w:type="gramStart"/>
             <w:r>
               <w:rPr>
-                <w:rFonts w:ascii="Bahnschrift Light SemiCondensed" w:hAnsi="Bahnschrift Light SemiCondensed" w:cs="Arial"/>
-                <w:color w:val="124F1A" w:themeColor="accent3" w:themeShade="BF"/>
-                <w:sz w:val="18"/>
-                <w:szCs w:val="18"/>
+                <w:rFonts w:ascii="Courier New" w:hAnsi="Courier New" w:cs="Courier New"/>
+                <w:color w:val="124F1A" w:themeColor="accent3" w:themeShade="BF"/>
+                <w:sz w:val="14"/>
+                <w:szCs w:val="14"/>
                 <w:lang w:val="en-US"/>
               </w:rPr>
               <w:t>200 }</w:t>
@@ -10987,10 +10905,10 @@
             <w:proofErr w:type="gramEnd"/>
             <w:r>
               <w:rPr>
-                <w:rFonts w:ascii="Bahnschrift Light SemiCondensed" w:hAnsi="Bahnschrift Light SemiCondensed" w:cs="Arial"/>
-                <w:color w:val="124F1A" w:themeColor="accent3" w:themeShade="BF"/>
-                <w:sz w:val="18"/>
-                <w:szCs w:val="18"/>
+                <w:rFonts w:ascii="Courier New" w:hAnsi="Courier New" w:cs="Courier New"/>
+                <w:color w:val="124F1A" w:themeColor="accent3" w:themeShade="BF"/>
+                <w:sz w:val="14"/>
+                <w:szCs w:val="14"/>
                 <w:lang w:val="en-US"/>
               </w:rPr>
               <w:t>,</w:t>
@@ -11000,29 +10918,29 @@
             <w:pPr>
               <w:pStyle w:val="Sansinterligne"/>
               <w:rPr>
-                <w:rFonts w:ascii="Bahnschrift Light SemiCondensed" w:hAnsi="Bahnschrift Light SemiCondensed" w:cs="Arial"/>
-                <w:color w:val="124F1A" w:themeColor="accent3" w:themeShade="BF"/>
-                <w:sz w:val="18"/>
-                <w:szCs w:val="18"/>
-                <w:lang w:val="en-US"/>
-              </w:rPr>
-            </w:pPr>
-            <w:r>
-              <w:rPr>
-                <w:rFonts w:ascii="Bahnschrift Light SemiCondensed" w:hAnsi="Bahnschrift Light SemiCondensed" w:cs="Arial"/>
-                <w:color w:val="124F1A" w:themeColor="accent3" w:themeShade="BF"/>
-                <w:sz w:val="18"/>
-                <w:szCs w:val="18"/>
+                <w:rFonts w:ascii="Courier New" w:hAnsi="Courier New" w:cs="Courier New"/>
+                <w:color w:val="124F1A" w:themeColor="accent3" w:themeShade="BF"/>
+                <w:sz w:val="14"/>
+                <w:szCs w:val="14"/>
+                <w:lang w:val="en-US"/>
+              </w:rPr>
+            </w:pPr>
+            <w:r>
+              <w:rPr>
+                <w:rFonts w:ascii="Courier New" w:hAnsi="Courier New" w:cs="Courier New"/>
+                <w:color w:val="124F1A" w:themeColor="accent3" w:themeShade="BF"/>
+                <w:sz w:val="14"/>
+                <w:szCs w:val="14"/>
                 <w:lang w:val="en-US"/>
               </w:rPr>
               <w:t xml:space="preserve">    </w:t>
             </w:r>
             <w:r>
               <w:rPr>
-                <w:rFonts w:ascii="Bahnschrift Light SemiCondensed" w:hAnsi="Bahnschrift Light SemiCondensed" w:cs="Arial"/>
-                <w:color w:val="124F1A" w:themeColor="accent3" w:themeShade="BF"/>
-                <w:sz w:val="18"/>
-                <w:szCs w:val="18"/>
+                <w:rFonts w:ascii="Courier New" w:hAnsi="Courier New" w:cs="Courier New"/>
+                <w:color w:val="124F1A" w:themeColor="accent3" w:themeShade="BF"/>
+                <w:sz w:val="14"/>
+                <w:szCs w:val="14"/>
                 <w:lang w:val="en-US"/>
               </w:rPr>
               <w:tab/>
@@ -11031,10 +10949,10 @@
             <w:proofErr w:type="spellStart"/>
             <w:r>
               <w:rPr>
-                <w:rFonts w:ascii="Bahnschrift Light SemiCondensed" w:hAnsi="Bahnschrift Light SemiCondensed" w:cs="Arial"/>
-                <w:color w:val="124F1A" w:themeColor="accent3" w:themeShade="BF"/>
-                <w:sz w:val="18"/>
-                <w:szCs w:val="18"/>
+                <w:rFonts w:ascii="Courier New" w:hAnsi="Courier New" w:cs="Courier New"/>
+                <w:color w:val="124F1A" w:themeColor="accent3" w:themeShade="BF"/>
+                <w:sz w:val="14"/>
+                <w:szCs w:val="14"/>
                 <w:lang w:val="en-US"/>
               </w:rPr>
               <w:t>ExpectedStatusCode</w:t>
@@ -11042,10 +10960,10 @@
             <w:proofErr w:type="spellEnd"/>
             <w:r>
               <w:rPr>
-                <w:rFonts w:ascii="Bahnschrift Light SemiCondensed" w:hAnsi="Bahnschrift Light SemiCondensed" w:cs="Arial"/>
-                <w:color w:val="124F1A" w:themeColor="accent3" w:themeShade="BF"/>
-                <w:sz w:val="18"/>
-                <w:szCs w:val="18"/>
+                <w:rFonts w:ascii="Courier New" w:hAnsi="Courier New" w:cs="Courier New"/>
+                <w:color w:val="124F1A" w:themeColor="accent3" w:themeShade="BF"/>
+                <w:sz w:val="14"/>
+                <w:szCs w:val="14"/>
                 <w:lang w:val="en-US"/>
               </w:rPr>
               <w:t xml:space="preserve">": </w:t>
@@ -11053,10 +10971,10 @@
             <w:proofErr w:type="gramStart"/>
             <w:r>
               <w:rPr>
-                <w:rFonts w:ascii="Bahnschrift Light SemiCondensed" w:hAnsi="Bahnschrift Light SemiCondensed" w:cs="Arial"/>
-                <w:color w:val="124F1A" w:themeColor="accent3" w:themeShade="BF"/>
-                <w:sz w:val="18"/>
-                <w:szCs w:val="18"/>
+                <w:rFonts w:ascii="Courier New" w:hAnsi="Courier New" w:cs="Courier New"/>
+                <w:color w:val="124F1A" w:themeColor="accent3" w:themeShade="BF"/>
+                <w:sz w:val="14"/>
+                <w:szCs w:val="14"/>
                 <w:lang w:val="en-US"/>
               </w:rPr>
               <w:t>200 }</w:t>
@@ -11064,10 +10982,10 @@
             <w:proofErr w:type="gramEnd"/>
             <w:r>
               <w:rPr>
-                <w:rFonts w:ascii="Bahnschrift Light SemiCondensed" w:hAnsi="Bahnschrift Light SemiCondensed" w:cs="Arial"/>
-                <w:color w:val="124F1A" w:themeColor="accent3" w:themeShade="BF"/>
-                <w:sz w:val="18"/>
-                <w:szCs w:val="18"/>
+                <w:rFonts w:ascii="Courier New" w:hAnsi="Courier New" w:cs="Courier New"/>
+                <w:color w:val="124F1A" w:themeColor="accent3" w:themeShade="BF"/>
+                <w:sz w:val="14"/>
+                <w:szCs w:val="14"/>
                 <w:lang w:val="en-US"/>
               </w:rPr>
               <w:t>,</w:t>
@@ -11077,29 +10995,29 @@
             <w:pPr>
               <w:pStyle w:val="Sansinterligne"/>
               <w:rPr>
-                <w:rFonts w:ascii="Bahnschrift Light SemiCondensed" w:hAnsi="Bahnschrift Light SemiCondensed" w:cs="Arial"/>
-                <w:color w:val="124F1A" w:themeColor="accent3" w:themeShade="BF"/>
-                <w:sz w:val="18"/>
-                <w:szCs w:val="18"/>
-                <w:lang w:val="en-US"/>
-              </w:rPr>
-            </w:pPr>
-            <w:r>
-              <w:rPr>
-                <w:rFonts w:ascii="Bahnschrift Light SemiCondensed" w:hAnsi="Bahnschrift Light SemiCondensed" w:cs="Arial"/>
-                <w:color w:val="124F1A" w:themeColor="accent3" w:themeShade="BF"/>
-                <w:sz w:val="18"/>
-                <w:szCs w:val="18"/>
+                <w:rFonts w:ascii="Courier New" w:hAnsi="Courier New" w:cs="Courier New"/>
+                <w:color w:val="124F1A" w:themeColor="accent3" w:themeShade="BF"/>
+                <w:sz w:val="14"/>
+                <w:szCs w:val="14"/>
+                <w:lang w:val="en-US"/>
+              </w:rPr>
+            </w:pPr>
+            <w:r>
+              <w:rPr>
+                <w:rFonts w:ascii="Courier New" w:hAnsi="Courier New" w:cs="Courier New"/>
+                <w:color w:val="124F1A" w:themeColor="accent3" w:themeShade="BF"/>
+                <w:sz w:val="14"/>
+                <w:szCs w:val="14"/>
                 <w:lang w:val="en-US"/>
               </w:rPr>
               <w:t xml:space="preserve">    </w:t>
             </w:r>
             <w:r>
               <w:rPr>
-                <w:rFonts w:ascii="Bahnschrift Light SemiCondensed" w:hAnsi="Bahnschrift Light SemiCondensed" w:cs="Arial"/>
-                <w:color w:val="124F1A" w:themeColor="accent3" w:themeShade="BF"/>
-                <w:sz w:val="18"/>
-                <w:szCs w:val="18"/>
+                <w:rFonts w:ascii="Courier New" w:hAnsi="Courier New" w:cs="Courier New"/>
+                <w:color w:val="124F1A" w:themeColor="accent3" w:themeShade="BF"/>
+                <w:sz w:val="14"/>
+                <w:szCs w:val="14"/>
                 <w:lang w:val="en-US"/>
               </w:rPr>
               <w:tab/>
@@ -11108,10 +11026,10 @@
             <w:proofErr w:type="spellStart"/>
             <w:r>
               <w:rPr>
-                <w:rFonts w:ascii="Bahnschrift Light SemiCondensed" w:hAnsi="Bahnschrift Light SemiCondensed" w:cs="Arial"/>
-                <w:color w:val="124F1A" w:themeColor="accent3" w:themeShade="BF"/>
-                <w:sz w:val="18"/>
-                <w:szCs w:val="18"/>
+                <w:rFonts w:ascii="Courier New" w:hAnsi="Courier New" w:cs="Courier New"/>
+                <w:color w:val="124F1A" w:themeColor="accent3" w:themeShade="BF"/>
+                <w:sz w:val="14"/>
+                <w:szCs w:val="14"/>
                 <w:lang w:val="en-US"/>
               </w:rPr>
               <w:t>url</w:t>
@@ -11119,10 +11037,10 @@
             <w:proofErr w:type="spellEnd"/>
             <w:r>
               <w:rPr>
-                <w:rFonts w:ascii="Bahnschrift Light SemiCondensed" w:hAnsi="Bahnschrift Light SemiCondensed" w:cs="Arial"/>
-                <w:color w:val="124F1A" w:themeColor="accent3" w:themeShade="BF"/>
-                <w:sz w:val="18"/>
-                <w:szCs w:val="18"/>
+                <w:rFonts w:ascii="Courier New" w:hAnsi="Courier New" w:cs="Courier New"/>
+                <w:color w:val="124F1A" w:themeColor="accent3" w:themeShade="BF"/>
+                <w:sz w:val="14"/>
+                <w:szCs w:val="14"/>
                 <w:lang w:val="en-US"/>
               </w:rPr>
               <w:t>", "IDENTDN": "BE0200000136", "NUMBER": 426, "</w:t>
@@ -11130,10 +11048,10 @@
             <w:proofErr w:type="spellStart"/>
             <w:r>
               <w:rPr>
-                <w:rFonts w:ascii="Bahnschrift Light SemiCondensed" w:hAnsi="Bahnschrift Light SemiCondensed" w:cs="Arial"/>
-                <w:color w:val="124F1A" w:themeColor="accent3" w:themeShade="BF"/>
-                <w:sz w:val="18"/>
-                <w:szCs w:val="18"/>
+                <w:rFonts w:ascii="Courier New" w:hAnsi="Courier New" w:cs="Courier New"/>
+                <w:color w:val="124F1A" w:themeColor="accent3" w:themeShade="BF"/>
+                <w:sz w:val="14"/>
+                <w:szCs w:val="14"/>
                 <w:lang w:val="en-US"/>
               </w:rPr>
               <w:t>ExpectedStatusCode</w:t>
@@ -11141,10 +11059,10 @@
             <w:proofErr w:type="spellEnd"/>
             <w:r>
               <w:rPr>
-                <w:rFonts w:ascii="Bahnschrift Light SemiCondensed" w:hAnsi="Bahnschrift Light SemiCondensed" w:cs="Arial"/>
-                <w:color w:val="124F1A" w:themeColor="accent3" w:themeShade="BF"/>
-                <w:sz w:val="18"/>
-                <w:szCs w:val="18"/>
+                <w:rFonts w:ascii="Courier New" w:hAnsi="Courier New" w:cs="Courier New"/>
+                <w:color w:val="124F1A" w:themeColor="accent3" w:themeShade="BF"/>
+                <w:sz w:val="14"/>
+                <w:szCs w:val="14"/>
                 <w:lang w:val="en-US"/>
               </w:rPr>
               <w:t xml:space="preserve">": </w:t>
@@ -11152,10 +11070,10 @@
             <w:proofErr w:type="gramStart"/>
             <w:r>
               <w:rPr>
-                <w:rFonts w:ascii="Bahnschrift Light SemiCondensed" w:hAnsi="Bahnschrift Light SemiCondensed" w:cs="Arial"/>
-                <w:color w:val="124F1A" w:themeColor="accent3" w:themeShade="BF"/>
-                <w:sz w:val="18"/>
-                <w:szCs w:val="18"/>
+                <w:rFonts w:ascii="Courier New" w:hAnsi="Courier New" w:cs="Courier New"/>
+                <w:color w:val="124F1A" w:themeColor="accent3" w:themeShade="BF"/>
+                <w:sz w:val="14"/>
+                <w:szCs w:val="14"/>
                 <w:lang w:val="en-US"/>
               </w:rPr>
               <w:t>303 }</w:t>
@@ -11163,10 +11081,10 @@
             <w:proofErr w:type="gramEnd"/>
             <w:r>
               <w:rPr>
-                <w:rFonts w:ascii="Bahnschrift Light SemiCondensed" w:hAnsi="Bahnschrift Light SemiCondensed" w:cs="Arial"/>
-                <w:color w:val="124F1A" w:themeColor="accent3" w:themeShade="BF"/>
-                <w:sz w:val="18"/>
-                <w:szCs w:val="18"/>
+                <w:rFonts w:ascii="Courier New" w:hAnsi="Courier New" w:cs="Courier New"/>
+                <w:color w:val="124F1A" w:themeColor="accent3" w:themeShade="BF"/>
+                <w:sz w:val="14"/>
+                <w:szCs w:val="14"/>
                 <w:lang w:val="en-US"/>
               </w:rPr>
               <w:t>,</w:t>
@@ -11176,29 +11094,29 @@
             <w:pPr>
               <w:pStyle w:val="Sansinterligne"/>
               <w:rPr>
-                <w:rFonts w:ascii="Bahnschrift Light SemiCondensed" w:hAnsi="Bahnschrift Light SemiCondensed" w:cs="Arial"/>
-                <w:color w:val="124F1A" w:themeColor="accent3" w:themeShade="BF"/>
-                <w:sz w:val="18"/>
-                <w:szCs w:val="18"/>
-                <w:lang w:val="en-US"/>
-              </w:rPr>
-            </w:pPr>
-            <w:r>
-              <w:rPr>
-                <w:rFonts w:ascii="Bahnschrift Light SemiCondensed" w:hAnsi="Bahnschrift Light SemiCondensed" w:cs="Arial"/>
-                <w:color w:val="124F1A" w:themeColor="accent3" w:themeShade="BF"/>
-                <w:sz w:val="18"/>
-                <w:szCs w:val="18"/>
+                <w:rFonts w:ascii="Courier New" w:hAnsi="Courier New" w:cs="Courier New"/>
+                <w:color w:val="124F1A" w:themeColor="accent3" w:themeShade="BF"/>
+                <w:sz w:val="14"/>
+                <w:szCs w:val="14"/>
+                <w:lang w:val="en-US"/>
+              </w:rPr>
+            </w:pPr>
+            <w:r>
+              <w:rPr>
+                <w:rFonts w:ascii="Courier New" w:hAnsi="Courier New" w:cs="Courier New"/>
+                <w:color w:val="124F1A" w:themeColor="accent3" w:themeShade="BF"/>
+                <w:sz w:val="14"/>
+                <w:szCs w:val="14"/>
                 <w:lang w:val="en-US"/>
               </w:rPr>
               <w:t xml:space="preserve">    </w:t>
             </w:r>
             <w:r>
               <w:rPr>
-                <w:rFonts w:ascii="Bahnschrift Light SemiCondensed" w:hAnsi="Bahnschrift Light SemiCondensed" w:cs="Arial"/>
-                <w:color w:val="124F1A" w:themeColor="accent3" w:themeShade="BF"/>
-                <w:sz w:val="18"/>
-                <w:szCs w:val="18"/>
+                <w:rFonts w:ascii="Courier New" w:hAnsi="Courier New" w:cs="Courier New"/>
+                <w:color w:val="124F1A" w:themeColor="accent3" w:themeShade="BF"/>
+                <w:sz w:val="14"/>
+                <w:szCs w:val="14"/>
                 <w:lang w:val="en-US"/>
               </w:rPr>
               <w:tab/>
@@ -11207,10 +11125,10 @@
             <w:proofErr w:type="spellStart"/>
             <w:r>
               <w:rPr>
-                <w:rFonts w:ascii="Bahnschrift Light SemiCondensed" w:hAnsi="Bahnschrift Light SemiCondensed" w:cs="Arial"/>
-                <w:color w:val="124F1A" w:themeColor="accent3" w:themeShade="BF"/>
-                <w:sz w:val="18"/>
-                <w:szCs w:val="18"/>
+                <w:rFonts w:ascii="Courier New" w:hAnsi="Courier New" w:cs="Courier New"/>
+                <w:color w:val="124F1A" w:themeColor="accent3" w:themeShade="BF"/>
+                <w:sz w:val="14"/>
+                <w:szCs w:val="14"/>
                 <w:lang w:val="en-US"/>
               </w:rPr>
               <w:t>json</w:t>
@@ -11218,10 +11136,10 @@
             <w:proofErr w:type="spellEnd"/>
             <w:r>
               <w:rPr>
-                <w:rFonts w:ascii="Bahnschrift Light SemiCondensed" w:hAnsi="Bahnschrift Light SemiCondensed" w:cs="Arial"/>
-                <w:color w:val="124F1A" w:themeColor="accent3" w:themeShade="BF"/>
-                <w:sz w:val="18"/>
-                <w:szCs w:val="18"/>
+                <w:rFonts w:ascii="Courier New" w:hAnsi="Courier New" w:cs="Courier New"/>
+                <w:color w:val="124F1A" w:themeColor="accent3" w:themeShade="BF"/>
+                <w:sz w:val="14"/>
+                <w:szCs w:val="14"/>
                 <w:lang w:val="en-US"/>
               </w:rPr>
               <w:t>", "IDENTDN": "BE0200000136", "NUMBER": 426, "</w:t>
@@ -11229,10 +11147,10 @@
             <w:proofErr w:type="spellStart"/>
             <w:r>
               <w:rPr>
-                <w:rFonts w:ascii="Bahnschrift Light SemiCondensed" w:hAnsi="Bahnschrift Light SemiCondensed" w:cs="Arial"/>
-                <w:color w:val="124F1A" w:themeColor="accent3" w:themeShade="BF"/>
-                <w:sz w:val="18"/>
-                <w:szCs w:val="18"/>
+                <w:rFonts w:ascii="Courier New" w:hAnsi="Courier New" w:cs="Courier New"/>
+                <w:color w:val="124F1A" w:themeColor="accent3" w:themeShade="BF"/>
+                <w:sz w:val="14"/>
+                <w:szCs w:val="14"/>
                 <w:lang w:val="en-US"/>
               </w:rPr>
               <w:t>ExpectedStatusCode</w:t>
@@ -11240,10 +11158,10 @@
             <w:proofErr w:type="spellEnd"/>
             <w:r>
               <w:rPr>
-                <w:rFonts w:ascii="Bahnschrift Light SemiCondensed" w:hAnsi="Bahnschrift Light SemiCondensed" w:cs="Arial"/>
-                <w:color w:val="124F1A" w:themeColor="accent3" w:themeShade="BF"/>
-                <w:sz w:val="18"/>
-                <w:szCs w:val="18"/>
+                <w:rFonts w:ascii="Courier New" w:hAnsi="Courier New" w:cs="Courier New"/>
+                <w:color w:val="124F1A" w:themeColor="accent3" w:themeShade="BF"/>
+                <w:sz w:val="14"/>
+                <w:szCs w:val="14"/>
                 <w:lang w:val="en-US"/>
               </w:rPr>
               <w:t xml:space="preserve">": </w:t>
@@ -11251,10 +11169,10 @@
             <w:proofErr w:type="gramStart"/>
             <w:r>
               <w:rPr>
-                <w:rFonts w:ascii="Bahnschrift Light SemiCondensed" w:hAnsi="Bahnschrift Light SemiCondensed" w:cs="Arial"/>
-                <w:color w:val="124F1A" w:themeColor="accent3" w:themeShade="BF"/>
-                <w:sz w:val="18"/>
-                <w:szCs w:val="18"/>
+                <w:rFonts w:ascii="Courier New" w:hAnsi="Courier New" w:cs="Courier New"/>
+                <w:color w:val="124F1A" w:themeColor="accent3" w:themeShade="BF"/>
+                <w:sz w:val="14"/>
+                <w:szCs w:val="14"/>
                 <w:lang w:val="en-US"/>
               </w:rPr>
               <w:t>200 }</w:t>
@@ -11262,10 +11180,10 @@
             <w:proofErr w:type="gramEnd"/>
             <w:r>
               <w:rPr>
-                <w:rFonts w:ascii="Bahnschrift Light SemiCondensed" w:hAnsi="Bahnschrift Light SemiCondensed" w:cs="Arial"/>
-                <w:color w:val="124F1A" w:themeColor="accent3" w:themeShade="BF"/>
-                <w:sz w:val="18"/>
-                <w:szCs w:val="18"/>
+                <w:rFonts w:ascii="Courier New" w:hAnsi="Courier New" w:cs="Courier New"/>
+                <w:color w:val="124F1A" w:themeColor="accent3" w:themeShade="BF"/>
+                <w:sz w:val="14"/>
+                <w:szCs w:val="14"/>
                 <w:lang w:val="en-US"/>
               </w:rPr>
               <w:t>,</w:t>
@@ -11275,29 +11193,29 @@
             <w:pPr>
               <w:pStyle w:val="Sansinterligne"/>
               <w:rPr>
-                <w:rFonts w:ascii="Bahnschrift Light SemiCondensed" w:hAnsi="Bahnschrift Light SemiCondensed" w:cs="Arial"/>
-                <w:color w:val="124F1A" w:themeColor="accent3" w:themeShade="BF"/>
-                <w:sz w:val="18"/>
-                <w:szCs w:val="18"/>
-                <w:lang w:val="en-US"/>
-              </w:rPr>
-            </w:pPr>
-            <w:r>
-              <w:rPr>
-                <w:rFonts w:ascii="Bahnschrift Light SemiCondensed" w:hAnsi="Bahnschrift Light SemiCondensed" w:cs="Arial"/>
-                <w:color w:val="124F1A" w:themeColor="accent3" w:themeShade="BF"/>
-                <w:sz w:val="18"/>
-                <w:szCs w:val="18"/>
+                <w:rFonts w:ascii="Courier New" w:hAnsi="Courier New" w:cs="Courier New"/>
+                <w:color w:val="124F1A" w:themeColor="accent3" w:themeShade="BF"/>
+                <w:sz w:val="14"/>
+                <w:szCs w:val="14"/>
+                <w:lang w:val="en-US"/>
+              </w:rPr>
+            </w:pPr>
+            <w:r>
+              <w:rPr>
+                <w:rFonts w:ascii="Courier New" w:hAnsi="Courier New" w:cs="Courier New"/>
+                <w:color w:val="124F1A" w:themeColor="accent3" w:themeShade="BF"/>
+                <w:sz w:val="14"/>
+                <w:szCs w:val="14"/>
                 <w:lang w:val="en-US"/>
               </w:rPr>
               <w:t xml:space="preserve">    </w:t>
             </w:r>
             <w:r>
               <w:rPr>
-                <w:rFonts w:ascii="Bahnschrift Light SemiCondensed" w:hAnsi="Bahnschrift Light SemiCondensed" w:cs="Arial"/>
-                <w:color w:val="124F1A" w:themeColor="accent3" w:themeShade="BF"/>
-                <w:sz w:val="18"/>
-                <w:szCs w:val="18"/>
+                <w:rFonts w:ascii="Courier New" w:hAnsi="Courier New" w:cs="Courier New"/>
+                <w:color w:val="124F1A" w:themeColor="accent3" w:themeShade="BF"/>
+                <w:sz w:val="14"/>
+                <w:szCs w:val="14"/>
                 <w:lang w:val="en-US"/>
               </w:rPr>
               <w:tab/>
@@ -11306,10 +11224,10 @@
             <w:proofErr w:type="spellStart"/>
             <w:r>
               <w:rPr>
-                <w:rFonts w:ascii="Bahnschrift Light SemiCondensed" w:hAnsi="Bahnschrift Light SemiCondensed" w:cs="Arial"/>
-                <w:color w:val="124F1A" w:themeColor="accent3" w:themeShade="BF"/>
-                <w:sz w:val="18"/>
-                <w:szCs w:val="18"/>
+                <w:rFonts w:ascii="Courier New" w:hAnsi="Courier New" w:cs="Courier New"/>
+                <w:color w:val="124F1A" w:themeColor="accent3" w:themeShade="BF"/>
+                <w:sz w:val="14"/>
+                <w:szCs w:val="14"/>
                 <w:lang w:val="en-US"/>
               </w:rPr>
               <w:t>json</w:t>
@@ -11317,10 +11235,10 @@
             <w:proofErr w:type="spellEnd"/>
             <w:r>
               <w:rPr>
-                <w:rFonts w:ascii="Bahnschrift Light SemiCondensed" w:hAnsi="Bahnschrift Light SemiCondensed" w:cs="Arial"/>
-                <w:color w:val="124F1A" w:themeColor="accent3" w:themeShade="BF"/>
-                <w:sz w:val="18"/>
-                <w:szCs w:val="18"/>
+                <w:rFonts w:ascii="Courier New" w:hAnsi="Courier New" w:cs="Courier New"/>
+                <w:color w:val="124F1A" w:themeColor="accent3" w:themeShade="BF"/>
+                <w:sz w:val="14"/>
+                <w:szCs w:val="14"/>
                 <w:lang w:val="en-US"/>
               </w:rPr>
               <w:t>", "IDENTDN": "UR0200001201", "NUMBER": 100, "</w:t>
@@ -11328,10 +11246,10 @@
             <w:proofErr w:type="spellStart"/>
             <w:r>
               <w:rPr>
-                <w:rFonts w:ascii="Bahnschrift Light SemiCondensed" w:hAnsi="Bahnschrift Light SemiCondensed" w:cs="Arial"/>
-                <w:color w:val="124F1A" w:themeColor="accent3" w:themeShade="BF"/>
-                <w:sz w:val="18"/>
-                <w:szCs w:val="18"/>
+                <w:rFonts w:ascii="Courier New" w:hAnsi="Courier New" w:cs="Courier New"/>
+                <w:color w:val="124F1A" w:themeColor="accent3" w:themeShade="BF"/>
+                <w:sz w:val="14"/>
+                <w:szCs w:val="14"/>
                 <w:lang w:val="en-US"/>
               </w:rPr>
               <w:t>ExpectedStatusCode</w:t>
@@ -11339,10 +11257,10 @@
             <w:proofErr w:type="spellEnd"/>
             <w:r>
               <w:rPr>
-                <w:rFonts w:ascii="Bahnschrift Light SemiCondensed" w:hAnsi="Bahnschrift Light SemiCondensed" w:cs="Arial"/>
-                <w:color w:val="124F1A" w:themeColor="accent3" w:themeShade="BF"/>
-                <w:sz w:val="18"/>
-                <w:szCs w:val="18"/>
+                <w:rFonts w:ascii="Courier New" w:hAnsi="Courier New" w:cs="Courier New"/>
+                <w:color w:val="124F1A" w:themeColor="accent3" w:themeShade="BF"/>
+                <w:sz w:val="14"/>
+                <w:szCs w:val="14"/>
                 <w:lang w:val="en-US"/>
               </w:rPr>
               <w:t xml:space="preserve">": </w:t>
@@ -11350,10 +11268,10 @@
             <w:proofErr w:type="gramStart"/>
             <w:r>
               <w:rPr>
-                <w:rFonts w:ascii="Bahnschrift Light SemiCondensed" w:hAnsi="Bahnschrift Light SemiCondensed" w:cs="Arial"/>
-                <w:color w:val="124F1A" w:themeColor="accent3" w:themeShade="BF"/>
-                <w:sz w:val="18"/>
-                <w:szCs w:val="18"/>
+                <w:rFonts w:ascii="Courier New" w:hAnsi="Courier New" w:cs="Courier New"/>
+                <w:color w:val="124F1A" w:themeColor="accent3" w:themeShade="BF"/>
+                <w:sz w:val="14"/>
+                <w:szCs w:val="14"/>
                 <w:lang w:val="en-US"/>
               </w:rPr>
               <w:t>204 }</w:t>
@@ -11361,10 +11279,10 @@
             <w:proofErr w:type="gramEnd"/>
             <w:r>
               <w:rPr>
-                <w:rFonts w:ascii="Bahnschrift Light SemiCondensed" w:hAnsi="Bahnschrift Light SemiCondensed" w:cs="Arial"/>
-                <w:color w:val="124F1A" w:themeColor="accent3" w:themeShade="BF"/>
-                <w:sz w:val="18"/>
-                <w:szCs w:val="18"/>
+                <w:rFonts w:ascii="Courier New" w:hAnsi="Courier New" w:cs="Courier New"/>
+                <w:color w:val="124F1A" w:themeColor="accent3" w:themeShade="BF"/>
+                <w:sz w:val="14"/>
+                <w:szCs w:val="14"/>
                 <w:lang w:val="en-US"/>
               </w:rPr>
               <w:t>,</w:t>
@@ -11374,29 +11292,29 @@
             <w:pPr>
               <w:pStyle w:val="Sansinterligne"/>
               <w:rPr>
-                <w:rFonts w:ascii="Bahnschrift Light SemiCondensed" w:hAnsi="Bahnschrift Light SemiCondensed" w:cs="Arial"/>
-                <w:color w:val="124F1A" w:themeColor="accent3" w:themeShade="BF"/>
-                <w:sz w:val="18"/>
-                <w:szCs w:val="18"/>
-                <w:lang w:val="en-US"/>
-              </w:rPr>
-            </w:pPr>
-            <w:r>
-              <w:rPr>
-                <w:rFonts w:ascii="Bahnschrift Light SemiCondensed" w:hAnsi="Bahnschrift Light SemiCondensed" w:cs="Arial"/>
-                <w:color w:val="124F1A" w:themeColor="accent3" w:themeShade="BF"/>
-                <w:sz w:val="18"/>
-                <w:szCs w:val="18"/>
+                <w:rFonts w:ascii="Courier New" w:hAnsi="Courier New" w:cs="Courier New"/>
+                <w:color w:val="124F1A" w:themeColor="accent3" w:themeShade="BF"/>
+                <w:sz w:val="14"/>
+                <w:szCs w:val="14"/>
+                <w:lang w:val="en-US"/>
+              </w:rPr>
+            </w:pPr>
+            <w:r>
+              <w:rPr>
+                <w:rFonts w:ascii="Courier New" w:hAnsi="Courier New" w:cs="Courier New"/>
+                <w:color w:val="124F1A" w:themeColor="accent3" w:themeShade="BF"/>
+                <w:sz w:val="14"/>
+                <w:szCs w:val="14"/>
                 <w:lang w:val="en-US"/>
               </w:rPr>
               <w:t xml:space="preserve">    </w:t>
             </w:r>
             <w:r>
               <w:rPr>
-                <w:rFonts w:ascii="Bahnschrift Light SemiCondensed" w:hAnsi="Bahnschrift Light SemiCondensed" w:cs="Arial"/>
-                <w:color w:val="124F1A" w:themeColor="accent3" w:themeShade="BF"/>
-                <w:sz w:val="18"/>
-                <w:szCs w:val="18"/>
+                <w:rFonts w:ascii="Courier New" w:hAnsi="Courier New" w:cs="Courier New"/>
+                <w:color w:val="124F1A" w:themeColor="accent3" w:themeShade="BF"/>
+                <w:sz w:val="14"/>
+                <w:szCs w:val="14"/>
                 <w:lang w:val="en-US"/>
               </w:rPr>
               <w:tab/>
@@ -11405,10 +11323,10 @@
             <w:proofErr w:type="spellStart"/>
             <w:r>
               <w:rPr>
-                <w:rFonts w:ascii="Bahnschrift Light SemiCondensed" w:hAnsi="Bahnschrift Light SemiCondensed" w:cs="Arial"/>
-                <w:color w:val="124F1A" w:themeColor="accent3" w:themeShade="BF"/>
-                <w:sz w:val="18"/>
-                <w:szCs w:val="18"/>
+                <w:rFonts w:ascii="Courier New" w:hAnsi="Courier New" w:cs="Courier New"/>
+                <w:color w:val="124F1A" w:themeColor="accent3" w:themeShade="BF"/>
+                <w:sz w:val="14"/>
+                <w:szCs w:val="14"/>
                 <w:lang w:val="en-US"/>
               </w:rPr>
               <w:t>ExpectedStatusCode</w:t>
@@ -11416,10 +11334,10 @@
             <w:proofErr w:type="spellEnd"/>
             <w:r>
               <w:rPr>
-                <w:rFonts w:ascii="Bahnschrift Light SemiCondensed" w:hAnsi="Bahnschrift Light SemiCondensed" w:cs="Arial"/>
-                <w:color w:val="124F1A" w:themeColor="accent3" w:themeShade="BF"/>
-                <w:sz w:val="18"/>
-                <w:szCs w:val="18"/>
+                <w:rFonts w:ascii="Courier New" w:hAnsi="Courier New" w:cs="Courier New"/>
+                <w:color w:val="124F1A" w:themeColor="accent3" w:themeShade="BF"/>
+                <w:sz w:val="14"/>
+                <w:szCs w:val="14"/>
                 <w:lang w:val="en-US"/>
               </w:rPr>
               <w:t xml:space="preserve">": </w:t>
@@ -11427,10 +11345,10 @@
             <w:proofErr w:type="gramStart"/>
             <w:r>
               <w:rPr>
-                <w:rFonts w:ascii="Bahnschrift Light SemiCondensed" w:hAnsi="Bahnschrift Light SemiCondensed" w:cs="Arial"/>
-                <w:color w:val="124F1A" w:themeColor="accent3" w:themeShade="BF"/>
-                <w:sz w:val="18"/>
-                <w:szCs w:val="18"/>
+                <w:rFonts w:ascii="Courier New" w:hAnsi="Courier New" w:cs="Courier New"/>
+                <w:color w:val="124F1A" w:themeColor="accent3" w:themeShade="BF"/>
+                <w:sz w:val="14"/>
+                <w:szCs w:val="14"/>
                 <w:lang w:val="en-US"/>
               </w:rPr>
               <w:t>500 }</w:t>
@@ -11441,28 +11359,28 @@
             <w:pPr>
               <w:pStyle w:val="Sansinterligne"/>
               <w:rPr>
-                <w:rFonts w:ascii="Bahnschrift Light SemiCondensed" w:hAnsi="Bahnschrift Light SemiCondensed" w:cs="Arial"/>
-                <w:color w:val="124F1A" w:themeColor="accent3" w:themeShade="BF"/>
-                <w:sz w:val="18"/>
-                <w:szCs w:val="18"/>
-              </w:rPr>
-            </w:pPr>
-            <w:r>
-              <w:rPr>
-                <w:rFonts w:ascii="Bahnschrift Light SemiCondensed" w:hAnsi="Bahnschrift Light SemiCondensed" w:cs="Arial"/>
-                <w:color w:val="124F1A" w:themeColor="accent3" w:themeShade="BF"/>
-                <w:sz w:val="18"/>
-                <w:szCs w:val="18"/>
+                <w:rFonts w:ascii="Courier New" w:hAnsi="Courier New" w:cs="Courier New"/>
+                <w:color w:val="124F1A" w:themeColor="accent3" w:themeShade="BF"/>
+                <w:sz w:val="14"/>
+                <w:szCs w:val="14"/>
+              </w:rPr>
+            </w:pPr>
+            <w:r>
+              <w:rPr>
+                <w:rFonts w:ascii="Courier New" w:hAnsi="Courier New" w:cs="Courier New"/>
+                <w:color w:val="124F1A" w:themeColor="accent3" w:themeShade="BF"/>
+                <w:sz w:val="14"/>
+                <w:szCs w:val="14"/>
                 <w:lang w:val="en-US"/>
               </w:rPr>
               <w:t xml:space="preserve">  </w:t>
             </w:r>
             <w:r>
               <w:rPr>
-                <w:rFonts w:ascii="Bahnschrift Light SemiCondensed" w:hAnsi="Bahnschrift Light SemiCondensed" w:cs="Arial"/>
-                <w:color w:val="124F1A" w:themeColor="accent3" w:themeShade="BF"/>
-                <w:sz w:val="18"/>
-                <w:szCs w:val="18"/>
+                <w:rFonts w:ascii="Courier New" w:hAnsi="Courier New" w:cs="Courier New"/>
+                <w:color w:val="124F1A" w:themeColor="accent3" w:themeShade="BF"/>
+                <w:sz w:val="14"/>
+                <w:szCs w:val="14"/>
               </w:rPr>
               <w:t>]</w:t>
             </w:r>
@@ -11479,10 +11397,10 @@
             </w:pPr>
             <w:r>
               <w:rPr>
-                <w:rFonts w:ascii="Bahnschrift Light SemiCondensed" w:hAnsi="Bahnschrift Light SemiCondensed" w:cs="Arial"/>
-                <w:color w:val="124F1A" w:themeColor="accent3" w:themeShade="BF"/>
-                <w:sz w:val="18"/>
-                <w:szCs w:val="18"/>
+                <w:rFonts w:ascii="Courier New" w:hAnsi="Courier New" w:cs="Courier New"/>
+                <w:color w:val="124F1A" w:themeColor="accent3" w:themeShade="BF"/>
+                <w:sz w:val="14"/>
+                <w:szCs w:val="14"/>
               </w:rPr>
               <w:t>}</w:t>
             </w:r>
@@ -11493,10 +11411,12 @@
     <w:p>
       <w:pPr>
         <w:pStyle w:val="Titre1"/>
+        <w:pageBreakBefore/>
         <w:numPr>
           <w:ilvl w:val="0"/>
           <w:numId w:val="23"/>
         </w:numPr>
+        <w:ind w:left="431" w:hanging="431"/>
         <w:rPr>
           <w:rFonts w:ascii="Cadastra" w:hAnsi="Cadastra"/>
           <w:sz w:val="32"/>
@@ -11540,63 +11460,35 @@
         <w:rPr>
           <w:rFonts w:ascii="Cadastra" w:hAnsi="Cadastra"/>
           <w:sz w:val="18"/>
-        </w:rPr>
-      </w:pPr>
-      <w:r>
-        <w:rPr>
-          <w:rFonts w:ascii="Cadastra" w:hAnsi="Cadastra"/>
-          <w:sz w:val="18"/>
-        </w:rPr>
-        <w:t xml:space="preserve">Si vous préférez Docker, vous pouvez </w:t>
-      </w:r>
-      <w:proofErr w:type="spellStart"/>
-      <w:r>
-        <w:rPr>
-          <w:rFonts w:ascii="Cadastra" w:hAnsi="Cadastra"/>
-          <w:sz w:val="18"/>
-        </w:rPr>
-        <w:t>utiliser</w:t>
-      </w:r>
-      <w:proofErr w:type="spellEnd"/>
-      <w:r>
-        <w:rPr>
-          <w:rFonts w:ascii="Cadastra" w:hAnsi="Cadastra"/>
-          <w:sz w:val="18"/>
-        </w:rPr>
-        <w:t xml:space="preserve"> </w:t>
-      </w:r>
-      <w:proofErr w:type="spellStart"/>
-      <w:r>
-        <w:rPr>
-          <w:rFonts w:ascii="Cadastra" w:hAnsi="Cadastra"/>
-          <w:sz w:val="18"/>
-        </w:rPr>
-        <w:t>l'outil</w:t>
-      </w:r>
-      <w:proofErr w:type="spellEnd"/>
-      <w:r>
-        <w:rPr>
-          <w:rFonts w:ascii="Cadastra" w:hAnsi="Cadastra"/>
-          <w:sz w:val="18"/>
-        </w:rPr>
-        <w:t xml:space="preserve"> comme </w:t>
-      </w:r>
-      <w:proofErr w:type="spellStart"/>
-      <w:r>
-        <w:rPr>
-          <w:rFonts w:ascii="Cadastra" w:hAnsi="Cadastra"/>
-          <w:sz w:val="18"/>
+          <w:lang w:val="fr-CH"/>
+        </w:rPr>
+      </w:pPr>
+      <w:r>
+        <w:rPr>
+          <w:rFonts w:ascii="Cadastra" w:hAnsi="Cadastra"/>
+          <w:sz w:val="18"/>
+          <w:lang w:val="fr-CH"/>
+        </w:rPr>
+        <w:t xml:space="preserve">Si vous préférez Docker, vous pouvez utiliser l'outil comme </w:t>
+      </w:r>
+      <w:proofErr w:type="gramStart"/>
+      <w:r>
+        <w:rPr>
+          <w:rFonts w:ascii="Cadastra" w:hAnsi="Cadastra"/>
+          <w:sz w:val="18"/>
+          <w:lang w:val="fr-CH"/>
         </w:rPr>
         <w:t>suit</w:t>
       </w:r>
-      <w:proofErr w:type="spellEnd"/>
-      <w:r>
-        <w:rPr>
-          <w:rFonts w:ascii="Cadastra" w:hAnsi="Cadastra"/>
-          <w:sz w:val="18"/>
+      <w:r>
+        <w:rPr>
+          <w:rFonts w:ascii="Cadastra" w:hAnsi="Cadastra"/>
+          <w:sz w:val="18"/>
+          <w:lang w:val="fr-CH"/>
         </w:rPr>
         <w:t>:</w:t>
       </w:r>
+      <w:proofErr w:type="gramEnd"/>
     </w:p>
     <w:p>
       <w:pPr>
@@ -11682,23 +11574,23 @@
           <w:p>
             <w:pPr>
               <w:rPr>
-                <w:rFonts w:ascii="Bahnschrift Light SemiCondensed" w:hAnsi="Bahnschrift Light SemiCondensed"/>
+                <w:rFonts w:ascii="Courier New" w:hAnsi="Courier New" w:cs="Courier New"/>
                 <w:i/>
                 <w:iCs/>
-                <w:sz w:val="18"/>
-                <w:szCs w:val="18"/>
+                <w:sz w:val="14"/>
+                <w:szCs w:val="14"/>
               </w:rPr>
             </w:pPr>
             <w:proofErr w:type="spellStart"/>
             <w:r>
               <w:rPr>
                 <w:rStyle w:val="Accentuationintense"/>
-                <w:rFonts w:ascii="Bahnschrift Light SemiCondensed" w:hAnsi="Bahnschrift Light SemiCondensed"/>
+                <w:rFonts w:ascii="Courier New" w:hAnsi="Courier New" w:cs="Courier New"/>
                 <w:i w:val="0"/>
                 <w:iCs w:val="0"/>
                 <w:color w:val="124F1A" w:themeColor="accent3" w:themeShade="BF"/>
-                <w:sz w:val="18"/>
-                <w:szCs w:val="18"/>
+                <w:sz w:val="14"/>
+                <w:szCs w:val="14"/>
               </w:rPr>
               <w:t>docker</w:t>
             </w:r>
@@ -11706,12 +11598,12 @@
             <w:r>
               <w:rPr>
                 <w:rStyle w:val="Accentuationintense"/>
-                <w:rFonts w:ascii="Bahnschrift Light SemiCondensed" w:hAnsi="Bahnschrift Light SemiCondensed"/>
+                <w:rFonts w:ascii="Courier New" w:hAnsi="Courier New" w:cs="Courier New"/>
                 <w:i w:val="0"/>
                 <w:iCs w:val="0"/>
                 <w:color w:val="124F1A" w:themeColor="accent3" w:themeShade="BF"/>
-                <w:sz w:val="18"/>
-                <w:szCs w:val="18"/>
+                <w:sz w:val="14"/>
+                <w:szCs w:val="14"/>
               </w:rPr>
               <w:t xml:space="preserve"> </w:t>
             </w:r>
@@ -11719,12 +11611,12 @@
             <w:r>
               <w:rPr>
                 <w:rStyle w:val="Accentuationintense"/>
-                <w:rFonts w:ascii="Bahnschrift Light SemiCondensed" w:hAnsi="Bahnschrift Light SemiCondensed"/>
+                <w:rFonts w:ascii="Courier New" w:hAnsi="Courier New" w:cs="Courier New"/>
                 <w:i w:val="0"/>
                 <w:iCs w:val="0"/>
                 <w:color w:val="124F1A" w:themeColor="accent3" w:themeShade="BF"/>
-                <w:sz w:val="18"/>
-                <w:szCs w:val="18"/>
+                <w:sz w:val="14"/>
+                <w:szCs w:val="14"/>
               </w:rPr>
               <w:t>build</w:t>
             </w:r>
@@ -11732,12 +11624,12 @@
             <w:r>
               <w:rPr>
                 <w:rStyle w:val="Accentuationintense"/>
-                <w:rFonts w:ascii="Bahnschrift Light SemiCondensed" w:hAnsi="Bahnschrift Light SemiCondensed"/>
+                <w:rFonts w:ascii="Courier New" w:hAnsi="Courier New" w:cs="Courier New"/>
                 <w:i w:val="0"/>
                 <w:iCs w:val="0"/>
                 <w:color w:val="124F1A" w:themeColor="accent3" w:themeShade="BF"/>
-                <w:sz w:val="18"/>
-                <w:szCs w:val="18"/>
+                <w:sz w:val="14"/>
+                <w:szCs w:val="14"/>
               </w:rPr>
               <w:t xml:space="preserve"> -t </w:t>
             </w:r>
@@ -11745,12 +11637,12 @@
             <w:r>
               <w:rPr>
                 <w:rStyle w:val="Accentuationintense"/>
-                <w:rFonts w:ascii="Bahnschrift Light SemiCondensed" w:hAnsi="Bahnschrift Light SemiCondensed"/>
+                <w:rFonts w:ascii="Courier New" w:hAnsi="Courier New" w:cs="Courier New"/>
                 <w:i w:val="0"/>
                 <w:iCs w:val="0"/>
                 <w:color w:val="124F1A" w:themeColor="accent3" w:themeShade="BF"/>
-                <w:sz w:val="18"/>
-                <w:szCs w:val="18"/>
+                <w:sz w:val="14"/>
+                <w:szCs w:val="14"/>
               </w:rPr>
               <w:t>oereb-checker</w:t>
             </w:r>
@@ -11824,18 +11716,18 @@
               <w:pStyle w:val="Paragraphedeliste"/>
               <w:ind w:left="0"/>
               <w:rPr>
-                <w:rFonts w:ascii="Bahnschrift Light SemiCondensed" w:hAnsi="Bahnschrift Light SemiCondensed"/>
-                <w:sz w:val="18"/>
-                <w:szCs w:val="18"/>
-                <w:lang w:val="en-US"/>
-              </w:rPr>
-            </w:pPr>
-            <w:r>
-              <w:rPr>
-                <w:rFonts w:ascii="Bahnschrift Light SemiCondensed" w:hAnsi="Bahnschrift Light SemiCondensed"/>
-                <w:color w:val="124F1A" w:themeColor="accent3" w:themeShade="BF"/>
-                <w:sz w:val="18"/>
-                <w:szCs w:val="18"/>
+                <w:rFonts w:ascii="Courier New" w:hAnsi="Courier New" w:cs="Courier New"/>
+                <w:sz w:val="13"/>
+                <w:szCs w:val="13"/>
+                <w:lang w:val="en-US"/>
+              </w:rPr>
+            </w:pPr>
+            <w:r>
+              <w:rPr>
+                <w:rFonts w:ascii="Courier New" w:hAnsi="Courier New" w:cs="Courier New"/>
+                <w:color w:val="124F1A" w:themeColor="accent3" w:themeShade="BF"/>
+                <w:sz w:val="13"/>
+                <w:szCs w:val="13"/>
                 <w:lang w:val="en-US"/>
               </w:rPr>
               <w:t>docker run -v $(</w:t>
@@ -11843,10 +11735,10 @@
             <w:proofErr w:type="spellStart"/>
             <w:r>
               <w:rPr>
-                <w:rFonts w:ascii="Bahnschrift Light SemiCondensed" w:hAnsi="Bahnschrift Light SemiCondensed"/>
-                <w:color w:val="124F1A" w:themeColor="accent3" w:themeShade="BF"/>
-                <w:sz w:val="18"/>
-                <w:szCs w:val="18"/>
+                <w:rFonts w:ascii="Courier New" w:hAnsi="Courier New" w:cs="Courier New"/>
+                <w:color w:val="124F1A" w:themeColor="accent3" w:themeShade="BF"/>
+                <w:sz w:val="13"/>
+                <w:szCs w:val="13"/>
                 <w:lang w:val="en-US"/>
               </w:rPr>
               <w:t>pwd</w:t>
@@ -11854,10 +11746,10 @@
             <w:proofErr w:type="spellEnd"/>
             <w:r>
               <w:rPr>
-                <w:rFonts w:ascii="Bahnschrift Light SemiCondensed" w:hAnsi="Bahnschrift Light SemiCondensed"/>
-                <w:color w:val="124F1A" w:themeColor="accent3" w:themeShade="BF"/>
-                <w:sz w:val="18"/>
-                <w:szCs w:val="18"/>
+                <w:rFonts w:ascii="Courier New" w:hAnsi="Courier New" w:cs="Courier New"/>
+                <w:color w:val="124F1A" w:themeColor="accent3" w:themeShade="BF"/>
+                <w:sz w:val="13"/>
+                <w:szCs w:val="13"/>
                 <w:lang w:val="en-US"/>
               </w:rPr>
               <w:t xml:space="preserve">)/output:/app/output </w:t>
@@ -11865,10 +11757,10 @@
             <w:proofErr w:type="spellStart"/>
             <w:r>
               <w:rPr>
-                <w:rFonts w:ascii="Bahnschrift Light SemiCondensed" w:hAnsi="Bahnschrift Light SemiCondensed"/>
-                <w:color w:val="124F1A" w:themeColor="accent3" w:themeShade="BF"/>
-                <w:sz w:val="18"/>
-                <w:szCs w:val="18"/>
+                <w:rFonts w:ascii="Courier New" w:hAnsi="Courier New" w:cs="Courier New"/>
+                <w:color w:val="124F1A" w:themeColor="accent3" w:themeShade="BF"/>
+                <w:sz w:val="13"/>
+                <w:szCs w:val="13"/>
                 <w:lang w:val="en-US"/>
               </w:rPr>
               <w:t>oereb</w:t>
@@ -11876,10 +11768,10 @@
             <w:proofErr w:type="spellEnd"/>
             <w:r>
               <w:rPr>
-                <w:rFonts w:ascii="Bahnschrift Light SemiCondensed" w:hAnsi="Bahnschrift Light SemiCondensed"/>
-                <w:color w:val="124F1A" w:themeColor="accent3" w:themeShade="BF"/>
-                <w:sz w:val="18"/>
-                <w:szCs w:val="18"/>
+                <w:rFonts w:ascii="Courier New" w:hAnsi="Courier New" w:cs="Courier New"/>
+                <w:color w:val="124F1A" w:themeColor="accent3" w:themeShade="BF"/>
+                <w:sz w:val="13"/>
+                <w:szCs w:val="13"/>
                 <w:lang w:val="en-US"/>
               </w:rPr>
               <w:t>-checker -canton BE -</w:t>
@@ -11887,10 +11779,10 @@
             <w:proofErr w:type="spellStart"/>
             <w:r>
               <w:rPr>
-                <w:rFonts w:ascii="Bahnschrift Light SemiCondensed" w:hAnsi="Bahnschrift Light SemiCondensed"/>
-                <w:color w:val="124F1A" w:themeColor="accent3" w:themeShade="BF"/>
-                <w:sz w:val="18"/>
-                <w:szCs w:val="18"/>
+                <w:rFonts w:ascii="Courier New" w:hAnsi="Courier New" w:cs="Courier New"/>
+                <w:color w:val="124F1A" w:themeColor="accent3" w:themeShade="BF"/>
+                <w:sz w:val="13"/>
+                <w:szCs w:val="13"/>
                 <w:lang w:val="en-US"/>
               </w:rPr>
               <w:t>baseurl</w:t>
@@ -11898,10 +11790,10 @@
             <w:proofErr w:type="spellEnd"/>
             <w:r>
               <w:rPr>
-                <w:rFonts w:ascii="Bahnschrift Light SemiCondensed" w:hAnsi="Bahnschrift Light SemiCondensed"/>
-                <w:color w:val="124F1A" w:themeColor="accent3" w:themeShade="BF"/>
-                <w:sz w:val="18"/>
-                <w:szCs w:val="18"/>
+                <w:rFonts w:ascii="Courier New" w:hAnsi="Courier New" w:cs="Courier New"/>
+                <w:color w:val="124F1A" w:themeColor="accent3" w:themeShade="BF"/>
+                <w:sz w:val="13"/>
+                <w:szCs w:val="13"/>
                 <w:lang w:val="en-US"/>
               </w:rPr>
               <w:t xml:space="preserve"> https://www.oereb2.apps.be.ch -type </w:t>
@@ -11909,10 +11801,10 @@
             <w:proofErr w:type="spellStart"/>
             <w:r>
               <w:rPr>
-                <w:rFonts w:ascii="Bahnschrift Light SemiCondensed" w:hAnsi="Bahnschrift Light SemiCondensed"/>
-                <w:color w:val="124F1A" w:themeColor="accent3" w:themeShade="BF"/>
-                <w:sz w:val="18"/>
-                <w:szCs w:val="18"/>
+                <w:rFonts w:ascii="Courier New" w:hAnsi="Courier New" w:cs="Courier New"/>
+                <w:color w:val="124F1A" w:themeColor="accent3" w:themeShade="BF"/>
+                <w:sz w:val="13"/>
+                <w:szCs w:val="13"/>
                 <w:lang w:val="en-US"/>
               </w:rPr>
               <w:t>GetCapabilities</w:t>
@@ -11920,10 +11812,10 @@
             <w:proofErr w:type="spellEnd"/>
             <w:r>
               <w:rPr>
-                <w:rFonts w:ascii="Bahnschrift Light SemiCondensed" w:hAnsi="Bahnschrift Light SemiCondensed"/>
-                <w:color w:val="124F1A" w:themeColor="accent3" w:themeShade="BF"/>
-                <w:sz w:val="18"/>
-                <w:szCs w:val="18"/>
+                <w:rFonts w:ascii="Courier New" w:hAnsi="Courier New" w:cs="Courier New"/>
+                <w:color w:val="124F1A" w:themeColor="accent3" w:themeShade="BF"/>
+                <w:sz w:val="13"/>
+                <w:szCs w:val="13"/>
                 <w:lang w:val="en-US"/>
               </w:rPr>
               <w:t xml:space="preserve"> -format xml</w:t>
@@ -11972,9 +11864,9 @@
           <w:rFonts w:cs="Arial"/>
           <w:i/>
           <w:iCs/>
-        </w:rPr>
-      </w:pPr>
-      <w:proofErr w:type="spellStart"/>
+          <w:lang w:val="fr-CH"/>
+        </w:rPr>
+      </w:pPr>
       <w:proofErr w:type="gramStart"/>
       <w:r>
         <w:rPr>
@@ -11982,203 +11874,35 @@
           <w:i/>
           <w:iCs/>
           <w:color w:val="0F4761" w:themeColor="accent1" w:themeShade="BF"/>
-        </w:rPr>
-        <w:t>MaxImageAspectRationPercentageDifference</w:t>
-      </w:r>
-      <w:proofErr w:type="spellEnd"/>
+          <w:lang w:val="fr-CH"/>
+        </w:rPr>
+        <w:t>MaxImageAspectRationPercentageDifference:</w:t>
+      </w:r>
+      <w:proofErr w:type="gramEnd"/>
       <w:r>
         <w:rPr>
           <w:rFonts w:cs="Arial"/>
           <w:i/>
           <w:iCs/>
-          <w:color w:val="0F4761" w:themeColor="accent1" w:themeShade="BF"/>
-        </w:rPr>
-        <w:t>:</w:t>
-      </w:r>
-      <w:proofErr w:type="gramEnd"/>
+          <w:lang w:val="fr-CH"/>
+        </w:rPr>
+        <w:t xml:space="preserve"> </w:t>
+      </w:r>
       <w:r>
         <w:rPr>
           <w:rFonts w:cs="Arial"/>
           <w:i/>
           <w:iCs/>
-        </w:rPr>
-        <w:t xml:space="preserve"> </w:t>
+          <w:lang w:val="fr-CH"/>
+        </w:rPr>
+        <w:t>Valeur du seuil en pourcentage lors du contrôle du rapport hauteur/largeur de l'image (facultatif)</w:t>
       </w:r>
       <w:r>
         <w:rPr>
           <w:rFonts w:cs="Arial"/>
           <w:i/>
           <w:iCs/>
-        </w:rPr>
-        <w:t xml:space="preserve">Valeur du </w:t>
-      </w:r>
-      <w:proofErr w:type="spellStart"/>
-      <w:r>
-        <w:rPr>
-          <w:rFonts w:cs="Arial"/>
-          <w:i/>
-          <w:iCs/>
-        </w:rPr>
-        <w:t>seuil</w:t>
-      </w:r>
-      <w:proofErr w:type="spellEnd"/>
-      <w:r>
-        <w:rPr>
-          <w:rFonts w:cs="Arial"/>
-          <w:i/>
-          <w:iCs/>
-        </w:rPr>
-        <w:t xml:space="preserve"> en </w:t>
-      </w:r>
-      <w:proofErr w:type="spellStart"/>
-      <w:r>
-        <w:rPr>
-          <w:rFonts w:cs="Arial"/>
-          <w:i/>
-          <w:iCs/>
-        </w:rPr>
-        <w:t>pourcentage</w:t>
-      </w:r>
-      <w:proofErr w:type="spellEnd"/>
-      <w:r>
-        <w:rPr>
-          <w:rFonts w:cs="Arial"/>
-          <w:i/>
-          <w:iCs/>
-        </w:rPr>
-        <w:t xml:space="preserve"> </w:t>
-      </w:r>
-      <w:proofErr w:type="spellStart"/>
-      <w:r>
-        <w:rPr>
-          <w:rFonts w:cs="Arial"/>
-          <w:i/>
-          <w:iCs/>
-        </w:rPr>
-        <w:t>lors</w:t>
-      </w:r>
-      <w:proofErr w:type="spellEnd"/>
-      <w:r>
-        <w:rPr>
-          <w:rFonts w:cs="Arial"/>
-          <w:i/>
-          <w:iCs/>
-        </w:rPr>
-        <w:t xml:space="preserve"> du </w:t>
-      </w:r>
-      <w:proofErr w:type="spellStart"/>
-      <w:r>
-        <w:rPr>
-          <w:rFonts w:cs="Arial"/>
-          <w:i/>
-          <w:iCs/>
-        </w:rPr>
-        <w:t>contrôle</w:t>
-      </w:r>
-      <w:proofErr w:type="spellEnd"/>
-      <w:r>
-        <w:rPr>
-          <w:rFonts w:cs="Arial"/>
-          <w:i/>
-          <w:iCs/>
-        </w:rPr>
-        <w:t xml:space="preserve"> du </w:t>
-      </w:r>
-      <w:proofErr w:type="spellStart"/>
-      <w:r>
-        <w:rPr>
-          <w:rFonts w:cs="Arial"/>
-          <w:i/>
-          <w:iCs/>
-        </w:rPr>
-        <w:t>rapport</w:t>
-      </w:r>
-      <w:proofErr w:type="spellEnd"/>
-      <w:r>
-        <w:rPr>
-          <w:rFonts w:cs="Arial"/>
-          <w:i/>
-          <w:iCs/>
-        </w:rPr>
-        <w:t xml:space="preserve"> </w:t>
-      </w:r>
-      <w:proofErr w:type="spellStart"/>
-      <w:r>
-        <w:rPr>
-          <w:rFonts w:cs="Arial"/>
-          <w:i/>
-          <w:iCs/>
-        </w:rPr>
-        <w:t>hauteur</w:t>
-      </w:r>
-      <w:proofErr w:type="spellEnd"/>
-      <w:r>
-        <w:rPr>
-          <w:rFonts w:cs="Arial"/>
-          <w:i/>
-          <w:iCs/>
-        </w:rPr>
-        <w:t>/</w:t>
-      </w:r>
-      <w:proofErr w:type="spellStart"/>
-      <w:r>
-        <w:rPr>
-          <w:rFonts w:cs="Arial"/>
-          <w:i/>
-          <w:iCs/>
-        </w:rPr>
-        <w:t>largeur</w:t>
-      </w:r>
-      <w:proofErr w:type="spellEnd"/>
-      <w:r>
-        <w:rPr>
-          <w:rFonts w:cs="Arial"/>
-          <w:i/>
-          <w:iCs/>
-        </w:rPr>
-        <w:t xml:space="preserve"> de </w:t>
-      </w:r>
-      <w:proofErr w:type="spellStart"/>
-      <w:r>
-        <w:rPr>
-          <w:rFonts w:cs="Arial"/>
-          <w:i/>
-          <w:iCs/>
-        </w:rPr>
-        <w:t>l'image</w:t>
-      </w:r>
-      <w:proofErr w:type="spellEnd"/>
-      <w:r>
-        <w:rPr>
-          <w:rFonts w:cs="Arial"/>
-          <w:i/>
-          <w:iCs/>
-        </w:rPr>
-        <w:t xml:space="preserve"> (</w:t>
-      </w:r>
-      <w:proofErr w:type="spellStart"/>
-      <w:r>
-        <w:rPr>
-          <w:rFonts w:cs="Arial"/>
-          <w:i/>
-          <w:iCs/>
-        </w:rPr>
-        <w:t>facultatif</w:t>
-      </w:r>
-      <w:proofErr w:type="spellEnd"/>
-      <w:r>
-        <w:rPr>
-          <w:rFonts w:cs="Arial"/>
-          <w:i/>
-          <w:iCs/>
-        </w:rPr>
-        <w:t>)</w:t>
-      </w:r>
-      <w:r>
-        <w:rPr>
-          <w:rFonts w:cs="Arial"/>
-          <w:i/>
-          <w:iCs/>
+          <w:lang w:val="fr-CH"/>
         </w:rPr>
         <w:t>.</w:t>
       </w:r>
@@ -12194,6 +11918,7 @@
           <w:rFonts w:cs="Arial"/>
           <w:i/>
           <w:iCs/>
+          <w:lang w:val="fr-CH"/>
         </w:rPr>
       </w:pPr>
       <w:r>
@@ -12202,34 +11927,39 @@
           <w:i/>
           <w:iCs/>
           <w:color w:val="0F4761" w:themeColor="accent1" w:themeShade="BF"/>
-        </w:rPr>
-        <w:t>S3RegionName:</w:t>
-      </w:r>
+          <w:lang w:val="fr-CH"/>
+        </w:rPr>
+        <w:t>S3</w:t>
+      </w:r>
+      <w:proofErr w:type="gramStart"/>
       <w:r>
         <w:rPr>
           <w:rFonts w:cs="Arial"/>
           <w:i/>
           <w:iCs/>
-        </w:rPr>
-        <w:t xml:space="preserve"> </w:t>
-      </w:r>
-      <w:proofErr w:type="spellStart"/>
+          <w:color w:val="0F4761" w:themeColor="accent1" w:themeShade="BF"/>
+          <w:lang w:val="fr-CH"/>
+        </w:rPr>
+        <w:t>RegionName:</w:t>
+      </w:r>
+      <w:proofErr w:type="gramEnd"/>
       <w:r>
         <w:rPr>
           <w:rFonts w:cs="Arial"/>
           <w:i/>
           <w:iCs/>
-        </w:rPr>
-        <w:t>Nom</w:t>
-      </w:r>
-      <w:proofErr w:type="spellEnd"/>
+          <w:lang w:val="fr-CH"/>
+        </w:rPr>
+        <w:t xml:space="preserve"> </w:t>
+      </w:r>
       <w:r>
         <w:rPr>
           <w:rFonts w:cs="Arial"/>
           <w:i/>
           <w:iCs/>
-        </w:rPr>
-        <w:t xml:space="preserve"> de la région S3 à utiliser pour les compartiments S3 (facultatif).</w:t>
+          <w:lang w:val="fr-CH"/>
+        </w:rPr>
+        <w:t>Nom de la région S3 à utiliser pour les compartiments S3 (facultatif).</w:t>
       </w:r>
     </w:p>
     <w:p>
@@ -12243,6 +11973,7 @@
           <w:rFonts w:cs="Arial"/>
           <w:i/>
           <w:iCs/>
+          <w:lang w:val="fr-CH"/>
         </w:rPr>
       </w:pPr>
       <w:r>
@@ -12251,22 +11982,37 @@
           <w:i/>
           <w:iCs/>
           <w:color w:val="0F4761" w:themeColor="accent1" w:themeShade="BF"/>
-        </w:rPr>
-        <w:t>S3ConfigBucket:</w:t>
-      </w:r>
+          <w:lang w:val="fr-CH"/>
+        </w:rPr>
+        <w:t>S3</w:t>
+      </w:r>
+      <w:proofErr w:type="gramStart"/>
       <w:r>
         <w:rPr>
           <w:rFonts w:cs="Arial"/>
           <w:i/>
           <w:iCs/>
-        </w:rPr>
-        <w:t xml:space="preserve"> </w:t>
-      </w:r>
+          <w:color w:val="0F4761" w:themeColor="accent1" w:themeShade="BF"/>
+          <w:lang w:val="fr-CH"/>
+        </w:rPr>
+        <w:t>ConfigBucket:</w:t>
+      </w:r>
+      <w:proofErr w:type="gramEnd"/>
       <w:r>
         <w:rPr>
           <w:rFonts w:cs="Arial"/>
           <w:i/>
           <w:iCs/>
+          <w:lang w:val="fr-CH"/>
+        </w:rPr>
+        <w:t xml:space="preserve"> </w:t>
+      </w:r>
+      <w:r>
+        <w:rPr>
+          <w:rFonts w:cs="Arial"/>
+          <w:i/>
+          <w:iCs/>
+          <w:lang w:val="fr-CH"/>
         </w:rPr>
         <w:t>Nom du compartiment S3 à partir duquel les configurations doivent être chargées (facultatif).</w:t>
       </w:r>
@@ -12282,6 +12028,7 @@
           <w:rFonts w:cs="Arial"/>
           <w:i/>
           <w:iCs/>
+          <w:lang w:val="fr-CH"/>
         </w:rPr>
       </w:pPr>
       <w:r>
@@ -12290,47 +12037,65 @@
           <w:i/>
           <w:iCs/>
           <w:color w:val="0F4761" w:themeColor="accent1" w:themeShade="BF"/>
-        </w:rPr>
-        <w:t>S3Config:</w:t>
-      </w:r>
-      <w:r>
-        <w:rPr>
-          <w:rFonts w:cs="Arial"/>
-          <w:i/>
-          <w:iCs/>
-        </w:rPr>
-        <w:t xml:space="preserve"> </w:t>
-      </w:r>
-      <w:r>
-        <w:rPr>
-          <w:rFonts w:cs="Arial"/>
-          <w:i/>
-          <w:iCs/>
-        </w:rPr>
-        <w:t xml:space="preserve">Nom/chemin d'accès du fichier de configuration à charger à partir du </w:t>
-      </w:r>
+          <w:lang w:val="fr-CH"/>
+        </w:rPr>
+        <w:t>S3</w:t>
+      </w:r>
+      <w:proofErr w:type="gramStart"/>
       <w:r>
         <w:rPr>
           <w:rFonts w:cs="Arial"/>
           <w:i/>
           <w:iCs/>
           <w:color w:val="0F4761" w:themeColor="accent1" w:themeShade="BF"/>
-        </w:rPr>
-        <w:t xml:space="preserve">S3ConfigBucket </w:t>
-      </w:r>
+          <w:lang w:val="fr-CH"/>
+        </w:rPr>
+        <w:t>Config:</w:t>
+      </w:r>
+      <w:proofErr w:type="gramEnd"/>
       <w:r>
         <w:rPr>
           <w:rFonts w:cs="Arial"/>
           <w:i/>
           <w:iCs/>
-        </w:rPr>
-        <w:t>(facultatif)</w:t>
+          <w:lang w:val="fr-CH"/>
+        </w:rPr>
+        <w:t xml:space="preserve"> </w:t>
       </w:r>
       <w:r>
         <w:rPr>
           <w:rFonts w:cs="Arial"/>
           <w:i/>
           <w:iCs/>
+          <w:lang w:val="fr-CH"/>
+        </w:rPr>
+        <w:t xml:space="preserve">Nom/chemin d'accès du fichier de configuration à charger à partir du </w:t>
+      </w:r>
+      <w:r>
+        <w:rPr>
+          <w:rFonts w:cs="Arial"/>
+          <w:i/>
+          <w:iCs/>
+          <w:color w:val="0F4761" w:themeColor="accent1" w:themeShade="BF"/>
+          <w:lang w:val="fr-CH"/>
+        </w:rPr>
+        <w:t xml:space="preserve">S3ConfigBucket </w:t>
+      </w:r>
+      <w:r>
+        <w:rPr>
+          <w:rFonts w:cs="Arial"/>
+          <w:i/>
+          <w:iCs/>
+          <w:lang w:val="fr-CH"/>
+        </w:rPr>
+        <w:t>(facultatif)</w:t>
+      </w:r>
+      <w:r>
+        <w:rPr>
+          <w:rFonts w:cs="Arial"/>
+          <w:i/>
+          <w:iCs/>
+          <w:lang w:val="fr-CH"/>
         </w:rPr>
         <w:t>.</w:t>
       </w:r>
@@ -12346,6 +12111,7 @@
           <w:rFonts w:cs="Arial"/>
           <w:i/>
           <w:iCs/>
+          <w:lang w:val="fr-CH"/>
         </w:rPr>
       </w:pPr>
       <w:r>
@@ -12354,22 +12120,37 @@
           <w:i/>
           <w:iCs/>
           <w:color w:val="0F4761" w:themeColor="accent1" w:themeShade="BF"/>
-        </w:rPr>
-        <w:t>S3ResultBucket:</w:t>
-      </w:r>
+          <w:lang w:val="fr-CH"/>
+        </w:rPr>
+        <w:t>S3</w:t>
+      </w:r>
+      <w:proofErr w:type="gramStart"/>
       <w:r>
         <w:rPr>
           <w:rFonts w:cs="Arial"/>
           <w:i/>
           <w:iCs/>
-        </w:rPr>
-        <w:t xml:space="preserve"> </w:t>
-      </w:r>
+          <w:color w:val="0F4761" w:themeColor="accent1" w:themeShade="BF"/>
+          <w:lang w:val="fr-CH"/>
+        </w:rPr>
+        <w:t>ResultBucket:</w:t>
+      </w:r>
+      <w:proofErr w:type="gramEnd"/>
       <w:r>
         <w:rPr>
           <w:rFonts w:cs="Arial"/>
           <w:i/>
           <w:iCs/>
+          <w:lang w:val="fr-CH"/>
+        </w:rPr>
+        <w:t xml:space="preserve"> </w:t>
+      </w:r>
+      <w:r>
+        <w:rPr>
+          <w:rFonts w:cs="Arial"/>
+          <w:i/>
+          <w:iCs/>
+          <w:lang w:val="fr-CH"/>
         </w:rPr>
         <w:t>Nom du compartiment S3 pour le téléchargement des résultats (facultatif).</w:t>
       </w:r>
@@ -12385,6 +12166,7 @@
           <w:rFonts w:cs="Arial"/>
           <w:i/>
           <w:iCs/>
+          <w:lang w:val="fr-CH"/>
         </w:rPr>
       </w:pPr>
       <w:r>
@@ -12393,39 +12175,56 @@
           <w:i/>
           <w:iCs/>
           <w:color w:val="0F4761" w:themeColor="accent1" w:themeShade="BF"/>
-        </w:rPr>
-        <w:t>S3ResultOutputPath:</w:t>
-      </w:r>
-      <w:r>
-        <w:rPr>
-          <w:rFonts w:cs="Arial"/>
-          <w:i/>
-          <w:iCs/>
-        </w:rPr>
-        <w:t xml:space="preserve"> </w:t>
-      </w:r>
-      <w:r>
-        <w:rPr>
-          <w:rFonts w:cs="Arial"/>
-          <w:i/>
-          <w:iCs/>
-        </w:rPr>
-        <w:t xml:space="preserve">Chemin sous lequel les résultats sont lus/enregistrés dans </w:t>
-      </w:r>
+          <w:lang w:val="fr-CH"/>
+        </w:rPr>
+        <w:t>S3</w:t>
+      </w:r>
+      <w:proofErr w:type="gramStart"/>
       <w:r>
         <w:rPr>
           <w:rFonts w:cs="Arial"/>
           <w:i/>
           <w:iCs/>
           <w:color w:val="0F4761" w:themeColor="accent1" w:themeShade="BF"/>
-        </w:rPr>
-        <w:t>S3ResultBucket</w:t>
-      </w:r>
+          <w:lang w:val="fr-CH"/>
+        </w:rPr>
+        <w:t>ResultOutputPath:</w:t>
+      </w:r>
+      <w:proofErr w:type="gramEnd"/>
       <w:r>
         <w:rPr>
           <w:rFonts w:cs="Arial"/>
           <w:i/>
           <w:iCs/>
+          <w:lang w:val="fr-CH"/>
+        </w:rPr>
+        <w:t xml:space="preserve"> </w:t>
+      </w:r>
+      <w:r>
+        <w:rPr>
+          <w:rFonts w:cs="Arial"/>
+          <w:i/>
+          <w:iCs/>
+          <w:lang w:val="fr-CH"/>
+        </w:rPr>
+        <w:t xml:space="preserve">Chemin sous lequel les résultats sont lus/enregistrés dans </w:t>
+      </w:r>
+      <w:r>
+        <w:rPr>
+          <w:rFonts w:cs="Arial"/>
+          <w:i/>
+          <w:iCs/>
+          <w:color w:val="0F4761" w:themeColor="accent1" w:themeShade="BF"/>
+          <w:lang w:val="fr-CH"/>
+        </w:rPr>
+        <w:t>S3ResultBucket</w:t>
+      </w:r>
+      <w:r>
+        <w:rPr>
+          <w:rFonts w:cs="Arial"/>
+          <w:i/>
+          <w:iCs/>
+          <w:lang w:val="fr-CH"/>
         </w:rPr>
         <w:t>. Cette variable d'environnement remplace « OutputDirectoryPath » dans les fichiers de configuration (facultatif).</w:t>
       </w:r>
@@ -12438,6 +12237,7 @@
           <w:rStyle w:val="Accentuationintense"/>
           <w:rFonts w:ascii="Cadastra" w:hAnsi="Cadastra"/>
           <w:sz w:val="18"/>
+          <w:lang w:val="fr-CH"/>
         </w:rPr>
       </w:pPr>
     </w:p>
